--- a/lab_3/lab3pdf.docx
+++ b/lab_3/lab3pdf.docx
@@ -922,10 +922,10 @@
           <w:sz w:val="28"/>
         </w:rPr>
         <w:drawing>
-          <wp:inline distT="0" distB="0" distL="0" distR="0" wp14:anchorId="67C00F2B" wp14:editId="51A26A23">
-            <wp:extent cx="5720835" cy="3013545"/>
-            <wp:effectExtent l="0" t="0" r="0" b="0"/>
-            <wp:docPr id="2" name="Рисунок 2"/>
+          <wp:inline distT="0" distB="0" distL="0" distR="0" wp14:anchorId="1679E412" wp14:editId="76821E23">
+            <wp:extent cx="5786651" cy="4287754"/>
+            <wp:effectExtent l="0" t="0" r="5080" b="0"/>
+            <wp:docPr id="3" name="Рисунок 3"/>
             <wp:cNvGraphicFramePr>
               <a:graphicFrameLocks xmlns:a="http://schemas.openxmlformats.org/drawingml/2006/main" noChangeAspect="1"/>
             </wp:cNvGraphicFramePr>
@@ -945,7 +945,7 @@
                   <pic:spPr>
                     <a:xfrm>
                       <a:off x="0" y="0"/>
-                      <a:ext cx="5738688" cy="3022949"/>
+                      <a:ext cx="5800481" cy="4298002"/>
                     </a:xfrm>
                     <a:prstGeom prst="rect">
                       <a:avLst/>
@@ -1026,7 +1026,6 @@
         <w:rPr>
           <w:sz w:val="28"/>
         </w:rPr>
-        <w:lastRenderedPageBreak/>
         <w:t xml:space="preserve">Вывод </w:t>
       </w:r>
     </w:p>
@@ -1036,7 +1035,7 @@
         <w:ind w:left="-15" w:right="50" w:firstLine="708"/>
         <w:jc w:val="both"/>
         <w:rPr>
-          <w:lang w:val="en-US"/>
+          <w:lang w:val="ru-RU"/>
         </w:rPr>
       </w:pPr>
       <w:r>
@@ -3306,6 +3305,7 @@
         <w:ind w:left="-5" w:right="80"/>
       </w:pPr>
       <w:r>
+        <w:lastRenderedPageBreak/>
         <w:t>         </w:t>
       </w:r>
       <w:proofErr w:type="spellStart"/>
@@ -3474,7 +3474,6 @@
         <w:ind w:left="-5" w:right="80"/>
       </w:pPr>
       <w:r>
-        <w:lastRenderedPageBreak/>
         <w:t xml:space="preserve">    </w:t>
       </w:r>
       <w:proofErr w:type="spellStart"/>
@@ -4283,6 +4282,7 @@
   <w:style w:type="character" w:default="1" w:styleId="a0">
     <w:name w:val="Default Paragraph Font"/>
     <w:uiPriority w:val="1"/>
+    <w:semiHidden/>
     <w:unhideWhenUsed/>
   </w:style>
   <w:style w:type="table" w:default="1" w:styleId="a1">

--- a/lab_3/lab3pdf.docx
+++ b/lab_3/lab3pdf.docx
@@ -915,22 +915,19 @@
       <w:pPr>
         <w:spacing w:after="71" w:line="259" w:lineRule="auto"/>
         <w:ind w:left="0" w:right="94" w:firstLine="0"/>
-        <w:jc w:val="center"/>
-        <w:rPr>
-          <w:sz w:val="28"/>
-          <w:lang w:val="ru-KZ"/>
-        </w:rPr>
-      </w:pPr>
-      <w:r>
-        <w:rPr>
-          <w:sz w:val="28"/>
-          <w:lang w:val="ru-KZ"/>
+        <w:rPr>
+          <w:sz w:val="28"/>
+        </w:rPr>
+      </w:pPr>
+      <w:r>
+        <w:rPr>
+          <w:sz w:val="28"/>
         </w:rPr>
         <w:drawing>
-          <wp:inline distT="0" distB="0" distL="0" distR="0" wp14:anchorId="5824946A" wp14:editId="0A622099">
-            <wp:extent cx="5494352" cy="4068602"/>
-            <wp:effectExtent l="0" t="0" r="0" b="8255"/>
-            <wp:docPr id="4" name="Рисунок 4"/>
+          <wp:inline distT="0" distB="0" distL="0" distR="0" wp14:anchorId="0EC90E95" wp14:editId="0EEB5470">
+            <wp:extent cx="5470498" cy="4063798"/>
+            <wp:effectExtent l="0" t="0" r="0" b="0"/>
+            <wp:docPr id="2" name="Рисунок 2"/>
             <wp:cNvGraphicFramePr>
               <a:graphicFrameLocks xmlns:a="http://schemas.openxmlformats.org/drawingml/2006/main" noChangeAspect="1"/>
             </wp:cNvGraphicFramePr>
@@ -938,36 +935,23 @@
               <a:graphicData uri="http://schemas.openxmlformats.org/drawingml/2006/picture">
                 <pic:pic xmlns:pic="http://schemas.openxmlformats.org/drawingml/2006/picture">
                   <pic:nvPicPr>
-                    <pic:cNvPr id="0" name="Picture 6"/>
-                    <pic:cNvPicPr>
-                      <a:picLocks noChangeAspect="1" noChangeArrowheads="1"/>
-                    </pic:cNvPicPr>
+                    <pic:cNvPr id="1" name=""/>
+                    <pic:cNvPicPr/>
                   </pic:nvPicPr>
                   <pic:blipFill>
-                    <a:blip r:embed="rId8">
-                      <a:extLst>
-                        <a:ext uri="{28A0092B-C50C-407E-A947-70E740481C1C}">
-                          <a14:useLocalDpi xmlns:a14="http://schemas.microsoft.com/office/drawing/2010/main" val="0"/>
-                        </a:ext>
-                      </a:extLst>
-                    </a:blip>
-                    <a:srcRect/>
+                    <a:blip r:embed="rId8"/>
                     <a:stretch>
                       <a:fillRect/>
                     </a:stretch>
                   </pic:blipFill>
-                  <pic:spPr bwMode="auto">
+                  <pic:spPr>
                     <a:xfrm>
                       <a:off x="0" y="0"/>
-                      <a:ext cx="5507782" cy="4078547"/>
+                      <a:ext cx="5492832" cy="4080389"/>
                     </a:xfrm>
                     <a:prstGeom prst="rect">
                       <a:avLst/>
                     </a:prstGeom>
-                    <a:noFill/>
-                    <a:ln>
-                      <a:noFill/>
-                    </a:ln>
                   </pic:spPr>
                 </pic:pic>
               </a:graphicData>
@@ -1011,7 +995,6 @@
           <w:b/>
           <w:bCs/>
           <w:sz w:val="28"/>
-          <w:lang w:val="ru-KZ"/>
         </w:rPr>
       </w:pPr>
       <w:r>
@@ -1019,7 +1002,6 @@
           <w:b/>
           <w:bCs/>
           <w:sz w:val="28"/>
-          <w:lang w:val="ru-KZ"/>
         </w:rPr>
         <w:lastRenderedPageBreak/>
         <w:t>Краткие сведения о видеосистемах ПЭВМ и графическом режиме</w:t>
@@ -1031,7 +1013,6 @@
         <w:ind w:left="703"/>
         <w:rPr>
           <w:sz w:val="28"/>
-          <w:lang w:val="ru-KZ"/>
         </w:rPr>
       </w:pPr>
     </w:p>
@@ -1041,13 +1022,11 @@
         <w:ind w:left="0" w:firstLine="693"/>
         <w:rPr>
           <w:sz w:val="28"/>
-          <w:lang w:val="ru-KZ"/>
-        </w:rPr>
-      </w:pPr>
-      <w:r>
-        <w:rPr>
-          <w:sz w:val="28"/>
-          <w:lang w:val="ru-KZ"/>
+        </w:rPr>
+      </w:pPr>
+      <w:r>
+        <w:rPr>
+          <w:sz w:val="28"/>
         </w:rPr>
         <w:t xml:space="preserve">Использование графики в языке С++ - это многошаговый процесс. Прежде всего необходимо определить тип видеоадаптера, затем установить подходящий режим его работы и выполнить инициализацию графической системы. После этого становятся доступными для использования функции графической библиотеки </w:t>
       </w:r>
@@ -1055,7 +1034,6 @@
       <w:r>
         <w:rPr>
           <w:sz w:val="28"/>
-          <w:lang w:val="ru-KZ"/>
         </w:rPr>
         <w:t>graphics.h</w:t>
       </w:r>
@@ -1063,7 +1041,6 @@
       <w:r>
         <w:rPr>
           <w:sz w:val="28"/>
-          <w:lang w:val="ru-KZ"/>
         </w:rPr>
         <w:t xml:space="preserve"> для построения основных графических примитивов: отрезков прямых линий, окружностей, эллипсов, прямоугольников, секторов, дуг и т.д., появляется возможность вывода текста с использованием различных шрифтов.</w:t>
       </w:r>
@@ -1074,27 +1051,23 @@
         <w:ind w:left="0" w:firstLine="693"/>
         <w:rPr>
           <w:sz w:val="28"/>
-          <w:lang w:val="ru-KZ"/>
-        </w:rPr>
-      </w:pPr>
-      <w:r>
-        <w:rPr>
-          <w:sz w:val="28"/>
-          <w:lang w:val="ru-KZ"/>
+        </w:rPr>
+      </w:pPr>
+      <w:r>
+        <w:rPr>
+          <w:sz w:val="28"/>
         </w:rPr>
         <w:t>Библиотека графики намного сокращает объем программирования для вывода основных графических примитивов. С++ "маскирует" многие технические детали управления оборудованием, о которых пользователь должен быть осведомлен при работе с видеоадаптером через порты или BIOS. Платой за эти удобства является значительное увеличение размера .ЕХЕ-файлов.</w:t>
       </w:r>
       <w:r>
         <w:rPr>
           <w:sz w:val="28"/>
-          <w:lang w:val="ru-KZ"/>
         </w:rPr>
         <w:t xml:space="preserve"> </w:t>
       </w:r>
       <w:r>
         <w:rPr>
           <w:sz w:val="28"/>
-          <w:lang w:val="ru-KZ"/>
         </w:rPr>
         <w:t>Весь код библиотеки графики разбивается на две части: немобильную, которая зависит от типа видеоадаптера, и мобильную. Немобильная часть представляет собой так называемый .BGI-драйвер (</w:t>
       </w:r>
@@ -1102,7 +1075,6 @@
       <w:r>
         <w:rPr>
           <w:sz w:val="28"/>
-          <w:lang w:val="ru-KZ"/>
         </w:rPr>
         <w:t>Borland</w:t>
       </w:r>
@@ -1110,7 +1082,6 @@
       <w:r>
         <w:rPr>
           <w:sz w:val="28"/>
-          <w:lang w:val="ru-KZ"/>
         </w:rPr>
         <w:t xml:space="preserve"> Graphics Interface). С++ включает целую коллекцию драйверов для каждого из типов адаптеров: CGA, MCGA, EGA, VGA, HERCMONO, ATT400 и другие. Совокупность внешних переменных библиотеки графики и особенностей поведения мобильных функций образует модель графики С++.</w:t>
       </w:r>
@@ -1121,13 +1092,11 @@
         <w:ind w:left="0" w:firstLine="693"/>
         <w:rPr>
           <w:sz w:val="28"/>
-          <w:lang w:val="ru-KZ"/>
-        </w:rPr>
-      </w:pPr>
-      <w:r>
-        <w:rPr>
-          <w:sz w:val="28"/>
-          <w:lang w:val="ru-KZ"/>
+        </w:rPr>
+      </w:pPr>
+      <w:r>
+        <w:rPr>
+          <w:sz w:val="28"/>
         </w:rPr>
         <w:t xml:space="preserve">Инициализацию графической модели выполняет функция </w:t>
       </w:r>
@@ -1135,7 +1104,6 @@
       <w:r>
         <w:rPr>
           <w:sz w:val="28"/>
-          <w:lang w:val="ru-KZ"/>
         </w:rPr>
         <w:t>initgraph</w:t>
       </w:r>
@@ -1143,7 +1111,6 @@
       <w:r>
         <w:rPr>
           <w:sz w:val="28"/>
-          <w:lang w:val="ru-KZ"/>
         </w:rPr>
         <w:t xml:space="preserve">(). Ее вызов инициализирует графическую систему, загружая .BGI-драйвер и устанавливая видеоадаптер в графический режим. Благодаря использованию константы DETECT функция </w:t>
       </w:r>
@@ -1151,7 +1118,6 @@
       <w:r>
         <w:rPr>
           <w:sz w:val="28"/>
-          <w:lang w:val="ru-KZ"/>
         </w:rPr>
         <w:t>initgraph</w:t>
       </w:r>
@@ -1159,7 +1125,6 @@
       <w:r>
         <w:rPr>
           <w:sz w:val="28"/>
-          <w:lang w:val="ru-KZ"/>
         </w:rPr>
         <w:t xml:space="preserve">() может автоматически определить тип видеоадаптера и установить для него режим максимального разрешения. Если функции графической библиотеки больше не нужны прикладной программе, следует вызвать функцию </w:t>
       </w:r>
@@ -1167,7 +1132,6 @@
       <w:r>
         <w:rPr>
           <w:sz w:val="28"/>
-          <w:lang w:val="ru-KZ"/>
         </w:rPr>
         <w:t>closegraph</w:t>
       </w:r>
@@ -1175,7 +1139,6 @@
       <w:r>
         <w:rPr>
           <w:sz w:val="28"/>
-          <w:lang w:val="ru-KZ"/>
         </w:rPr>
         <w:t>() "закрытия" графического режима и возвращения к текстовому режиму. Эта функция освобождает память, распределенную под драйверы графики.</w:t>
       </w:r>
@@ -1186,13 +1149,11 @@
         <w:ind w:left="0" w:firstLine="693"/>
         <w:rPr>
           <w:sz w:val="28"/>
-          <w:lang w:val="ru-KZ"/>
-        </w:rPr>
-      </w:pPr>
-      <w:r>
-        <w:rPr>
-          <w:sz w:val="28"/>
-          <w:lang w:val="ru-KZ"/>
+        </w:rPr>
+      </w:pPr>
+      <w:r>
+        <w:rPr>
+          <w:sz w:val="28"/>
         </w:rPr>
         <w:t xml:space="preserve">Защищенное от ошибок построение программы требует использования функции </w:t>
       </w:r>
@@ -1200,7 +1161,6 @@
       <w:r>
         <w:rPr>
           <w:sz w:val="28"/>
-          <w:lang w:val="ru-KZ"/>
         </w:rPr>
         <w:t>graphresult</w:t>
       </w:r>
@@ -1208,7 +1168,6 @@
       <w:r>
         <w:rPr>
           <w:sz w:val="28"/>
-          <w:lang w:val="ru-KZ"/>
         </w:rPr>
         <w:t xml:space="preserve">() после любого обращения к функциям </w:t>
       </w:r>
@@ -1216,7 +1175,6 @@
       <w:r>
         <w:rPr>
           <w:sz w:val="28"/>
-          <w:lang w:val="ru-KZ"/>
         </w:rPr>
         <w:t>detectgraph</w:t>
       </w:r>
@@ -1224,7 +1182,6 @@
       <w:r>
         <w:rPr>
           <w:sz w:val="28"/>
-          <w:lang w:val="ru-KZ"/>
         </w:rPr>
         <w:t xml:space="preserve">() и </w:t>
       </w:r>
@@ -1232,7 +1189,6 @@
       <w:r>
         <w:rPr>
           <w:sz w:val="28"/>
-          <w:lang w:val="ru-KZ"/>
         </w:rPr>
         <w:t>initgraph</w:t>
       </w:r>
@@ -1240,7 +1196,6 @@
       <w:r>
         <w:rPr>
           <w:sz w:val="28"/>
-          <w:lang w:val="ru-KZ"/>
         </w:rPr>
         <w:t>(). Эта функция возвращает значение внутреннего кода ошибки, установленного последним обращением к функциям графической библиотеки.</w:t>
       </w:r>
@@ -1251,7 +1206,6 @@
         <w:ind w:left="703"/>
         <w:rPr>
           <w:sz w:val="28"/>
-          <w:lang w:val="ru-KZ"/>
         </w:rPr>
       </w:pPr>
     </w:p>
@@ -7712,6 +7666,7 @@
   <w:style w:type="character" w:default="1" w:styleId="a0">
     <w:name w:val="Default Paragraph Font"/>
     <w:uiPriority w:val="1"/>
+    <w:semiHidden/>
     <w:unhideWhenUsed/>
   </w:style>
   <w:style w:type="table" w:default="1" w:styleId="a1">

--- a/lab_3/lab3pdf.docx
+++ b/lab_3/lab3pdf.docx
@@ -921,6 +921,7 @@
       </w:pPr>
       <w:r>
         <w:rPr>
+          <w:noProof/>
           <w:sz w:val="28"/>
         </w:rPr>
         <w:drawing>
@@ -995,6 +996,7 @@
           <w:b/>
           <w:bCs/>
           <w:sz w:val="28"/>
+          <w:lang w:val="ru-RU"/>
         </w:rPr>
       </w:pPr>
       <w:r>
@@ -1002,90 +1004,50 @@
           <w:b/>
           <w:bCs/>
           <w:sz w:val="28"/>
+          <w:lang w:val="ru-RU"/>
         </w:rPr>
         <w:lastRenderedPageBreak/>
-        <w:t>Краткие сведения о видеосистемах ПЭВМ и графическом режиме</w:t>
+        <w:t>Как представляется цвет в видеосистемах</w:t>
+      </w:r>
+      <w:r>
+        <w:rPr>
+          <w:b/>
+          <w:bCs/>
+          <w:sz w:val="28"/>
+          <w:lang w:val="ru-RU"/>
+        </w:rPr>
+        <w:t xml:space="preserve">? </w:t>
       </w:r>
     </w:p>
     <w:p>
       <w:pPr>
         <w:spacing w:after="132" w:line="259" w:lineRule="auto"/>
         <w:ind w:left="703"/>
-        <w:rPr>
+        <w:jc w:val="center"/>
+        <w:rPr>
+          <w:b/>
+          <w:bCs/>
           <w:sz w:val="28"/>
-        </w:rPr>
-      </w:pPr>
-    </w:p>
-    <w:p>
-      <w:pPr>
-        <w:spacing w:after="132" w:line="259" w:lineRule="auto"/>
-        <w:ind w:left="0" w:firstLine="693"/>
-        <w:rPr>
+          <w:lang w:val="ru-RU"/>
+        </w:rPr>
+      </w:pPr>
+      <w:r>
+        <w:rPr>
+          <w:b/>
+          <w:bCs/>
           <w:sz w:val="28"/>
-        </w:rPr>
-      </w:pPr>
-      <w:r>
-        <w:rPr>
+          <w:lang w:val="ru-RU"/>
+        </w:rPr>
+        <w:t>Разность цветов и проблема черного.</w:t>
+      </w:r>
+      <w:r>
+        <w:rPr>
+          <w:b/>
+          <w:bCs/>
           <w:sz w:val="28"/>
-        </w:rPr>
-        <w:t>Использование графики в языке С++ - это многошаговый процесс. Прежде всего необходимо определить тип видеоадаптера, затем установить подходящий режим его работы и выполнить инициализацию графической системы. После этого становятся доступными для использования функции графической библиотеки graphics.h для построения основных графических примитивов: отрезков прямых линий, окружностей, эллипсов, прямоугольников, секторов, дуг и т.д., появляется возможность вывода текста с использованием различных шрифтов.</w:t>
-      </w:r>
-    </w:p>
-    <w:p>
-      <w:pPr>
-        <w:spacing w:after="132" w:line="259" w:lineRule="auto"/>
-        <w:ind w:left="0" w:firstLine="693"/>
-        <w:rPr>
-          <w:sz w:val="28"/>
-        </w:rPr>
-      </w:pPr>
-      <w:r>
-        <w:rPr>
-          <w:sz w:val="28"/>
-        </w:rPr>
-        <w:t>Библиотека графики намного сокращает объем программирования для вывода основных графических примитивов. С++ "маскирует" многие технические детали управления оборудованием, о которых пользователь должен быть осведомлен при работе с видеоадаптером через порты или BIOS. Платой за эти удобства является значительное увеличение размера .ЕХЕ-файлов.</w:t>
-      </w:r>
-      <w:r>
-        <w:rPr>
-          <w:sz w:val="28"/>
+          <w:lang w:val="ru-RU"/>
         </w:rPr>
         <w:t xml:space="preserve"> </w:t>
-      </w:r>
-      <w:r>
-        <w:rPr>
-          <w:sz w:val="28"/>
-        </w:rPr>
-        <w:t>Весь код библиотеки графики разбивается на две части: немобильную, которая зависит от типа видеоадаптера, и мобильную. Немобильная часть представляет собой так называемый .BGI-драйвер (Borland Graphics Interface). С++ включает целую коллекцию драйверов для каждого из типов адаптеров: CGA, MCGA, EGA, VGA, HERCMONO, ATT400 и другие. Совокупность внешних переменных библиотеки графики и особенностей поведения мобильных функций образует модель графики С++.</w:t>
-      </w:r>
-    </w:p>
-    <w:p>
-      <w:pPr>
-        <w:spacing w:after="132" w:line="259" w:lineRule="auto"/>
-        <w:ind w:left="0" w:firstLine="693"/>
-        <w:rPr>
-          <w:sz w:val="28"/>
-        </w:rPr>
-      </w:pPr>
-      <w:r>
-        <w:rPr>
-          <w:sz w:val="28"/>
-        </w:rPr>
-        <w:t>Инициализацию графической модели выполняет функция initgraph(). Ее вызов инициализирует графическую систему, загружая .BGI-драйвер и устанавливая видеоадаптер в графический режим. Благодаря использованию константы DETECT функция initgraph() может автоматически определить тип видеоадаптера и установить для него режим максимального разрешения. Если функции графической библиотеки больше не нужны прикладной программе, следует вызвать функцию closegraph() "закрытия" графического режима и возвращения к текстовому режиму. Эта функция освобождает память, распределенную под драйверы графики.</w:t>
-      </w:r>
-    </w:p>
-    <w:p>
-      <w:pPr>
-        <w:spacing w:after="132" w:line="259" w:lineRule="auto"/>
-        <w:ind w:left="0" w:firstLine="693"/>
-        <w:rPr>
-          <w:sz w:val="28"/>
-        </w:rPr>
-      </w:pPr>
-      <w:r>
-        <w:rPr>
-          <w:sz w:val="28"/>
-        </w:rPr>
-        <w:t>Защищенное от ошибок построение программы требует использования функции graphresult() после любого обращения к функциям detectgraph() и initgraph(). Эта функция возвращает значение внутреннего кода ошибки, установленного последним обращением к функциям графической библиотеки.</w:t>
       </w:r>
     </w:p>
     <w:p>
@@ -1096,6 +1058,549 @@
           <w:sz w:val="28"/>
         </w:rPr>
       </w:pPr>
+    </w:p>
+    <w:p>
+      <w:pPr>
+        <w:spacing w:after="132" w:line="259" w:lineRule="auto"/>
+        <w:ind w:firstLine="683"/>
+        <w:rPr>
+          <w:lang w:val="ru-RU"/>
+        </w:rPr>
+      </w:pPr>
+      <w:r>
+        <w:rPr>
+          <w:lang w:val="ru-RU"/>
+        </w:rPr>
+        <w:t>Цвет — это не просто эстетическое понятие, а сложный результат взаимодействия физики, биологии и технологий. В видеосистемах представление цвета является фундаментальной задачей, от решения которой зависит качество и реалистичность изображения.</w:t>
+      </w:r>
+    </w:p>
+    <w:p>
+      <w:pPr>
+        <w:spacing w:after="132" w:line="259" w:lineRule="auto"/>
+        <w:ind w:firstLine="683"/>
+        <w:rPr>
+          <w:b/>
+          <w:bCs/>
+          <w:sz w:val="28"/>
+          <w:szCs w:val="28"/>
+          <w:lang w:val="ru-RU"/>
+        </w:rPr>
+      </w:pPr>
+      <w:r>
+        <w:rPr>
+          <w:b/>
+          <w:bCs/>
+          <w:sz w:val="28"/>
+          <w:szCs w:val="28"/>
+          <w:lang w:val="ru-RU"/>
+        </w:rPr>
+        <w:t>1. Основные цветовые модели в видеосистемах</w:t>
+      </w:r>
+    </w:p>
+    <w:p>
+      <w:pPr>
+        <w:spacing w:after="132" w:line="259" w:lineRule="auto"/>
+        <w:ind w:firstLine="683"/>
+        <w:rPr>
+          <w:b/>
+          <w:bCs/>
+          <w:lang w:val="ru-RU"/>
+        </w:rPr>
+      </w:pPr>
+      <w:r>
+        <w:rPr>
+          <w:b/>
+          <w:bCs/>
+          <w:lang w:val="ru-RU"/>
+        </w:rPr>
+        <w:t>1.1 Аддитивная модель RGB</w:t>
+      </w:r>
+    </w:p>
+    <w:p>
+      <w:pPr>
+        <w:spacing w:after="132" w:line="259" w:lineRule="auto"/>
+        <w:ind w:firstLine="683"/>
+        <w:rPr>
+          <w:lang w:val="ru-RU"/>
+        </w:rPr>
+      </w:pPr>
+      <w:r>
+        <w:rPr>
+          <w:lang w:val="ru-RU"/>
+        </w:rPr>
+        <w:t xml:space="preserve">Модель RGB (Red, Green, Blue) является фундаментальной для всех устройств, излучающих свет, таких как мониторы, телевизоры и проекторы. Ее принцип основан на аддитивном смешении(сложении) трех основных цветов. Комбинируя их в различных пропорциях, можно получить широкий спектр оттенков. Каждый пиксель на дисплее состоит из трех </w:t>
+      </w:r>
+      <w:proofErr w:type="spellStart"/>
+      <w:r>
+        <w:rPr>
+          <w:lang w:val="ru-RU"/>
+        </w:rPr>
+        <w:t>субпикселей</w:t>
+      </w:r>
+      <w:proofErr w:type="spellEnd"/>
+      <w:r>
+        <w:rPr>
+          <w:lang w:val="ru-RU"/>
+        </w:rPr>
+        <w:t xml:space="preserve"> — красного, зеленого и синего.  При максимальной интенсивности всех трех компонентов получается белый цвет, а при их полном отсутствии — черный.</w:t>
+      </w:r>
+    </w:p>
+    <w:p>
+      <w:pPr>
+        <w:spacing w:after="132" w:line="259" w:lineRule="auto"/>
+        <w:ind w:firstLine="683"/>
+        <w:rPr>
+          <w:b/>
+          <w:bCs/>
+          <w:sz w:val="28"/>
+          <w:szCs w:val="28"/>
+          <w:lang w:val="ru-RU"/>
+        </w:rPr>
+      </w:pPr>
+      <w:r>
+        <w:rPr>
+          <w:b/>
+          <w:bCs/>
+          <w:sz w:val="28"/>
+          <w:szCs w:val="28"/>
+          <w:lang w:val="ru-RU"/>
+        </w:rPr>
+        <w:t>1.2 Субтрактивная модель CMYK</w:t>
+      </w:r>
+    </w:p>
+    <w:p>
+      <w:pPr>
+        <w:spacing w:after="132" w:line="259" w:lineRule="auto"/>
+        <w:ind w:firstLine="683"/>
+        <w:rPr>
+          <w:lang w:val="ru-RU"/>
+        </w:rPr>
+      </w:pPr>
+      <w:r>
+        <w:rPr>
+          <w:lang w:val="ru-RU"/>
+        </w:rPr>
+        <w:t>Для полноты картины стоит упомянуть и субтрактивную модель CMYK (</w:t>
+      </w:r>
+      <w:proofErr w:type="spellStart"/>
+      <w:r>
+        <w:rPr>
+          <w:lang w:val="ru-RU"/>
+        </w:rPr>
+        <w:t>Cyan</w:t>
+      </w:r>
+      <w:proofErr w:type="spellEnd"/>
+      <w:r>
+        <w:rPr>
+          <w:lang w:val="ru-RU"/>
+        </w:rPr>
+        <w:t xml:space="preserve">, </w:t>
+      </w:r>
+      <w:proofErr w:type="spellStart"/>
+      <w:r>
+        <w:rPr>
+          <w:lang w:val="ru-RU"/>
+        </w:rPr>
+        <w:t>Magenta</w:t>
+      </w:r>
+      <w:proofErr w:type="spellEnd"/>
+      <w:r>
+        <w:rPr>
+          <w:lang w:val="ru-RU"/>
+        </w:rPr>
+        <w:t>, Yellow, Key/Black), используемую в полиграфии. В отличие от аддитивной RGB, она основана на вычитании цветов: краски на бумаге поглощают определенные части спектра белого света, отражая лишь остаточный цвет. Хотя эта модель напрямую не используется в видеосистемах, понимание ее принципа помогает осознать разницу между излучаемым и отражаемым светом.</w:t>
+      </w:r>
+    </w:p>
+    <w:p>
+      <w:pPr>
+        <w:spacing w:after="132" w:line="259" w:lineRule="auto"/>
+        <w:ind w:firstLine="683"/>
+        <w:rPr>
+          <w:b/>
+          <w:bCs/>
+          <w:lang w:val="ru-RU"/>
+        </w:rPr>
+      </w:pPr>
+      <w:r>
+        <w:rPr>
+          <w:b/>
+          <w:bCs/>
+          <w:lang w:val="ru-RU"/>
+        </w:rPr>
+        <w:t>2. Разностные модели кодирования цвета: YUV/</w:t>
+      </w:r>
+      <w:proofErr w:type="spellStart"/>
+      <w:r>
+        <w:rPr>
+          <w:b/>
+          <w:bCs/>
+          <w:lang w:val="ru-RU"/>
+        </w:rPr>
+        <w:t>YCbCr</w:t>
+      </w:r>
+      <w:proofErr w:type="spellEnd"/>
+    </w:p>
+    <w:p>
+      <w:pPr>
+        <w:spacing w:after="132" w:line="259" w:lineRule="auto"/>
+        <w:ind w:firstLine="683"/>
+        <w:rPr>
+          <w:lang w:val="ru-RU"/>
+        </w:rPr>
+      </w:pPr>
+      <w:r>
+        <w:rPr>
+          <w:lang w:val="ru-RU"/>
+        </w:rPr>
+        <w:t xml:space="preserve">Чтобы преодолеть недостатки RGB, была разработана модель YUV (также известная как </w:t>
+      </w:r>
+      <w:proofErr w:type="spellStart"/>
+      <w:r>
+        <w:rPr>
+          <w:lang w:val="ru-RU"/>
+        </w:rPr>
+        <w:t>YCbCr</w:t>
+      </w:r>
+      <w:proofErr w:type="spellEnd"/>
+      <w:r>
+        <w:rPr>
+          <w:lang w:val="ru-RU"/>
+        </w:rPr>
+        <w:t>). Это разностная модель, которая разделяет информацию о изображении на два отдельных компонента. Y (</w:t>
+      </w:r>
+      <w:proofErr w:type="spellStart"/>
+      <w:r>
+        <w:rPr>
+          <w:lang w:val="ru-RU"/>
+        </w:rPr>
+        <w:t>Luma</w:t>
+      </w:r>
+      <w:proofErr w:type="spellEnd"/>
+      <w:r>
+        <w:rPr>
+          <w:lang w:val="ru-RU"/>
+        </w:rPr>
+        <w:t>) — компонент яркости. Это черно-белая, монохромная составляющая изображения, несущая информацию о деталях и контрасте. Человеческий глаз чрезвычайно чувствителен к изменениям яркости. U и V (</w:t>
+      </w:r>
+      <w:proofErr w:type="spellStart"/>
+      <w:r>
+        <w:rPr>
+          <w:lang w:val="ru-RU"/>
+        </w:rPr>
+        <w:t>Cb</w:t>
+      </w:r>
+      <w:proofErr w:type="spellEnd"/>
+      <w:r>
+        <w:rPr>
+          <w:lang w:val="ru-RU"/>
+        </w:rPr>
+        <w:t xml:space="preserve"> и </w:t>
+      </w:r>
+      <w:proofErr w:type="spellStart"/>
+      <w:r>
+        <w:rPr>
+          <w:lang w:val="ru-RU"/>
+        </w:rPr>
+        <w:t>Cr</w:t>
+      </w:r>
+      <w:proofErr w:type="spellEnd"/>
+      <w:r>
+        <w:rPr>
+          <w:lang w:val="ru-RU"/>
+        </w:rPr>
+        <w:t>) — компоненты цветности (</w:t>
+      </w:r>
+      <w:proofErr w:type="spellStart"/>
+      <w:r>
+        <w:rPr>
+          <w:lang w:val="ru-RU"/>
+        </w:rPr>
+        <w:t>Chroma</w:t>
+      </w:r>
+      <w:proofErr w:type="spellEnd"/>
+      <w:r>
+        <w:rPr>
+          <w:lang w:val="ru-RU"/>
+        </w:rPr>
+        <w:t>). Они содержат информацию о цвете, представляя собой разности между яркостью и синим (B-Y) и красным (R-Y) каналами соответственно. Глаз гораздо менее восприимчив к тонким изменениям цветности.</w:t>
+      </w:r>
+    </w:p>
+    <w:p>
+      <w:pPr>
+        <w:spacing w:after="132" w:line="259" w:lineRule="auto"/>
+        <w:ind w:firstLine="683"/>
+        <w:rPr>
+          <w:b/>
+          <w:bCs/>
+          <w:lang w:val="ru-RU"/>
+        </w:rPr>
+      </w:pPr>
+      <w:r>
+        <w:rPr>
+          <w:b/>
+          <w:bCs/>
+          <w:lang w:val="ru-RU"/>
+        </w:rPr>
+        <w:t>3</w:t>
+      </w:r>
+      <w:r>
+        <w:rPr>
+          <w:b/>
+          <w:bCs/>
+          <w:lang w:val="ru-RU"/>
+        </w:rPr>
+        <w:t>.</w:t>
+      </w:r>
+      <w:r>
+        <w:rPr>
+          <w:b/>
+          <w:bCs/>
+          <w:lang w:val="ru-RU"/>
+        </w:rPr>
+        <w:t xml:space="preserve"> Проблема отображения </w:t>
+      </w:r>
+      <w:r>
+        <w:rPr>
+          <w:b/>
+          <w:bCs/>
+          <w:lang w:val="ru-RU"/>
+        </w:rPr>
+        <w:t xml:space="preserve">черного </w:t>
+      </w:r>
+      <w:r>
+        <w:rPr>
+          <w:b/>
+          <w:bCs/>
+          <w:lang w:val="ru-RU"/>
+        </w:rPr>
+        <w:t>на дисплеях</w:t>
+      </w:r>
+      <w:r>
+        <w:rPr>
+          <w:b/>
+          <w:bCs/>
+          <w:lang w:val="ru-RU"/>
+        </w:rPr>
+        <w:t>.</w:t>
+      </w:r>
+    </w:p>
+    <w:p>
+      <w:pPr>
+        <w:spacing w:after="132" w:line="259" w:lineRule="auto"/>
+        <w:ind w:firstLine="683"/>
+        <w:rPr>
+          <w:lang w:val="ru-RU"/>
+        </w:rPr>
+      </w:pPr>
+      <w:r>
+        <w:rPr>
+          <w:lang w:val="ru-RU"/>
+        </w:rPr>
+        <w:t xml:space="preserve">ЖК-мониторы (LCD): В этих дисплеях используется постоянная подсветка. Для отображения черного жидкие кристаллы блокируют свет, но делают это неидеально. В результате черный цвет выглядит как темно-серый, что снижает контрастность изображения. </w:t>
+      </w:r>
+    </w:p>
+    <w:p>
+      <w:pPr>
+        <w:spacing w:after="132" w:line="259" w:lineRule="auto"/>
+        <w:ind w:firstLine="683"/>
+        <w:rPr>
+          <w:lang w:val="ru-RU"/>
+        </w:rPr>
+      </w:pPr>
+      <w:r>
+        <w:rPr>
+          <w:lang w:val="ru-RU"/>
+        </w:rPr>
+        <w:t>OLED-мониторы</w:t>
+      </w:r>
+      <w:proofErr w:type="gramStart"/>
+      <w:r>
+        <w:rPr>
+          <w:lang w:val="ru-RU"/>
+        </w:rPr>
+        <w:t>: Здесь</w:t>
+      </w:r>
+      <w:proofErr w:type="gramEnd"/>
+      <w:r>
+        <w:rPr>
+          <w:lang w:val="ru-RU"/>
+        </w:rPr>
+        <w:t xml:space="preserve"> проблема решена кардинально. Каждый пиксель является самостоятельным источником света и может быть полностью выключен для отображения идеального черного. Это обеспечивает бесконечную контрастность.</w:t>
+      </w:r>
+    </w:p>
+    <w:p>
+      <w:pPr>
+        <w:spacing w:after="132" w:line="259" w:lineRule="auto"/>
+        <w:ind w:firstLine="683"/>
+        <w:rPr>
+          <w:lang w:val="ru-RU"/>
+        </w:rPr>
+      </w:pPr>
+    </w:p>
+    <w:p>
+      <w:pPr>
+        <w:spacing w:after="132" w:line="259" w:lineRule="auto"/>
+        <w:ind w:firstLine="683"/>
+        <w:rPr>
+          <w:lang w:val="ru-RU"/>
+        </w:rPr>
+      </w:pPr>
+    </w:p>
+    <w:p>
+      <w:pPr>
+        <w:spacing w:after="132" w:line="259" w:lineRule="auto"/>
+        <w:ind w:firstLine="683"/>
+        <w:rPr>
+          <w:b/>
+          <w:bCs/>
+          <w:lang w:val="ru-RU"/>
+        </w:rPr>
+      </w:pPr>
+      <w:r>
+        <w:rPr>
+          <w:b/>
+          <w:bCs/>
+          <w:lang w:val="ru-RU"/>
+        </w:rPr>
+        <w:lastRenderedPageBreak/>
+        <w:t>4. Природа фиолетового цвета</w:t>
+      </w:r>
+      <w:r>
+        <w:rPr>
+          <w:b/>
+          <w:bCs/>
+          <w:lang w:val="ru-RU"/>
+        </w:rPr>
+        <w:t>.</w:t>
+      </w:r>
+    </w:p>
+    <w:p>
+      <w:pPr>
+        <w:spacing w:after="132" w:line="259" w:lineRule="auto"/>
+        <w:ind w:firstLine="683"/>
+        <w:rPr>
+          <w:lang w:val="ru-RU"/>
+        </w:rPr>
+      </w:pPr>
+      <w:r>
+        <w:rPr>
+          <w:lang w:val="ru-RU"/>
+        </w:rPr>
+        <w:t xml:space="preserve">Фиолетовый — </w:t>
+      </w:r>
+      <w:proofErr w:type="spellStart"/>
+      <w:r>
+        <w:rPr>
+          <w:lang w:val="ru-RU"/>
+        </w:rPr>
+        <w:t>неспектральный</w:t>
+      </w:r>
+      <w:proofErr w:type="spellEnd"/>
+      <w:r>
+        <w:rPr>
+          <w:lang w:val="ru-RU"/>
+        </w:rPr>
+        <w:t xml:space="preserve"> цвет. В физическом спектре он находится на краю видимого излучения с самой короткой длиной волны. Однако тот насыщенный фиолетовый, который мы часто видим на экранах, является результатом смешения синего и красного света. Наш мозг интерпретирует одновременное возбуждение "синих" и "красных" колбочек сетчатки как фиолетовый цвет.  Это делает его особенно зависимым от точности передачи обеих компонент.</w:t>
+      </w:r>
+    </w:p>
+    <w:p>
+      <w:pPr>
+        <w:spacing w:after="132" w:line="259" w:lineRule="auto"/>
+        <w:ind w:firstLine="683"/>
+        <w:rPr>
+          <w:b/>
+          <w:bCs/>
+          <w:lang w:val="ru-RU"/>
+        </w:rPr>
+      </w:pPr>
+      <w:r>
+        <w:rPr>
+          <w:b/>
+          <w:bCs/>
+          <w:lang w:val="ru-RU"/>
+        </w:rPr>
+        <w:t>Заключение</w:t>
+      </w:r>
+      <w:r>
+        <w:rPr>
+          <w:b/>
+          <w:bCs/>
+          <w:lang w:val="ru-RU"/>
+        </w:rPr>
+        <w:t>.</w:t>
+      </w:r>
+    </w:p>
+    <w:p>
+      <w:pPr>
+        <w:spacing w:after="132" w:line="259" w:lineRule="auto"/>
+        <w:ind w:firstLine="683"/>
+        <w:rPr>
+          <w:lang w:val="ru-RU"/>
+        </w:rPr>
+      </w:pPr>
+      <w:r>
+        <w:rPr>
+          <w:lang w:val="ru-RU"/>
+        </w:rPr>
+        <w:t>Представление цвета в видеосистемах — это сложный компромисс между точностью воспроизведения, эффективностью кодирования и особенностями человеческого восприятия. Модель YUV/</w:t>
+      </w:r>
+      <w:proofErr w:type="spellStart"/>
+      <w:r>
+        <w:rPr>
+          <w:lang w:val="ru-RU"/>
+        </w:rPr>
+        <w:t>YCbCr</w:t>
+      </w:r>
+      <w:proofErr w:type="spellEnd"/>
+      <w:r>
+        <w:rPr>
+          <w:lang w:val="ru-RU"/>
+        </w:rPr>
+        <w:t xml:space="preserve"> с </w:t>
+      </w:r>
+      <w:proofErr w:type="spellStart"/>
+      <w:r>
+        <w:rPr>
+          <w:lang w:val="ru-RU"/>
+        </w:rPr>
+        <w:t>субдискретизацией</w:t>
+      </w:r>
+      <w:proofErr w:type="spellEnd"/>
+      <w:r>
+        <w:rPr>
+          <w:lang w:val="ru-RU"/>
+        </w:rPr>
+        <w:t xml:space="preserve"> цветности стала отраслевым стандартом, позволившим значительно сократить объем данных при сохранении высокого визуального качества. Однако этот подход выявляет специфические </w:t>
+      </w:r>
+      <w:proofErr w:type="spellStart"/>
+      <w:r>
+        <w:rPr>
+          <w:lang w:val="ru-RU"/>
+        </w:rPr>
+        <w:t>challenges</w:t>
+      </w:r>
+      <w:proofErr w:type="spellEnd"/>
+      <w:r>
+        <w:rPr>
+          <w:lang w:val="ru-RU"/>
+        </w:rPr>
+        <w:t>, связанные с воспроизведением определенных цветов.</w:t>
+      </w:r>
+    </w:p>
+    <w:p>
+      <w:pPr>
+        <w:spacing w:after="132" w:line="259" w:lineRule="auto"/>
+        <w:ind w:firstLine="683"/>
+        <w:rPr>
+          <w:lang w:val="ru-RU"/>
+        </w:rPr>
+      </w:pPr>
+      <w:r>
+        <w:rPr>
+          <w:lang w:val="ru-RU"/>
+        </w:rPr>
+        <w:t>Черный цвет остается пробным камнем для технологий отображения, демонстрируя разницу между идеалом (полное отсутствие света в OLED) и компромиссной реальностью (темно-серый в LCD). Фиолетовый цвет, будучи продуктом нашего восприятия и сложной комбинации сигналов, особенно уязвим к ошибкам кодирования, баланса белого и обработки изображения.</w:t>
+      </w:r>
     </w:p>
     <w:p>
       <w:pPr>
@@ -1135,7 +1640,6 @@
           <w:sz w:val="28"/>
           <w:lang w:val="ru-RU"/>
         </w:rPr>
-        <w:lastRenderedPageBreak/>
         <w:t>Рабочий</w:t>
       </w:r>
       <w:r>
@@ -1180,261 +1684,875 @@
           <w:sz w:val="22"/>
           <w:szCs w:val="22"/>
         </w:rPr>
-        <w:t>#include &lt;stdio.h&gt;</w:t>
-      </w:r>
-    </w:p>
-    <w:p>
-      <w:pPr>
-        <w:ind w:left="-5" w:right="80"/>
-        <w:rPr>
-          <w:rFonts w:ascii="Courier New" w:hAnsi="Courier New" w:cs="Courier New"/>
-          <w:sz w:val="22"/>
-          <w:szCs w:val="22"/>
-        </w:rPr>
-      </w:pPr>
-      <w:r>
-        <w:rPr>
-          <w:rFonts w:ascii="Courier New" w:hAnsi="Courier New" w:cs="Courier New"/>
-          <w:sz w:val="22"/>
-          <w:szCs w:val="22"/>
-        </w:rPr>
-        <w:t>#include &lt;stdlib.h&gt;</w:t>
-      </w:r>
-    </w:p>
-    <w:p>
-      <w:pPr>
-        <w:ind w:left="-5" w:right="80"/>
-        <w:rPr>
-          <w:rFonts w:ascii="Courier New" w:hAnsi="Courier New" w:cs="Courier New"/>
-          <w:sz w:val="22"/>
-          <w:szCs w:val="22"/>
-        </w:rPr>
-      </w:pPr>
-      <w:r>
-        <w:rPr>
-          <w:rFonts w:ascii="Courier New" w:hAnsi="Courier New" w:cs="Courier New"/>
-          <w:sz w:val="22"/>
-          <w:szCs w:val="22"/>
-        </w:rPr>
-        <w:t>#include &lt;graphics.h&gt;</w:t>
-      </w:r>
-    </w:p>
-    <w:p>
-      <w:pPr>
-        <w:ind w:left="-5" w:right="80"/>
-        <w:rPr>
-          <w:rFonts w:ascii="Courier New" w:hAnsi="Courier New" w:cs="Courier New"/>
-          <w:sz w:val="22"/>
-          <w:szCs w:val="22"/>
-        </w:rPr>
-      </w:pPr>
-      <w:r>
-        <w:rPr>
-          <w:rFonts w:ascii="Courier New" w:hAnsi="Courier New" w:cs="Courier New"/>
-          <w:sz w:val="22"/>
-          <w:szCs w:val="22"/>
-        </w:rPr>
-        <w:t>#include &lt;math.h&gt;</w:t>
-      </w:r>
-    </w:p>
-    <w:p>
-      <w:pPr>
-        <w:ind w:left="-5" w:right="80"/>
-        <w:rPr>
-          <w:rFonts w:ascii="Courier New" w:hAnsi="Courier New" w:cs="Courier New"/>
-          <w:sz w:val="22"/>
-          <w:szCs w:val="22"/>
-        </w:rPr>
-      </w:pPr>
-      <w:r>
-        <w:rPr>
-          <w:rFonts w:ascii="Courier New" w:hAnsi="Courier New" w:cs="Courier New"/>
-          <w:sz w:val="22"/>
-          <w:szCs w:val="22"/>
-        </w:rPr>
-        <w:t>int main() {</w:t>
-      </w:r>
-    </w:p>
-    <w:p>
-      <w:pPr>
-        <w:ind w:left="-5" w:right="80"/>
-        <w:rPr>
-          <w:rFonts w:ascii="Courier New" w:hAnsi="Courier New" w:cs="Courier New"/>
-          <w:sz w:val="22"/>
-          <w:szCs w:val="22"/>
-        </w:rPr>
-      </w:pPr>
-      <w:r>
-        <w:rPr>
-          <w:rFonts w:ascii="Courier New" w:hAnsi="Courier New" w:cs="Courier New"/>
-          <w:sz w:val="22"/>
-          <w:szCs w:val="22"/>
-        </w:rPr>
-        <w:t>    const double pi = 3.14159265358979323846;</w:t>
-      </w:r>
-    </w:p>
-    <w:p>
-      <w:pPr>
-        <w:ind w:left="-5" w:right="80"/>
-        <w:rPr>
-          <w:rFonts w:ascii="Courier New" w:hAnsi="Courier New" w:cs="Courier New"/>
-          <w:sz w:val="22"/>
-          <w:szCs w:val="22"/>
-        </w:rPr>
-      </w:pPr>
-      <w:r>
-        <w:rPr>
-          <w:rFonts w:ascii="Courier New" w:hAnsi="Courier New" w:cs="Courier New"/>
-          <w:sz w:val="22"/>
-          <w:szCs w:val="22"/>
-        </w:rPr>
-        <w:t>    const double x_approach = 60 / pi;</w:t>
-      </w:r>
-    </w:p>
-    <w:p>
-      <w:pPr>
-        <w:ind w:left="-5" w:right="80"/>
-        <w:rPr>
-          <w:rFonts w:ascii="Courier New" w:hAnsi="Courier New" w:cs="Courier New"/>
-          <w:sz w:val="22"/>
-          <w:szCs w:val="22"/>
-        </w:rPr>
-      </w:pPr>
-      <w:r>
-        <w:rPr>
-          <w:rFonts w:ascii="Courier New" w:hAnsi="Courier New" w:cs="Courier New"/>
-          <w:sz w:val="22"/>
-          <w:szCs w:val="22"/>
-        </w:rPr>
-        <w:t>    const double y_approach = 30;</w:t>
-      </w:r>
-    </w:p>
-    <w:p>
-      <w:pPr>
-        <w:ind w:left="-5" w:right="80"/>
-        <w:rPr>
-          <w:rFonts w:ascii="Courier New" w:hAnsi="Courier New" w:cs="Courier New"/>
-          <w:sz w:val="22"/>
-          <w:szCs w:val="22"/>
-        </w:rPr>
-      </w:pPr>
-    </w:p>
-    <w:p>
-      <w:pPr>
-        <w:ind w:left="-5" w:right="80"/>
-        <w:rPr>
-          <w:rFonts w:ascii="Courier New" w:hAnsi="Courier New" w:cs="Courier New"/>
-          <w:sz w:val="22"/>
-          <w:szCs w:val="22"/>
-        </w:rPr>
-      </w:pPr>
-      <w:r>
-        <w:rPr>
-          <w:rFonts w:ascii="Courier New" w:hAnsi="Courier New" w:cs="Courier New"/>
-          <w:sz w:val="22"/>
-          <w:szCs w:val="22"/>
-        </w:rPr>
-        <w:t>    const int ten_num = 15;</w:t>
-      </w:r>
-    </w:p>
-    <w:p>
-      <w:pPr>
-        <w:ind w:left="-5" w:right="80"/>
-        <w:rPr>
-          <w:rFonts w:ascii="Courier New" w:hAnsi="Courier New" w:cs="Courier New"/>
-          <w:sz w:val="22"/>
-          <w:szCs w:val="22"/>
-        </w:rPr>
-      </w:pPr>
-      <w:r>
-        <w:rPr>
-          <w:rFonts w:ascii="Courier New" w:hAnsi="Courier New" w:cs="Courier New"/>
-          <w:sz w:val="22"/>
-          <w:szCs w:val="22"/>
-        </w:rPr>
-        <w:t>    const float start_out = 0.5;</w:t>
-      </w:r>
-    </w:p>
-    <w:p>
-      <w:pPr>
-        <w:ind w:left="-5" w:right="80"/>
-        <w:rPr>
-          <w:rFonts w:ascii="Courier New" w:hAnsi="Courier New" w:cs="Courier New"/>
-          <w:sz w:val="22"/>
-          <w:szCs w:val="22"/>
-        </w:rPr>
-      </w:pPr>
-      <w:r>
-        <w:rPr>
-          <w:rFonts w:ascii="Courier New" w:hAnsi="Courier New" w:cs="Courier New"/>
-          <w:sz w:val="22"/>
-          <w:szCs w:val="22"/>
-        </w:rPr>
-        <w:t>    const int end_out = 6;</w:t>
-      </w:r>
-    </w:p>
-    <w:p>
-      <w:pPr>
-        <w:ind w:left="-5" w:right="80"/>
-        <w:rPr>
-          <w:rFonts w:ascii="Courier New" w:hAnsi="Courier New" w:cs="Courier New"/>
-          <w:sz w:val="22"/>
-          <w:szCs w:val="22"/>
-        </w:rPr>
-      </w:pPr>
-    </w:p>
-    <w:p>
-      <w:pPr>
-        <w:ind w:left="-5" w:right="80"/>
-        <w:rPr>
-          <w:rFonts w:ascii="Courier New" w:hAnsi="Courier New" w:cs="Courier New"/>
-          <w:sz w:val="22"/>
-          <w:szCs w:val="22"/>
-        </w:rPr>
-      </w:pPr>
-      <w:r>
-        <w:rPr>
-          <w:rFonts w:ascii="Courier New" w:hAnsi="Courier New" w:cs="Courier New"/>
-          <w:sz w:val="22"/>
-          <w:szCs w:val="22"/>
-        </w:rPr>
-        <w:t>    const int hatch_out = 58;</w:t>
-      </w:r>
-    </w:p>
-    <w:p>
-      <w:pPr>
-        <w:ind w:left="-5" w:right="80"/>
-        <w:rPr>
-          <w:rFonts w:ascii="Courier New" w:hAnsi="Courier New" w:cs="Courier New"/>
-          <w:sz w:val="22"/>
-          <w:szCs w:val="22"/>
-        </w:rPr>
-      </w:pPr>
-      <w:r>
-        <w:rPr>
-          <w:rFonts w:ascii="Courier New" w:hAnsi="Courier New" w:cs="Courier New"/>
-          <w:sz w:val="22"/>
-          <w:szCs w:val="22"/>
-        </w:rPr>
-        <w:t>    const int number_out = 15;</w:t>
-      </w:r>
-    </w:p>
-    <w:p>
-      <w:pPr>
-        <w:ind w:left="-5" w:right="80"/>
-        <w:rPr>
-          <w:rFonts w:ascii="Courier New" w:hAnsi="Courier New" w:cs="Courier New"/>
-          <w:sz w:val="22"/>
-          <w:szCs w:val="22"/>
-        </w:rPr>
-      </w:pPr>
-      <w:r>
-        <w:rPr>
-          <w:rFonts w:ascii="Courier New" w:hAnsi="Courier New" w:cs="Courier New"/>
-          <w:sz w:val="22"/>
-          <w:szCs w:val="22"/>
-        </w:rPr>
-        <w:t>    const int lines_out = 32;</w:t>
+        <w:t>#include &lt;</w:t>
+      </w:r>
+      <w:proofErr w:type="spellStart"/>
+      <w:r>
+        <w:rPr>
+          <w:rFonts w:ascii="Courier New" w:hAnsi="Courier New" w:cs="Courier New"/>
+          <w:sz w:val="22"/>
+          <w:szCs w:val="22"/>
+        </w:rPr>
+        <w:t>stdio.h</w:t>
+      </w:r>
+      <w:proofErr w:type="spellEnd"/>
+      <w:r>
+        <w:rPr>
+          <w:rFonts w:ascii="Courier New" w:hAnsi="Courier New" w:cs="Courier New"/>
+          <w:sz w:val="22"/>
+          <w:szCs w:val="22"/>
+        </w:rPr>
+        <w:t>&gt;</w:t>
+      </w:r>
+    </w:p>
+    <w:p>
+      <w:pPr>
+        <w:ind w:left="-5" w:right="80"/>
+        <w:rPr>
+          <w:rFonts w:ascii="Courier New" w:hAnsi="Courier New" w:cs="Courier New"/>
+          <w:sz w:val="22"/>
+          <w:szCs w:val="22"/>
+        </w:rPr>
+      </w:pPr>
+      <w:r>
+        <w:rPr>
+          <w:rFonts w:ascii="Courier New" w:hAnsi="Courier New" w:cs="Courier New"/>
+          <w:sz w:val="22"/>
+          <w:szCs w:val="22"/>
+        </w:rPr>
+        <w:t>#include &lt;</w:t>
+      </w:r>
+      <w:proofErr w:type="spellStart"/>
+      <w:r>
+        <w:rPr>
+          <w:rFonts w:ascii="Courier New" w:hAnsi="Courier New" w:cs="Courier New"/>
+          <w:sz w:val="22"/>
+          <w:szCs w:val="22"/>
+        </w:rPr>
+        <w:t>stdlib.h</w:t>
+      </w:r>
+      <w:proofErr w:type="spellEnd"/>
+      <w:r>
+        <w:rPr>
+          <w:rFonts w:ascii="Courier New" w:hAnsi="Courier New" w:cs="Courier New"/>
+          <w:sz w:val="22"/>
+          <w:szCs w:val="22"/>
+        </w:rPr>
+        <w:t>&gt;</w:t>
+      </w:r>
+    </w:p>
+    <w:p>
+      <w:pPr>
+        <w:ind w:left="-5" w:right="80"/>
+        <w:rPr>
+          <w:rFonts w:ascii="Courier New" w:hAnsi="Courier New" w:cs="Courier New"/>
+          <w:sz w:val="22"/>
+          <w:szCs w:val="22"/>
+        </w:rPr>
+      </w:pPr>
+      <w:r>
+        <w:rPr>
+          <w:rFonts w:ascii="Courier New" w:hAnsi="Courier New" w:cs="Courier New"/>
+          <w:sz w:val="22"/>
+          <w:szCs w:val="22"/>
+        </w:rPr>
+        <w:t>#include &lt;</w:t>
+      </w:r>
+      <w:proofErr w:type="spellStart"/>
+      <w:r>
+        <w:rPr>
+          <w:rFonts w:ascii="Courier New" w:hAnsi="Courier New" w:cs="Courier New"/>
+          <w:sz w:val="22"/>
+          <w:szCs w:val="22"/>
+        </w:rPr>
+        <w:t>graphics.h</w:t>
+      </w:r>
+      <w:proofErr w:type="spellEnd"/>
+      <w:r>
+        <w:rPr>
+          <w:rFonts w:ascii="Courier New" w:hAnsi="Courier New" w:cs="Courier New"/>
+          <w:sz w:val="22"/>
+          <w:szCs w:val="22"/>
+        </w:rPr>
+        <w:t>&gt;</w:t>
+      </w:r>
+    </w:p>
+    <w:p>
+      <w:pPr>
+        <w:ind w:left="-5" w:right="80"/>
+        <w:rPr>
+          <w:rFonts w:ascii="Courier New" w:hAnsi="Courier New" w:cs="Courier New"/>
+          <w:sz w:val="22"/>
+          <w:szCs w:val="22"/>
+        </w:rPr>
+      </w:pPr>
+      <w:r>
+        <w:rPr>
+          <w:rFonts w:ascii="Courier New" w:hAnsi="Courier New" w:cs="Courier New"/>
+          <w:sz w:val="22"/>
+          <w:szCs w:val="22"/>
+        </w:rPr>
+        <w:t>#include &lt;</w:t>
+      </w:r>
+      <w:proofErr w:type="spellStart"/>
+      <w:r>
+        <w:rPr>
+          <w:rFonts w:ascii="Courier New" w:hAnsi="Courier New" w:cs="Courier New"/>
+          <w:sz w:val="22"/>
+          <w:szCs w:val="22"/>
+        </w:rPr>
+        <w:t>math.h</w:t>
+      </w:r>
+      <w:proofErr w:type="spellEnd"/>
+      <w:r>
+        <w:rPr>
+          <w:rFonts w:ascii="Courier New" w:hAnsi="Courier New" w:cs="Courier New"/>
+          <w:sz w:val="22"/>
+          <w:szCs w:val="22"/>
+        </w:rPr>
+        <w:t>&gt;</w:t>
+      </w:r>
+    </w:p>
+    <w:p>
+      <w:pPr>
+        <w:ind w:left="-5" w:right="80"/>
+        <w:rPr>
+          <w:rFonts w:ascii="Courier New" w:hAnsi="Courier New" w:cs="Courier New"/>
+          <w:sz w:val="22"/>
+          <w:szCs w:val="22"/>
+        </w:rPr>
+      </w:pPr>
+      <w:proofErr w:type="spellStart"/>
+      <w:r>
+        <w:rPr>
+          <w:rFonts w:ascii="Courier New" w:hAnsi="Courier New" w:cs="Courier New"/>
+          <w:sz w:val="22"/>
+          <w:szCs w:val="22"/>
+        </w:rPr>
+        <w:t>int</w:t>
+      </w:r>
+      <w:proofErr w:type="spellEnd"/>
+      <w:r>
+        <w:rPr>
+          <w:rFonts w:ascii="Courier New" w:hAnsi="Courier New" w:cs="Courier New"/>
+          <w:sz w:val="22"/>
+          <w:szCs w:val="22"/>
+        </w:rPr>
+        <w:t xml:space="preserve"> </w:t>
+      </w:r>
+      <w:proofErr w:type="spellStart"/>
+      <w:proofErr w:type="gramStart"/>
+      <w:r>
+        <w:rPr>
+          <w:rFonts w:ascii="Courier New" w:hAnsi="Courier New" w:cs="Courier New"/>
+          <w:sz w:val="22"/>
+          <w:szCs w:val="22"/>
+        </w:rPr>
+        <w:t>main</w:t>
+      </w:r>
+      <w:proofErr w:type="spellEnd"/>
+      <w:r>
+        <w:rPr>
+          <w:rFonts w:ascii="Courier New" w:hAnsi="Courier New" w:cs="Courier New"/>
+          <w:sz w:val="22"/>
+          <w:szCs w:val="22"/>
+        </w:rPr>
+        <w:t>(</w:t>
+      </w:r>
+      <w:proofErr w:type="gramEnd"/>
+      <w:r>
+        <w:rPr>
+          <w:rFonts w:ascii="Courier New" w:hAnsi="Courier New" w:cs="Courier New"/>
+          <w:sz w:val="22"/>
+          <w:szCs w:val="22"/>
+        </w:rPr>
+        <w:t>) {</w:t>
+      </w:r>
+    </w:p>
+    <w:p>
+      <w:pPr>
+        <w:ind w:left="-5" w:right="80"/>
+        <w:rPr>
+          <w:rFonts w:ascii="Courier New" w:hAnsi="Courier New" w:cs="Courier New"/>
+          <w:sz w:val="22"/>
+          <w:szCs w:val="22"/>
+        </w:rPr>
+      </w:pPr>
+      <w:r>
+        <w:rPr>
+          <w:rFonts w:ascii="Courier New" w:hAnsi="Courier New" w:cs="Courier New"/>
+          <w:sz w:val="22"/>
+          <w:szCs w:val="22"/>
+        </w:rPr>
+        <w:t xml:space="preserve">    </w:t>
+      </w:r>
+      <w:proofErr w:type="spellStart"/>
+      <w:r>
+        <w:rPr>
+          <w:rFonts w:ascii="Courier New" w:hAnsi="Courier New" w:cs="Courier New"/>
+          <w:sz w:val="22"/>
+          <w:szCs w:val="22"/>
+        </w:rPr>
+        <w:t>const</w:t>
+      </w:r>
+      <w:proofErr w:type="spellEnd"/>
+      <w:r>
+        <w:rPr>
+          <w:rFonts w:ascii="Courier New" w:hAnsi="Courier New" w:cs="Courier New"/>
+          <w:sz w:val="22"/>
+          <w:szCs w:val="22"/>
+        </w:rPr>
+        <w:t xml:space="preserve"> </w:t>
+      </w:r>
+      <w:proofErr w:type="spellStart"/>
+      <w:r>
+        <w:rPr>
+          <w:rFonts w:ascii="Courier New" w:hAnsi="Courier New" w:cs="Courier New"/>
+          <w:sz w:val="22"/>
+          <w:szCs w:val="22"/>
+        </w:rPr>
+        <w:t>double</w:t>
+      </w:r>
+      <w:proofErr w:type="spellEnd"/>
+      <w:r>
+        <w:rPr>
+          <w:rFonts w:ascii="Courier New" w:hAnsi="Courier New" w:cs="Courier New"/>
+          <w:sz w:val="22"/>
+          <w:szCs w:val="22"/>
+        </w:rPr>
+        <w:t xml:space="preserve"> </w:t>
+      </w:r>
+      <w:proofErr w:type="spellStart"/>
+      <w:r>
+        <w:rPr>
+          <w:rFonts w:ascii="Courier New" w:hAnsi="Courier New" w:cs="Courier New"/>
+          <w:sz w:val="22"/>
+          <w:szCs w:val="22"/>
+        </w:rPr>
+        <w:t>pi</w:t>
+      </w:r>
+      <w:proofErr w:type="spellEnd"/>
+      <w:r>
+        <w:rPr>
+          <w:rFonts w:ascii="Courier New" w:hAnsi="Courier New" w:cs="Courier New"/>
+          <w:sz w:val="22"/>
+          <w:szCs w:val="22"/>
+        </w:rPr>
+        <w:t xml:space="preserve"> = 3.14159265358979323846;</w:t>
+      </w:r>
+    </w:p>
+    <w:p>
+      <w:pPr>
+        <w:ind w:left="-5" w:right="80"/>
+        <w:rPr>
+          <w:rFonts w:ascii="Courier New" w:hAnsi="Courier New" w:cs="Courier New"/>
+          <w:sz w:val="22"/>
+          <w:szCs w:val="22"/>
+        </w:rPr>
+      </w:pPr>
+      <w:r>
+        <w:rPr>
+          <w:rFonts w:ascii="Courier New" w:hAnsi="Courier New" w:cs="Courier New"/>
+          <w:sz w:val="22"/>
+          <w:szCs w:val="22"/>
+        </w:rPr>
+        <w:t xml:space="preserve">    </w:t>
+      </w:r>
+      <w:proofErr w:type="spellStart"/>
+      <w:r>
+        <w:rPr>
+          <w:rFonts w:ascii="Courier New" w:hAnsi="Courier New" w:cs="Courier New"/>
+          <w:sz w:val="22"/>
+          <w:szCs w:val="22"/>
+        </w:rPr>
+        <w:t>const</w:t>
+      </w:r>
+      <w:proofErr w:type="spellEnd"/>
+      <w:r>
+        <w:rPr>
+          <w:rFonts w:ascii="Courier New" w:hAnsi="Courier New" w:cs="Courier New"/>
+          <w:sz w:val="22"/>
+          <w:szCs w:val="22"/>
+        </w:rPr>
+        <w:t xml:space="preserve"> </w:t>
+      </w:r>
+      <w:proofErr w:type="spellStart"/>
+      <w:r>
+        <w:rPr>
+          <w:rFonts w:ascii="Courier New" w:hAnsi="Courier New" w:cs="Courier New"/>
+          <w:sz w:val="22"/>
+          <w:szCs w:val="22"/>
+        </w:rPr>
+        <w:t>double</w:t>
+      </w:r>
+      <w:proofErr w:type="spellEnd"/>
+      <w:r>
+        <w:rPr>
+          <w:rFonts w:ascii="Courier New" w:hAnsi="Courier New" w:cs="Courier New"/>
+          <w:sz w:val="22"/>
+          <w:szCs w:val="22"/>
+        </w:rPr>
+        <w:t xml:space="preserve"> </w:t>
+      </w:r>
+      <w:proofErr w:type="spellStart"/>
+      <w:r>
+        <w:rPr>
+          <w:rFonts w:ascii="Courier New" w:hAnsi="Courier New" w:cs="Courier New"/>
+          <w:sz w:val="22"/>
+          <w:szCs w:val="22"/>
+        </w:rPr>
+        <w:t>x_approach</w:t>
+      </w:r>
+      <w:proofErr w:type="spellEnd"/>
+      <w:r>
+        <w:rPr>
+          <w:rFonts w:ascii="Courier New" w:hAnsi="Courier New" w:cs="Courier New"/>
+          <w:sz w:val="22"/>
+          <w:szCs w:val="22"/>
+        </w:rPr>
+        <w:t xml:space="preserve"> = 60 / </w:t>
+      </w:r>
+      <w:proofErr w:type="spellStart"/>
+      <w:r>
+        <w:rPr>
+          <w:rFonts w:ascii="Courier New" w:hAnsi="Courier New" w:cs="Courier New"/>
+          <w:sz w:val="22"/>
+          <w:szCs w:val="22"/>
+        </w:rPr>
+        <w:t>pi</w:t>
+      </w:r>
+      <w:proofErr w:type="spellEnd"/>
+      <w:r>
+        <w:rPr>
+          <w:rFonts w:ascii="Courier New" w:hAnsi="Courier New" w:cs="Courier New"/>
+          <w:sz w:val="22"/>
+          <w:szCs w:val="22"/>
+        </w:rPr>
+        <w:t>;</w:t>
+      </w:r>
+    </w:p>
+    <w:p>
+      <w:pPr>
+        <w:ind w:left="-5" w:right="80"/>
+        <w:rPr>
+          <w:rFonts w:ascii="Courier New" w:hAnsi="Courier New" w:cs="Courier New"/>
+          <w:sz w:val="22"/>
+          <w:szCs w:val="22"/>
+        </w:rPr>
+      </w:pPr>
+      <w:r>
+        <w:rPr>
+          <w:rFonts w:ascii="Courier New" w:hAnsi="Courier New" w:cs="Courier New"/>
+          <w:sz w:val="22"/>
+          <w:szCs w:val="22"/>
+        </w:rPr>
+        <w:t xml:space="preserve">    </w:t>
+      </w:r>
+      <w:proofErr w:type="spellStart"/>
+      <w:r>
+        <w:rPr>
+          <w:rFonts w:ascii="Courier New" w:hAnsi="Courier New" w:cs="Courier New"/>
+          <w:sz w:val="22"/>
+          <w:szCs w:val="22"/>
+        </w:rPr>
+        <w:t>const</w:t>
+      </w:r>
+      <w:proofErr w:type="spellEnd"/>
+      <w:r>
+        <w:rPr>
+          <w:rFonts w:ascii="Courier New" w:hAnsi="Courier New" w:cs="Courier New"/>
+          <w:sz w:val="22"/>
+          <w:szCs w:val="22"/>
+        </w:rPr>
+        <w:t xml:space="preserve"> </w:t>
+      </w:r>
+      <w:proofErr w:type="spellStart"/>
+      <w:r>
+        <w:rPr>
+          <w:rFonts w:ascii="Courier New" w:hAnsi="Courier New" w:cs="Courier New"/>
+          <w:sz w:val="22"/>
+          <w:szCs w:val="22"/>
+        </w:rPr>
+        <w:t>double</w:t>
+      </w:r>
+      <w:proofErr w:type="spellEnd"/>
+      <w:r>
+        <w:rPr>
+          <w:rFonts w:ascii="Courier New" w:hAnsi="Courier New" w:cs="Courier New"/>
+          <w:sz w:val="22"/>
+          <w:szCs w:val="22"/>
+        </w:rPr>
+        <w:t xml:space="preserve"> </w:t>
+      </w:r>
+      <w:proofErr w:type="spellStart"/>
+      <w:r>
+        <w:rPr>
+          <w:rFonts w:ascii="Courier New" w:hAnsi="Courier New" w:cs="Courier New"/>
+          <w:sz w:val="22"/>
+          <w:szCs w:val="22"/>
+        </w:rPr>
+        <w:t>y_approach</w:t>
+      </w:r>
+      <w:proofErr w:type="spellEnd"/>
+      <w:r>
+        <w:rPr>
+          <w:rFonts w:ascii="Courier New" w:hAnsi="Courier New" w:cs="Courier New"/>
+          <w:sz w:val="22"/>
+          <w:szCs w:val="22"/>
+        </w:rPr>
+        <w:t xml:space="preserve"> = 30;</w:t>
+      </w:r>
+    </w:p>
+    <w:p>
+      <w:pPr>
+        <w:ind w:left="-5" w:right="80"/>
+        <w:rPr>
+          <w:rFonts w:ascii="Courier New" w:hAnsi="Courier New" w:cs="Courier New"/>
+          <w:sz w:val="22"/>
+          <w:szCs w:val="22"/>
+        </w:rPr>
+      </w:pPr>
+    </w:p>
+    <w:p>
+      <w:pPr>
+        <w:ind w:left="-5" w:right="80"/>
+        <w:rPr>
+          <w:rFonts w:ascii="Courier New" w:hAnsi="Courier New" w:cs="Courier New"/>
+          <w:sz w:val="22"/>
+          <w:szCs w:val="22"/>
+        </w:rPr>
+      </w:pPr>
+      <w:r>
+        <w:rPr>
+          <w:rFonts w:ascii="Courier New" w:hAnsi="Courier New" w:cs="Courier New"/>
+          <w:sz w:val="22"/>
+          <w:szCs w:val="22"/>
+        </w:rPr>
+        <w:t xml:space="preserve">    </w:t>
+      </w:r>
+      <w:proofErr w:type="spellStart"/>
+      <w:r>
+        <w:rPr>
+          <w:rFonts w:ascii="Courier New" w:hAnsi="Courier New" w:cs="Courier New"/>
+          <w:sz w:val="22"/>
+          <w:szCs w:val="22"/>
+        </w:rPr>
+        <w:t>const</w:t>
+      </w:r>
+      <w:proofErr w:type="spellEnd"/>
+      <w:r>
+        <w:rPr>
+          <w:rFonts w:ascii="Courier New" w:hAnsi="Courier New" w:cs="Courier New"/>
+          <w:sz w:val="22"/>
+          <w:szCs w:val="22"/>
+        </w:rPr>
+        <w:t xml:space="preserve"> </w:t>
+      </w:r>
+      <w:proofErr w:type="spellStart"/>
+      <w:r>
+        <w:rPr>
+          <w:rFonts w:ascii="Courier New" w:hAnsi="Courier New" w:cs="Courier New"/>
+          <w:sz w:val="22"/>
+          <w:szCs w:val="22"/>
+        </w:rPr>
+        <w:t>int</w:t>
+      </w:r>
+      <w:proofErr w:type="spellEnd"/>
+      <w:r>
+        <w:rPr>
+          <w:rFonts w:ascii="Courier New" w:hAnsi="Courier New" w:cs="Courier New"/>
+          <w:sz w:val="22"/>
+          <w:szCs w:val="22"/>
+        </w:rPr>
+        <w:t xml:space="preserve"> </w:t>
+      </w:r>
+      <w:proofErr w:type="spellStart"/>
+      <w:r>
+        <w:rPr>
+          <w:rFonts w:ascii="Courier New" w:hAnsi="Courier New" w:cs="Courier New"/>
+          <w:sz w:val="22"/>
+          <w:szCs w:val="22"/>
+        </w:rPr>
+        <w:t>ten_num</w:t>
+      </w:r>
+      <w:proofErr w:type="spellEnd"/>
+      <w:r>
+        <w:rPr>
+          <w:rFonts w:ascii="Courier New" w:hAnsi="Courier New" w:cs="Courier New"/>
+          <w:sz w:val="22"/>
+          <w:szCs w:val="22"/>
+        </w:rPr>
+        <w:t xml:space="preserve"> = 15;</w:t>
+      </w:r>
+    </w:p>
+    <w:p>
+      <w:pPr>
+        <w:ind w:left="-5" w:right="80"/>
+        <w:rPr>
+          <w:rFonts w:ascii="Courier New" w:hAnsi="Courier New" w:cs="Courier New"/>
+          <w:sz w:val="22"/>
+          <w:szCs w:val="22"/>
+        </w:rPr>
+      </w:pPr>
+      <w:r>
+        <w:rPr>
+          <w:rFonts w:ascii="Courier New" w:hAnsi="Courier New" w:cs="Courier New"/>
+          <w:sz w:val="22"/>
+          <w:szCs w:val="22"/>
+        </w:rPr>
+        <w:t xml:space="preserve">    </w:t>
+      </w:r>
+      <w:proofErr w:type="spellStart"/>
+      <w:r>
+        <w:rPr>
+          <w:rFonts w:ascii="Courier New" w:hAnsi="Courier New" w:cs="Courier New"/>
+          <w:sz w:val="22"/>
+          <w:szCs w:val="22"/>
+        </w:rPr>
+        <w:t>const</w:t>
+      </w:r>
+      <w:proofErr w:type="spellEnd"/>
+      <w:r>
+        <w:rPr>
+          <w:rFonts w:ascii="Courier New" w:hAnsi="Courier New" w:cs="Courier New"/>
+          <w:sz w:val="22"/>
+          <w:szCs w:val="22"/>
+        </w:rPr>
+        <w:t xml:space="preserve"> </w:t>
+      </w:r>
+      <w:proofErr w:type="spellStart"/>
+      <w:r>
+        <w:rPr>
+          <w:rFonts w:ascii="Courier New" w:hAnsi="Courier New" w:cs="Courier New"/>
+          <w:sz w:val="22"/>
+          <w:szCs w:val="22"/>
+        </w:rPr>
+        <w:t>float</w:t>
+      </w:r>
+      <w:proofErr w:type="spellEnd"/>
+      <w:r>
+        <w:rPr>
+          <w:rFonts w:ascii="Courier New" w:hAnsi="Courier New" w:cs="Courier New"/>
+          <w:sz w:val="22"/>
+          <w:szCs w:val="22"/>
+        </w:rPr>
+        <w:t xml:space="preserve"> </w:t>
+      </w:r>
+      <w:proofErr w:type="spellStart"/>
+      <w:r>
+        <w:rPr>
+          <w:rFonts w:ascii="Courier New" w:hAnsi="Courier New" w:cs="Courier New"/>
+          <w:sz w:val="22"/>
+          <w:szCs w:val="22"/>
+        </w:rPr>
+        <w:t>start_out</w:t>
+      </w:r>
+      <w:proofErr w:type="spellEnd"/>
+      <w:r>
+        <w:rPr>
+          <w:rFonts w:ascii="Courier New" w:hAnsi="Courier New" w:cs="Courier New"/>
+          <w:sz w:val="22"/>
+          <w:szCs w:val="22"/>
+        </w:rPr>
+        <w:t xml:space="preserve"> = 0.5;</w:t>
+      </w:r>
+    </w:p>
+    <w:p>
+      <w:pPr>
+        <w:ind w:left="-5" w:right="80"/>
+        <w:rPr>
+          <w:rFonts w:ascii="Courier New" w:hAnsi="Courier New" w:cs="Courier New"/>
+          <w:sz w:val="22"/>
+          <w:szCs w:val="22"/>
+        </w:rPr>
+      </w:pPr>
+      <w:r>
+        <w:rPr>
+          <w:rFonts w:ascii="Courier New" w:hAnsi="Courier New" w:cs="Courier New"/>
+          <w:sz w:val="22"/>
+          <w:szCs w:val="22"/>
+        </w:rPr>
+        <w:t xml:space="preserve">    </w:t>
+      </w:r>
+      <w:proofErr w:type="spellStart"/>
+      <w:r>
+        <w:rPr>
+          <w:rFonts w:ascii="Courier New" w:hAnsi="Courier New" w:cs="Courier New"/>
+          <w:sz w:val="22"/>
+          <w:szCs w:val="22"/>
+        </w:rPr>
+        <w:t>const</w:t>
+      </w:r>
+      <w:proofErr w:type="spellEnd"/>
+      <w:r>
+        <w:rPr>
+          <w:rFonts w:ascii="Courier New" w:hAnsi="Courier New" w:cs="Courier New"/>
+          <w:sz w:val="22"/>
+          <w:szCs w:val="22"/>
+        </w:rPr>
+        <w:t xml:space="preserve"> </w:t>
+      </w:r>
+      <w:proofErr w:type="spellStart"/>
+      <w:r>
+        <w:rPr>
+          <w:rFonts w:ascii="Courier New" w:hAnsi="Courier New" w:cs="Courier New"/>
+          <w:sz w:val="22"/>
+          <w:szCs w:val="22"/>
+        </w:rPr>
+        <w:t>int</w:t>
+      </w:r>
+      <w:proofErr w:type="spellEnd"/>
+      <w:r>
+        <w:rPr>
+          <w:rFonts w:ascii="Courier New" w:hAnsi="Courier New" w:cs="Courier New"/>
+          <w:sz w:val="22"/>
+          <w:szCs w:val="22"/>
+        </w:rPr>
+        <w:t xml:space="preserve"> </w:t>
+      </w:r>
+      <w:proofErr w:type="spellStart"/>
+      <w:r>
+        <w:rPr>
+          <w:rFonts w:ascii="Courier New" w:hAnsi="Courier New" w:cs="Courier New"/>
+          <w:sz w:val="22"/>
+          <w:szCs w:val="22"/>
+        </w:rPr>
+        <w:t>end_out</w:t>
+      </w:r>
+      <w:proofErr w:type="spellEnd"/>
+      <w:r>
+        <w:rPr>
+          <w:rFonts w:ascii="Courier New" w:hAnsi="Courier New" w:cs="Courier New"/>
+          <w:sz w:val="22"/>
+          <w:szCs w:val="22"/>
+        </w:rPr>
+        <w:t xml:space="preserve"> = 6;</w:t>
+      </w:r>
+    </w:p>
+    <w:p>
+      <w:pPr>
+        <w:ind w:left="-5" w:right="80"/>
+        <w:rPr>
+          <w:rFonts w:ascii="Courier New" w:hAnsi="Courier New" w:cs="Courier New"/>
+          <w:sz w:val="22"/>
+          <w:szCs w:val="22"/>
+        </w:rPr>
+      </w:pPr>
+    </w:p>
+    <w:p>
+      <w:pPr>
+        <w:ind w:left="-5" w:right="80"/>
+        <w:rPr>
+          <w:rFonts w:ascii="Courier New" w:hAnsi="Courier New" w:cs="Courier New"/>
+          <w:sz w:val="22"/>
+          <w:szCs w:val="22"/>
+        </w:rPr>
+      </w:pPr>
+      <w:r>
+        <w:rPr>
+          <w:rFonts w:ascii="Courier New" w:hAnsi="Courier New" w:cs="Courier New"/>
+          <w:sz w:val="22"/>
+          <w:szCs w:val="22"/>
+        </w:rPr>
+        <w:t xml:space="preserve">    </w:t>
+      </w:r>
+      <w:proofErr w:type="spellStart"/>
+      <w:r>
+        <w:rPr>
+          <w:rFonts w:ascii="Courier New" w:hAnsi="Courier New" w:cs="Courier New"/>
+          <w:sz w:val="22"/>
+          <w:szCs w:val="22"/>
+        </w:rPr>
+        <w:t>const</w:t>
+      </w:r>
+      <w:proofErr w:type="spellEnd"/>
+      <w:r>
+        <w:rPr>
+          <w:rFonts w:ascii="Courier New" w:hAnsi="Courier New" w:cs="Courier New"/>
+          <w:sz w:val="22"/>
+          <w:szCs w:val="22"/>
+        </w:rPr>
+        <w:t xml:space="preserve"> </w:t>
+      </w:r>
+      <w:proofErr w:type="spellStart"/>
+      <w:r>
+        <w:rPr>
+          <w:rFonts w:ascii="Courier New" w:hAnsi="Courier New" w:cs="Courier New"/>
+          <w:sz w:val="22"/>
+          <w:szCs w:val="22"/>
+        </w:rPr>
+        <w:t>int</w:t>
+      </w:r>
+      <w:proofErr w:type="spellEnd"/>
+      <w:r>
+        <w:rPr>
+          <w:rFonts w:ascii="Courier New" w:hAnsi="Courier New" w:cs="Courier New"/>
+          <w:sz w:val="22"/>
+          <w:szCs w:val="22"/>
+        </w:rPr>
+        <w:t xml:space="preserve"> </w:t>
+      </w:r>
+      <w:proofErr w:type="spellStart"/>
+      <w:r>
+        <w:rPr>
+          <w:rFonts w:ascii="Courier New" w:hAnsi="Courier New" w:cs="Courier New"/>
+          <w:sz w:val="22"/>
+          <w:szCs w:val="22"/>
+        </w:rPr>
+        <w:t>hatch_out</w:t>
+      </w:r>
+      <w:proofErr w:type="spellEnd"/>
+      <w:r>
+        <w:rPr>
+          <w:rFonts w:ascii="Courier New" w:hAnsi="Courier New" w:cs="Courier New"/>
+          <w:sz w:val="22"/>
+          <w:szCs w:val="22"/>
+        </w:rPr>
+        <w:t xml:space="preserve"> = 58;</w:t>
+      </w:r>
+    </w:p>
+    <w:p>
+      <w:pPr>
+        <w:ind w:left="-5" w:right="80"/>
+        <w:rPr>
+          <w:rFonts w:ascii="Courier New" w:hAnsi="Courier New" w:cs="Courier New"/>
+          <w:sz w:val="22"/>
+          <w:szCs w:val="22"/>
+        </w:rPr>
+      </w:pPr>
+      <w:r>
+        <w:rPr>
+          <w:rFonts w:ascii="Courier New" w:hAnsi="Courier New" w:cs="Courier New"/>
+          <w:sz w:val="22"/>
+          <w:szCs w:val="22"/>
+        </w:rPr>
+        <w:t xml:space="preserve">    </w:t>
+      </w:r>
+      <w:proofErr w:type="spellStart"/>
+      <w:r>
+        <w:rPr>
+          <w:rFonts w:ascii="Courier New" w:hAnsi="Courier New" w:cs="Courier New"/>
+          <w:sz w:val="22"/>
+          <w:szCs w:val="22"/>
+        </w:rPr>
+        <w:t>const</w:t>
+      </w:r>
+      <w:proofErr w:type="spellEnd"/>
+      <w:r>
+        <w:rPr>
+          <w:rFonts w:ascii="Courier New" w:hAnsi="Courier New" w:cs="Courier New"/>
+          <w:sz w:val="22"/>
+          <w:szCs w:val="22"/>
+        </w:rPr>
+        <w:t xml:space="preserve"> </w:t>
+      </w:r>
+      <w:proofErr w:type="spellStart"/>
+      <w:r>
+        <w:rPr>
+          <w:rFonts w:ascii="Courier New" w:hAnsi="Courier New" w:cs="Courier New"/>
+          <w:sz w:val="22"/>
+          <w:szCs w:val="22"/>
+        </w:rPr>
+        <w:t>int</w:t>
+      </w:r>
+      <w:proofErr w:type="spellEnd"/>
+      <w:r>
+        <w:rPr>
+          <w:rFonts w:ascii="Courier New" w:hAnsi="Courier New" w:cs="Courier New"/>
+          <w:sz w:val="22"/>
+          <w:szCs w:val="22"/>
+        </w:rPr>
+        <w:t xml:space="preserve"> </w:t>
+      </w:r>
+      <w:proofErr w:type="spellStart"/>
+      <w:r>
+        <w:rPr>
+          <w:rFonts w:ascii="Courier New" w:hAnsi="Courier New" w:cs="Courier New"/>
+          <w:sz w:val="22"/>
+          <w:szCs w:val="22"/>
+        </w:rPr>
+        <w:t>number_out</w:t>
+      </w:r>
+      <w:proofErr w:type="spellEnd"/>
+      <w:r>
+        <w:rPr>
+          <w:rFonts w:ascii="Courier New" w:hAnsi="Courier New" w:cs="Courier New"/>
+          <w:sz w:val="22"/>
+          <w:szCs w:val="22"/>
+        </w:rPr>
+        <w:t xml:space="preserve"> = 15;</w:t>
+      </w:r>
+    </w:p>
+    <w:p>
+      <w:pPr>
+        <w:ind w:left="-5" w:right="80"/>
+        <w:rPr>
+          <w:rFonts w:ascii="Courier New" w:hAnsi="Courier New" w:cs="Courier New"/>
+          <w:sz w:val="22"/>
+          <w:szCs w:val="22"/>
+        </w:rPr>
+      </w:pPr>
+      <w:r>
+        <w:rPr>
+          <w:rFonts w:ascii="Courier New" w:hAnsi="Courier New" w:cs="Courier New"/>
+          <w:sz w:val="22"/>
+          <w:szCs w:val="22"/>
+        </w:rPr>
+        <w:t xml:space="preserve">    </w:t>
+      </w:r>
+      <w:proofErr w:type="spellStart"/>
+      <w:r>
+        <w:rPr>
+          <w:rFonts w:ascii="Courier New" w:hAnsi="Courier New" w:cs="Courier New"/>
+          <w:sz w:val="22"/>
+          <w:szCs w:val="22"/>
+        </w:rPr>
+        <w:t>const</w:t>
+      </w:r>
+      <w:proofErr w:type="spellEnd"/>
+      <w:r>
+        <w:rPr>
+          <w:rFonts w:ascii="Courier New" w:hAnsi="Courier New" w:cs="Courier New"/>
+          <w:sz w:val="22"/>
+          <w:szCs w:val="22"/>
+        </w:rPr>
+        <w:t xml:space="preserve"> </w:t>
+      </w:r>
+      <w:proofErr w:type="spellStart"/>
+      <w:r>
+        <w:rPr>
+          <w:rFonts w:ascii="Courier New" w:hAnsi="Courier New" w:cs="Courier New"/>
+          <w:sz w:val="22"/>
+          <w:szCs w:val="22"/>
+        </w:rPr>
+        <w:t>int</w:t>
+      </w:r>
+      <w:proofErr w:type="spellEnd"/>
+      <w:r>
+        <w:rPr>
+          <w:rFonts w:ascii="Courier New" w:hAnsi="Courier New" w:cs="Courier New"/>
+          <w:sz w:val="22"/>
+          <w:szCs w:val="22"/>
+        </w:rPr>
+        <w:t xml:space="preserve"> </w:t>
+      </w:r>
+      <w:proofErr w:type="spellStart"/>
+      <w:r>
+        <w:rPr>
+          <w:rFonts w:ascii="Courier New" w:hAnsi="Courier New" w:cs="Courier New"/>
+          <w:sz w:val="22"/>
+          <w:szCs w:val="22"/>
+        </w:rPr>
+        <w:t>lines_out</w:t>
+      </w:r>
+      <w:proofErr w:type="spellEnd"/>
+      <w:r>
+        <w:rPr>
+          <w:rFonts w:ascii="Courier New" w:hAnsi="Courier New" w:cs="Courier New"/>
+          <w:sz w:val="22"/>
+          <w:szCs w:val="22"/>
+        </w:rPr>
+        <w:t xml:space="preserve"> = 32;</w:t>
       </w:r>
       <w:r>
         <w:rPr>
@@ -1470,487 +2588,1253 @@
           <w:sz w:val="22"/>
           <w:szCs w:val="22"/>
         </w:rPr>
-        <w:t>    double y_result;</w:t>
-      </w:r>
-    </w:p>
-    <w:p>
-      <w:pPr>
-        <w:ind w:left="-5" w:right="80"/>
-        <w:rPr>
-          <w:rFonts w:ascii="Courier New" w:hAnsi="Courier New" w:cs="Courier New"/>
-          <w:sz w:val="22"/>
-          <w:szCs w:val="22"/>
-        </w:rPr>
-      </w:pPr>
-      <w:r>
-        <w:rPr>
-          <w:rFonts w:ascii="Courier New" w:hAnsi="Courier New" w:cs="Courier New"/>
-          <w:sz w:val="22"/>
-          <w:szCs w:val="22"/>
-        </w:rPr>
-        <w:t>    double x_result;</w:t>
-      </w:r>
-    </w:p>
-    <w:p>
-      <w:pPr>
-        <w:ind w:left="-5" w:right="80"/>
-        <w:rPr>
-          <w:rFonts w:ascii="Courier New" w:hAnsi="Courier New" w:cs="Courier New"/>
-          <w:sz w:val="22"/>
-          <w:szCs w:val="22"/>
-        </w:rPr>
-      </w:pPr>
-      <w:r>
-        <w:rPr>
-          <w:rFonts w:ascii="Courier New" w:hAnsi="Courier New" w:cs="Courier New"/>
-          <w:sz w:val="22"/>
-          <w:szCs w:val="22"/>
-        </w:rPr>
-        <w:t>    double y_out;</w:t>
-      </w:r>
-    </w:p>
-    <w:p>
-      <w:pPr>
-        <w:ind w:left="-5" w:right="80"/>
-        <w:rPr>
-          <w:rFonts w:ascii="Courier New" w:hAnsi="Courier New" w:cs="Courier New"/>
-          <w:sz w:val="22"/>
-          <w:szCs w:val="22"/>
-        </w:rPr>
-      </w:pPr>
-      <w:r>
-        <w:rPr>
-          <w:rFonts w:ascii="Courier New" w:hAnsi="Courier New" w:cs="Courier New"/>
-          <w:sz w:val="22"/>
-          <w:szCs w:val="22"/>
-        </w:rPr>
-        <w:t>    double x_out;</w:t>
-      </w:r>
-    </w:p>
-    <w:p>
-      <w:pPr>
-        <w:ind w:left="-5" w:right="80"/>
-        <w:rPr>
-          <w:rFonts w:ascii="Courier New" w:hAnsi="Courier New" w:cs="Courier New"/>
-          <w:sz w:val="22"/>
-          <w:szCs w:val="22"/>
-        </w:rPr>
-      </w:pPr>
-      <w:r>
-        <w:rPr>
-          <w:rFonts w:ascii="Courier New" w:hAnsi="Courier New" w:cs="Courier New"/>
-          <w:sz w:val="22"/>
-          <w:szCs w:val="22"/>
-        </w:rPr>
-        <w:t>    double max_result = -100;</w:t>
-      </w:r>
-    </w:p>
-    <w:p>
-      <w:pPr>
-        <w:ind w:left="-5" w:right="80"/>
-        <w:rPr>
-          <w:rFonts w:ascii="Courier New" w:hAnsi="Courier New" w:cs="Courier New"/>
-          <w:sz w:val="22"/>
-          <w:szCs w:val="22"/>
-        </w:rPr>
-      </w:pPr>
-      <w:r>
-        <w:rPr>
-          <w:rFonts w:ascii="Courier New" w:hAnsi="Courier New" w:cs="Courier New"/>
-          <w:sz w:val="22"/>
-          <w:szCs w:val="22"/>
-        </w:rPr>
-        <w:t>    int i;</w:t>
-      </w:r>
-    </w:p>
-    <w:p>
-      <w:pPr>
-        <w:ind w:left="-5" w:right="80"/>
-        <w:rPr>
-          <w:rFonts w:ascii="Courier New" w:hAnsi="Courier New" w:cs="Courier New"/>
-          <w:sz w:val="22"/>
-          <w:szCs w:val="22"/>
-        </w:rPr>
-      </w:pPr>
-      <w:r>
-        <w:rPr>
-          <w:rFonts w:ascii="Courier New" w:hAnsi="Courier New" w:cs="Courier New"/>
-          <w:sz w:val="22"/>
-          <w:szCs w:val="22"/>
-        </w:rPr>
-        <w:t>    int graph_driver, graph_mode, graph_error_code;</w:t>
-      </w:r>
-    </w:p>
-    <w:p>
-      <w:pPr>
-        <w:ind w:left="-5" w:right="80"/>
-        <w:rPr>
-          <w:rFonts w:ascii="Courier New" w:hAnsi="Courier New" w:cs="Courier New"/>
-          <w:sz w:val="22"/>
-          <w:szCs w:val="22"/>
-        </w:rPr>
-      </w:pPr>
-      <w:r>
-        <w:rPr>
-          <w:rFonts w:ascii="Courier New" w:hAnsi="Courier New" w:cs="Courier New"/>
-          <w:sz w:val="22"/>
-          <w:szCs w:val="22"/>
-        </w:rPr>
-        <w:t>    int max_x;</w:t>
-      </w:r>
-    </w:p>
-    <w:p>
-      <w:pPr>
-        <w:ind w:left="-5" w:right="80"/>
-        <w:rPr>
-          <w:rFonts w:ascii="Courier New" w:hAnsi="Courier New" w:cs="Courier New"/>
-          <w:sz w:val="22"/>
-          <w:szCs w:val="22"/>
-        </w:rPr>
-      </w:pPr>
-      <w:r>
-        <w:rPr>
-          <w:rFonts w:ascii="Courier New" w:hAnsi="Courier New" w:cs="Courier New"/>
-          <w:sz w:val="22"/>
-          <w:szCs w:val="22"/>
-        </w:rPr>
-        <w:t>    int max_y;</w:t>
-      </w:r>
-    </w:p>
-    <w:p>
-      <w:pPr>
-        <w:ind w:left="-5" w:right="80"/>
-        <w:rPr>
-          <w:rFonts w:ascii="Courier New" w:hAnsi="Courier New" w:cs="Courier New"/>
-          <w:sz w:val="22"/>
-          <w:szCs w:val="22"/>
-        </w:rPr>
-      </w:pPr>
-      <w:r>
-        <w:rPr>
-          <w:rFonts w:ascii="Courier New" w:hAnsi="Courier New" w:cs="Courier New"/>
-          <w:sz w:val="22"/>
-          <w:szCs w:val="22"/>
-        </w:rPr>
-        <w:t>    char symbols_out[10];</w:t>
-      </w:r>
-    </w:p>
-    <w:p>
-      <w:pPr>
-        <w:ind w:left="-5" w:right="80"/>
-        <w:rPr>
-          <w:rFonts w:ascii="Courier New" w:hAnsi="Courier New" w:cs="Courier New"/>
-          <w:sz w:val="22"/>
-          <w:szCs w:val="22"/>
-        </w:rPr>
-      </w:pPr>
-      <w:r>
-        <w:rPr>
-          <w:rFonts w:ascii="Courier New" w:hAnsi="Courier New" w:cs="Courier New"/>
-          <w:sz w:val="22"/>
-          <w:szCs w:val="22"/>
-        </w:rPr>
-        <w:t>    char maximum_out[50];</w:t>
-      </w:r>
-    </w:p>
-    <w:p>
-      <w:pPr>
-        <w:ind w:left="-5" w:right="80"/>
-        <w:rPr>
-          <w:rFonts w:ascii="Courier New" w:hAnsi="Courier New" w:cs="Courier New"/>
-          <w:sz w:val="22"/>
-          <w:szCs w:val="22"/>
-        </w:rPr>
-      </w:pPr>
-    </w:p>
-    <w:p>
-      <w:pPr>
-        <w:ind w:left="-5" w:right="80"/>
-        <w:rPr>
-          <w:rFonts w:ascii="Courier New" w:hAnsi="Courier New" w:cs="Courier New"/>
-          <w:sz w:val="22"/>
-          <w:szCs w:val="22"/>
-        </w:rPr>
-      </w:pPr>
-      <w:r>
-        <w:rPr>
-          <w:rFonts w:ascii="Courier New" w:hAnsi="Courier New" w:cs="Courier New"/>
-          <w:sz w:val="22"/>
-          <w:szCs w:val="22"/>
-        </w:rPr>
-        <w:t>    graph_driver = DETECT;</w:t>
-      </w:r>
-    </w:p>
-    <w:p>
-      <w:pPr>
-        <w:ind w:left="-5" w:right="80"/>
-        <w:rPr>
-          <w:rFonts w:ascii="Courier New" w:hAnsi="Courier New" w:cs="Courier New"/>
-          <w:sz w:val="22"/>
-          <w:szCs w:val="22"/>
-        </w:rPr>
-      </w:pPr>
-      <w:r>
-        <w:rPr>
-          <w:rFonts w:ascii="Courier New" w:hAnsi="Courier New" w:cs="Courier New"/>
-          <w:sz w:val="22"/>
-          <w:szCs w:val="22"/>
-        </w:rPr>
-        <w:t>    graph_mode = VGA;</w:t>
-      </w:r>
-    </w:p>
-    <w:p>
-      <w:pPr>
-        <w:ind w:left="-5" w:right="80"/>
-        <w:rPr>
-          <w:rFonts w:ascii="Courier New" w:hAnsi="Courier New" w:cs="Courier New"/>
-          <w:sz w:val="22"/>
-          <w:szCs w:val="22"/>
-        </w:rPr>
-      </w:pPr>
-      <w:r>
-        <w:rPr>
-          <w:rFonts w:ascii="Courier New" w:hAnsi="Courier New" w:cs="Courier New"/>
-          <w:sz w:val="22"/>
-          <w:szCs w:val="22"/>
-        </w:rPr>
-        <w:t>    detectgraph(&amp;graph_driver, &amp;graph_mode);</w:t>
-      </w:r>
-    </w:p>
-    <w:p>
-      <w:pPr>
-        <w:ind w:left="-5" w:right="80"/>
-        <w:rPr>
-          <w:rFonts w:ascii="Courier New" w:hAnsi="Courier New" w:cs="Courier New"/>
-          <w:sz w:val="22"/>
-          <w:szCs w:val="22"/>
-        </w:rPr>
-      </w:pPr>
-      <w:r>
-        <w:rPr>
-          <w:rFonts w:ascii="Courier New" w:hAnsi="Courier New" w:cs="Courier New"/>
-          <w:sz w:val="22"/>
-          <w:szCs w:val="22"/>
-        </w:rPr>
-        <w:t>    initgraph(&amp;graph_driver, &amp;graph_mode, NULL);</w:t>
-      </w:r>
-    </w:p>
-    <w:p>
-      <w:pPr>
-        <w:ind w:left="-5" w:right="80"/>
-        <w:rPr>
-          <w:rFonts w:ascii="Courier New" w:hAnsi="Courier New" w:cs="Courier New"/>
-          <w:sz w:val="22"/>
-          <w:szCs w:val="22"/>
-        </w:rPr>
-      </w:pPr>
-    </w:p>
-    <w:p>
-      <w:pPr>
-        <w:ind w:left="-5" w:right="80"/>
-        <w:rPr>
-          <w:rFonts w:ascii="Courier New" w:hAnsi="Courier New" w:cs="Courier New"/>
-          <w:sz w:val="22"/>
-          <w:szCs w:val="22"/>
-        </w:rPr>
-      </w:pPr>
-      <w:r>
-        <w:rPr>
-          <w:rFonts w:ascii="Courier New" w:hAnsi="Courier New" w:cs="Courier New"/>
-          <w:sz w:val="22"/>
-          <w:szCs w:val="22"/>
-        </w:rPr>
-        <w:t>    graph_error_code = graphresult();</w:t>
-      </w:r>
-    </w:p>
-    <w:p>
-      <w:pPr>
-        <w:ind w:left="-5" w:right="80"/>
-        <w:rPr>
-          <w:rFonts w:ascii="Courier New" w:hAnsi="Courier New" w:cs="Courier New"/>
-          <w:sz w:val="22"/>
-          <w:szCs w:val="22"/>
-        </w:rPr>
-      </w:pPr>
-      <w:r>
-        <w:rPr>
-          <w:rFonts w:ascii="Courier New" w:hAnsi="Courier New" w:cs="Courier New"/>
-          <w:sz w:val="22"/>
-          <w:szCs w:val="22"/>
-        </w:rPr>
-        <w:t>    if (graph_error_code != grOk) {</w:t>
-      </w:r>
-    </w:p>
-    <w:p>
-      <w:pPr>
-        <w:ind w:left="-5" w:right="80"/>
-        <w:rPr>
-          <w:rFonts w:ascii="Courier New" w:hAnsi="Courier New" w:cs="Courier New"/>
-          <w:sz w:val="22"/>
-          <w:szCs w:val="22"/>
-        </w:rPr>
-      </w:pPr>
-      <w:r>
-        <w:rPr>
-          <w:rFonts w:ascii="Courier New" w:hAnsi="Courier New" w:cs="Courier New"/>
-          <w:sz w:val="22"/>
-          <w:szCs w:val="22"/>
-        </w:rPr>
-        <w:t>        printf("Error: %s\n", grapherrormsg(graph_error_code));</w:t>
-      </w:r>
-    </w:p>
-    <w:p>
-      <w:pPr>
-        <w:ind w:left="-5" w:right="80"/>
-        <w:rPr>
-          <w:rFonts w:ascii="Courier New" w:hAnsi="Courier New" w:cs="Courier New"/>
-          <w:sz w:val="22"/>
-          <w:szCs w:val="22"/>
-        </w:rPr>
-      </w:pPr>
-      <w:r>
-        <w:rPr>
-          <w:rFonts w:ascii="Courier New" w:hAnsi="Courier New" w:cs="Courier New"/>
-          <w:sz w:val="22"/>
-          <w:szCs w:val="22"/>
-        </w:rPr>
-        <w:t>        getch();</w:t>
-      </w:r>
-    </w:p>
-    <w:p>
-      <w:pPr>
-        <w:ind w:left="-5" w:right="80"/>
-        <w:rPr>
-          <w:rFonts w:ascii="Courier New" w:hAnsi="Courier New" w:cs="Courier New"/>
-          <w:sz w:val="22"/>
-          <w:szCs w:val="22"/>
-        </w:rPr>
-      </w:pPr>
-      <w:r>
-        <w:rPr>
-          <w:rFonts w:ascii="Courier New" w:hAnsi="Courier New" w:cs="Courier New"/>
-          <w:sz w:val="22"/>
-          <w:szCs w:val="22"/>
-        </w:rPr>
-        <w:t>        return 255;</w:t>
-      </w:r>
-    </w:p>
-    <w:p>
-      <w:pPr>
-        <w:ind w:left="-5" w:right="80"/>
-        <w:rPr>
-          <w:rFonts w:ascii="Courier New" w:hAnsi="Courier New" w:cs="Courier New"/>
-          <w:sz w:val="22"/>
-          <w:szCs w:val="22"/>
-        </w:rPr>
-      </w:pPr>
-      <w:r>
-        <w:rPr>
-          <w:rFonts w:ascii="Courier New" w:hAnsi="Courier New" w:cs="Courier New"/>
-          <w:sz w:val="22"/>
-          <w:szCs w:val="22"/>
-        </w:rPr>
-        <w:t>    }</w:t>
-      </w:r>
-    </w:p>
-    <w:p>
-      <w:pPr>
-        <w:ind w:left="-5" w:right="80"/>
-        <w:rPr>
-          <w:rFonts w:ascii="Courier New" w:hAnsi="Courier New" w:cs="Courier New"/>
-          <w:sz w:val="22"/>
-          <w:szCs w:val="22"/>
-        </w:rPr>
-      </w:pPr>
-    </w:p>
-    <w:p>
-      <w:pPr>
-        <w:ind w:left="-5" w:right="80"/>
-        <w:rPr>
-          <w:rFonts w:ascii="Courier New" w:hAnsi="Courier New" w:cs="Courier New"/>
-          <w:sz w:val="22"/>
-          <w:szCs w:val="22"/>
-        </w:rPr>
-      </w:pPr>
-      <w:r>
-        <w:rPr>
-          <w:rFonts w:ascii="Courier New" w:hAnsi="Courier New" w:cs="Courier New"/>
-          <w:sz w:val="22"/>
-          <w:szCs w:val="22"/>
-        </w:rPr>
-        <w:t>    max_x = getmaxx();</w:t>
-      </w:r>
-    </w:p>
-    <w:p>
-      <w:pPr>
-        <w:ind w:left="-5" w:right="80"/>
-        <w:rPr>
-          <w:rFonts w:ascii="Courier New" w:hAnsi="Courier New" w:cs="Courier New"/>
-          <w:sz w:val="22"/>
-          <w:szCs w:val="22"/>
-        </w:rPr>
-      </w:pPr>
-      <w:r>
-        <w:rPr>
-          <w:rFonts w:ascii="Courier New" w:hAnsi="Courier New" w:cs="Courier New"/>
-          <w:sz w:val="22"/>
-          <w:szCs w:val="22"/>
-        </w:rPr>
-        <w:t>    max_y = getmaxy();</w:t>
-      </w:r>
-    </w:p>
-    <w:p>
-      <w:pPr>
-        <w:ind w:left="-5" w:right="80"/>
-        <w:rPr>
-          <w:rFonts w:ascii="Courier New" w:hAnsi="Courier New" w:cs="Courier New"/>
-          <w:sz w:val="22"/>
-          <w:szCs w:val="22"/>
-        </w:rPr>
-      </w:pPr>
-      <w:r>
-        <w:rPr>
-          <w:rFonts w:ascii="Courier New" w:hAnsi="Courier New" w:cs="Courier New"/>
-          <w:sz w:val="22"/>
-          <w:szCs w:val="22"/>
-        </w:rPr>
-        <w:t>    setviewport(10, 10, max_x - 10, max_y - 10, 0);</w:t>
-      </w:r>
-    </w:p>
-    <w:p>
-      <w:pPr>
-        <w:ind w:left="-5" w:right="80"/>
-        <w:rPr>
-          <w:rFonts w:ascii="Courier New" w:hAnsi="Courier New" w:cs="Courier New"/>
-          <w:sz w:val="22"/>
-          <w:szCs w:val="22"/>
-        </w:rPr>
-      </w:pPr>
-      <w:r>
-        <w:rPr>
-          <w:rFonts w:ascii="Courier New" w:hAnsi="Courier New" w:cs="Courier New"/>
-          <w:sz w:val="22"/>
-          <w:szCs w:val="22"/>
-        </w:rPr>
-        <w:t>    setlinestyle(0, 0, 3);</w:t>
-      </w:r>
-    </w:p>
-    <w:p>
-      <w:pPr>
-        <w:ind w:left="-5" w:right="80"/>
-        <w:rPr>
-          <w:rFonts w:ascii="Courier New" w:hAnsi="Courier New" w:cs="Courier New"/>
-          <w:sz w:val="22"/>
-          <w:szCs w:val="22"/>
-        </w:rPr>
-      </w:pPr>
-      <w:r>
-        <w:rPr>
-          <w:rFonts w:ascii="Courier New" w:hAnsi="Courier New" w:cs="Courier New"/>
-          <w:sz w:val="22"/>
-          <w:szCs w:val="22"/>
-        </w:rPr>
-        <w:t>    line(lines_out, max_y, lines_out, 0);</w:t>
+        <w:t xml:space="preserve">    </w:t>
+      </w:r>
+      <w:proofErr w:type="spellStart"/>
+      <w:r>
+        <w:rPr>
+          <w:rFonts w:ascii="Courier New" w:hAnsi="Courier New" w:cs="Courier New"/>
+          <w:sz w:val="22"/>
+          <w:szCs w:val="22"/>
+        </w:rPr>
+        <w:t>double</w:t>
+      </w:r>
+      <w:proofErr w:type="spellEnd"/>
+      <w:r>
+        <w:rPr>
+          <w:rFonts w:ascii="Courier New" w:hAnsi="Courier New" w:cs="Courier New"/>
+          <w:sz w:val="22"/>
+          <w:szCs w:val="22"/>
+        </w:rPr>
+        <w:t xml:space="preserve"> </w:t>
+      </w:r>
+      <w:proofErr w:type="spellStart"/>
+      <w:r>
+        <w:rPr>
+          <w:rFonts w:ascii="Courier New" w:hAnsi="Courier New" w:cs="Courier New"/>
+          <w:sz w:val="22"/>
+          <w:szCs w:val="22"/>
+        </w:rPr>
+        <w:t>y_result</w:t>
+      </w:r>
+      <w:proofErr w:type="spellEnd"/>
+      <w:r>
+        <w:rPr>
+          <w:rFonts w:ascii="Courier New" w:hAnsi="Courier New" w:cs="Courier New"/>
+          <w:sz w:val="22"/>
+          <w:szCs w:val="22"/>
+        </w:rPr>
+        <w:t>;</w:t>
+      </w:r>
+    </w:p>
+    <w:p>
+      <w:pPr>
+        <w:ind w:left="-5" w:right="80"/>
+        <w:rPr>
+          <w:rFonts w:ascii="Courier New" w:hAnsi="Courier New" w:cs="Courier New"/>
+          <w:sz w:val="22"/>
+          <w:szCs w:val="22"/>
+        </w:rPr>
+      </w:pPr>
+      <w:r>
+        <w:rPr>
+          <w:rFonts w:ascii="Courier New" w:hAnsi="Courier New" w:cs="Courier New"/>
+          <w:sz w:val="22"/>
+          <w:szCs w:val="22"/>
+        </w:rPr>
+        <w:t xml:space="preserve">    </w:t>
+      </w:r>
+      <w:proofErr w:type="spellStart"/>
+      <w:r>
+        <w:rPr>
+          <w:rFonts w:ascii="Courier New" w:hAnsi="Courier New" w:cs="Courier New"/>
+          <w:sz w:val="22"/>
+          <w:szCs w:val="22"/>
+        </w:rPr>
+        <w:t>double</w:t>
+      </w:r>
+      <w:proofErr w:type="spellEnd"/>
+      <w:r>
+        <w:rPr>
+          <w:rFonts w:ascii="Courier New" w:hAnsi="Courier New" w:cs="Courier New"/>
+          <w:sz w:val="22"/>
+          <w:szCs w:val="22"/>
+        </w:rPr>
+        <w:t xml:space="preserve"> </w:t>
+      </w:r>
+      <w:proofErr w:type="spellStart"/>
+      <w:r>
+        <w:rPr>
+          <w:rFonts w:ascii="Courier New" w:hAnsi="Courier New" w:cs="Courier New"/>
+          <w:sz w:val="22"/>
+          <w:szCs w:val="22"/>
+        </w:rPr>
+        <w:t>x_result</w:t>
+      </w:r>
+      <w:proofErr w:type="spellEnd"/>
+      <w:r>
+        <w:rPr>
+          <w:rFonts w:ascii="Courier New" w:hAnsi="Courier New" w:cs="Courier New"/>
+          <w:sz w:val="22"/>
+          <w:szCs w:val="22"/>
+        </w:rPr>
+        <w:t>;</w:t>
+      </w:r>
+    </w:p>
+    <w:p>
+      <w:pPr>
+        <w:ind w:left="-5" w:right="80"/>
+        <w:rPr>
+          <w:rFonts w:ascii="Courier New" w:hAnsi="Courier New" w:cs="Courier New"/>
+          <w:sz w:val="22"/>
+          <w:szCs w:val="22"/>
+        </w:rPr>
+      </w:pPr>
+      <w:r>
+        <w:rPr>
+          <w:rFonts w:ascii="Courier New" w:hAnsi="Courier New" w:cs="Courier New"/>
+          <w:sz w:val="22"/>
+          <w:szCs w:val="22"/>
+        </w:rPr>
+        <w:t xml:space="preserve">    </w:t>
+      </w:r>
+      <w:proofErr w:type="spellStart"/>
+      <w:r>
+        <w:rPr>
+          <w:rFonts w:ascii="Courier New" w:hAnsi="Courier New" w:cs="Courier New"/>
+          <w:sz w:val="22"/>
+          <w:szCs w:val="22"/>
+        </w:rPr>
+        <w:t>double</w:t>
+      </w:r>
+      <w:proofErr w:type="spellEnd"/>
+      <w:r>
+        <w:rPr>
+          <w:rFonts w:ascii="Courier New" w:hAnsi="Courier New" w:cs="Courier New"/>
+          <w:sz w:val="22"/>
+          <w:szCs w:val="22"/>
+        </w:rPr>
+        <w:t xml:space="preserve"> </w:t>
+      </w:r>
+      <w:proofErr w:type="spellStart"/>
+      <w:r>
+        <w:rPr>
+          <w:rFonts w:ascii="Courier New" w:hAnsi="Courier New" w:cs="Courier New"/>
+          <w:sz w:val="22"/>
+          <w:szCs w:val="22"/>
+        </w:rPr>
+        <w:t>y_out</w:t>
+      </w:r>
+      <w:proofErr w:type="spellEnd"/>
+      <w:r>
+        <w:rPr>
+          <w:rFonts w:ascii="Courier New" w:hAnsi="Courier New" w:cs="Courier New"/>
+          <w:sz w:val="22"/>
+          <w:szCs w:val="22"/>
+        </w:rPr>
+        <w:t>;</w:t>
+      </w:r>
+    </w:p>
+    <w:p>
+      <w:pPr>
+        <w:ind w:left="-5" w:right="80"/>
+        <w:rPr>
+          <w:rFonts w:ascii="Courier New" w:hAnsi="Courier New" w:cs="Courier New"/>
+          <w:sz w:val="22"/>
+          <w:szCs w:val="22"/>
+        </w:rPr>
+      </w:pPr>
+      <w:r>
+        <w:rPr>
+          <w:rFonts w:ascii="Courier New" w:hAnsi="Courier New" w:cs="Courier New"/>
+          <w:sz w:val="22"/>
+          <w:szCs w:val="22"/>
+        </w:rPr>
+        <w:t xml:space="preserve">    </w:t>
+      </w:r>
+      <w:proofErr w:type="spellStart"/>
+      <w:r>
+        <w:rPr>
+          <w:rFonts w:ascii="Courier New" w:hAnsi="Courier New" w:cs="Courier New"/>
+          <w:sz w:val="22"/>
+          <w:szCs w:val="22"/>
+        </w:rPr>
+        <w:t>double</w:t>
+      </w:r>
+      <w:proofErr w:type="spellEnd"/>
+      <w:r>
+        <w:rPr>
+          <w:rFonts w:ascii="Courier New" w:hAnsi="Courier New" w:cs="Courier New"/>
+          <w:sz w:val="22"/>
+          <w:szCs w:val="22"/>
+        </w:rPr>
+        <w:t xml:space="preserve"> </w:t>
+      </w:r>
+      <w:proofErr w:type="spellStart"/>
+      <w:r>
+        <w:rPr>
+          <w:rFonts w:ascii="Courier New" w:hAnsi="Courier New" w:cs="Courier New"/>
+          <w:sz w:val="22"/>
+          <w:szCs w:val="22"/>
+        </w:rPr>
+        <w:t>x_out</w:t>
+      </w:r>
+      <w:proofErr w:type="spellEnd"/>
+      <w:r>
+        <w:rPr>
+          <w:rFonts w:ascii="Courier New" w:hAnsi="Courier New" w:cs="Courier New"/>
+          <w:sz w:val="22"/>
+          <w:szCs w:val="22"/>
+        </w:rPr>
+        <w:t>;</w:t>
+      </w:r>
+    </w:p>
+    <w:p>
+      <w:pPr>
+        <w:ind w:left="-5" w:right="80"/>
+        <w:rPr>
+          <w:rFonts w:ascii="Courier New" w:hAnsi="Courier New" w:cs="Courier New"/>
+          <w:sz w:val="22"/>
+          <w:szCs w:val="22"/>
+        </w:rPr>
+      </w:pPr>
+      <w:r>
+        <w:rPr>
+          <w:rFonts w:ascii="Courier New" w:hAnsi="Courier New" w:cs="Courier New"/>
+          <w:sz w:val="22"/>
+          <w:szCs w:val="22"/>
+        </w:rPr>
+        <w:t xml:space="preserve">    </w:t>
+      </w:r>
+      <w:proofErr w:type="spellStart"/>
+      <w:r>
+        <w:rPr>
+          <w:rFonts w:ascii="Courier New" w:hAnsi="Courier New" w:cs="Courier New"/>
+          <w:sz w:val="22"/>
+          <w:szCs w:val="22"/>
+        </w:rPr>
+        <w:t>double</w:t>
+      </w:r>
+      <w:proofErr w:type="spellEnd"/>
+      <w:r>
+        <w:rPr>
+          <w:rFonts w:ascii="Courier New" w:hAnsi="Courier New" w:cs="Courier New"/>
+          <w:sz w:val="22"/>
+          <w:szCs w:val="22"/>
+        </w:rPr>
+        <w:t xml:space="preserve"> </w:t>
+      </w:r>
+      <w:proofErr w:type="spellStart"/>
+      <w:r>
+        <w:rPr>
+          <w:rFonts w:ascii="Courier New" w:hAnsi="Courier New" w:cs="Courier New"/>
+          <w:sz w:val="22"/>
+          <w:szCs w:val="22"/>
+        </w:rPr>
+        <w:t>max_result</w:t>
+      </w:r>
+      <w:proofErr w:type="spellEnd"/>
+      <w:r>
+        <w:rPr>
+          <w:rFonts w:ascii="Courier New" w:hAnsi="Courier New" w:cs="Courier New"/>
+          <w:sz w:val="22"/>
+          <w:szCs w:val="22"/>
+        </w:rPr>
+        <w:t xml:space="preserve"> = -100;</w:t>
+      </w:r>
+    </w:p>
+    <w:p>
+      <w:pPr>
+        <w:ind w:left="-5" w:right="80"/>
+        <w:rPr>
+          <w:rFonts w:ascii="Courier New" w:hAnsi="Courier New" w:cs="Courier New"/>
+          <w:sz w:val="22"/>
+          <w:szCs w:val="22"/>
+        </w:rPr>
+      </w:pPr>
+      <w:r>
+        <w:rPr>
+          <w:rFonts w:ascii="Courier New" w:hAnsi="Courier New" w:cs="Courier New"/>
+          <w:sz w:val="22"/>
+          <w:szCs w:val="22"/>
+        </w:rPr>
+        <w:t xml:space="preserve">    </w:t>
+      </w:r>
+      <w:proofErr w:type="spellStart"/>
+      <w:r>
+        <w:rPr>
+          <w:rFonts w:ascii="Courier New" w:hAnsi="Courier New" w:cs="Courier New"/>
+          <w:sz w:val="22"/>
+          <w:szCs w:val="22"/>
+        </w:rPr>
+        <w:t>int</w:t>
+      </w:r>
+      <w:proofErr w:type="spellEnd"/>
+      <w:r>
+        <w:rPr>
+          <w:rFonts w:ascii="Courier New" w:hAnsi="Courier New" w:cs="Courier New"/>
+          <w:sz w:val="22"/>
+          <w:szCs w:val="22"/>
+        </w:rPr>
+        <w:t xml:space="preserve"> i;</w:t>
+      </w:r>
+    </w:p>
+    <w:p>
+      <w:pPr>
+        <w:ind w:left="-5" w:right="80"/>
+        <w:rPr>
+          <w:rFonts w:ascii="Courier New" w:hAnsi="Courier New" w:cs="Courier New"/>
+          <w:sz w:val="22"/>
+          <w:szCs w:val="22"/>
+        </w:rPr>
+      </w:pPr>
+      <w:r>
+        <w:rPr>
+          <w:rFonts w:ascii="Courier New" w:hAnsi="Courier New" w:cs="Courier New"/>
+          <w:sz w:val="22"/>
+          <w:szCs w:val="22"/>
+        </w:rPr>
+        <w:t xml:space="preserve">    </w:t>
+      </w:r>
+      <w:proofErr w:type="spellStart"/>
+      <w:r>
+        <w:rPr>
+          <w:rFonts w:ascii="Courier New" w:hAnsi="Courier New" w:cs="Courier New"/>
+          <w:sz w:val="22"/>
+          <w:szCs w:val="22"/>
+        </w:rPr>
+        <w:t>int</w:t>
+      </w:r>
+      <w:proofErr w:type="spellEnd"/>
+      <w:r>
+        <w:rPr>
+          <w:rFonts w:ascii="Courier New" w:hAnsi="Courier New" w:cs="Courier New"/>
+          <w:sz w:val="22"/>
+          <w:szCs w:val="22"/>
+        </w:rPr>
+        <w:t xml:space="preserve"> </w:t>
+      </w:r>
+      <w:proofErr w:type="spellStart"/>
+      <w:r>
+        <w:rPr>
+          <w:rFonts w:ascii="Courier New" w:hAnsi="Courier New" w:cs="Courier New"/>
+          <w:sz w:val="22"/>
+          <w:szCs w:val="22"/>
+        </w:rPr>
+        <w:t>graph_driver</w:t>
+      </w:r>
+      <w:proofErr w:type="spellEnd"/>
+      <w:r>
+        <w:rPr>
+          <w:rFonts w:ascii="Courier New" w:hAnsi="Courier New" w:cs="Courier New"/>
+          <w:sz w:val="22"/>
+          <w:szCs w:val="22"/>
+        </w:rPr>
+        <w:t xml:space="preserve">, </w:t>
+      </w:r>
+      <w:proofErr w:type="spellStart"/>
+      <w:r>
+        <w:rPr>
+          <w:rFonts w:ascii="Courier New" w:hAnsi="Courier New" w:cs="Courier New"/>
+          <w:sz w:val="22"/>
+          <w:szCs w:val="22"/>
+        </w:rPr>
+        <w:t>graph_mode</w:t>
+      </w:r>
+      <w:proofErr w:type="spellEnd"/>
+      <w:r>
+        <w:rPr>
+          <w:rFonts w:ascii="Courier New" w:hAnsi="Courier New" w:cs="Courier New"/>
+          <w:sz w:val="22"/>
+          <w:szCs w:val="22"/>
+        </w:rPr>
+        <w:t xml:space="preserve">, </w:t>
+      </w:r>
+      <w:proofErr w:type="spellStart"/>
+      <w:r>
+        <w:rPr>
+          <w:rFonts w:ascii="Courier New" w:hAnsi="Courier New" w:cs="Courier New"/>
+          <w:sz w:val="22"/>
+          <w:szCs w:val="22"/>
+        </w:rPr>
+        <w:t>graph_error_code</w:t>
+      </w:r>
+      <w:proofErr w:type="spellEnd"/>
+      <w:r>
+        <w:rPr>
+          <w:rFonts w:ascii="Courier New" w:hAnsi="Courier New" w:cs="Courier New"/>
+          <w:sz w:val="22"/>
+          <w:szCs w:val="22"/>
+        </w:rPr>
+        <w:t>;</w:t>
+      </w:r>
+    </w:p>
+    <w:p>
+      <w:pPr>
+        <w:ind w:left="-5" w:right="80"/>
+        <w:rPr>
+          <w:rFonts w:ascii="Courier New" w:hAnsi="Courier New" w:cs="Courier New"/>
+          <w:sz w:val="22"/>
+          <w:szCs w:val="22"/>
+        </w:rPr>
+      </w:pPr>
+      <w:r>
+        <w:rPr>
+          <w:rFonts w:ascii="Courier New" w:hAnsi="Courier New" w:cs="Courier New"/>
+          <w:sz w:val="22"/>
+          <w:szCs w:val="22"/>
+        </w:rPr>
+        <w:lastRenderedPageBreak/>
+        <w:t xml:space="preserve">    </w:t>
+      </w:r>
+      <w:proofErr w:type="spellStart"/>
+      <w:r>
+        <w:rPr>
+          <w:rFonts w:ascii="Courier New" w:hAnsi="Courier New" w:cs="Courier New"/>
+          <w:sz w:val="22"/>
+          <w:szCs w:val="22"/>
+        </w:rPr>
+        <w:t>int</w:t>
+      </w:r>
+      <w:proofErr w:type="spellEnd"/>
+      <w:r>
+        <w:rPr>
+          <w:rFonts w:ascii="Courier New" w:hAnsi="Courier New" w:cs="Courier New"/>
+          <w:sz w:val="22"/>
+          <w:szCs w:val="22"/>
+        </w:rPr>
+        <w:t xml:space="preserve"> </w:t>
+      </w:r>
+      <w:proofErr w:type="spellStart"/>
+      <w:r>
+        <w:rPr>
+          <w:rFonts w:ascii="Courier New" w:hAnsi="Courier New" w:cs="Courier New"/>
+          <w:sz w:val="22"/>
+          <w:szCs w:val="22"/>
+        </w:rPr>
+        <w:t>max_x</w:t>
+      </w:r>
+      <w:proofErr w:type="spellEnd"/>
+      <w:r>
+        <w:rPr>
+          <w:rFonts w:ascii="Courier New" w:hAnsi="Courier New" w:cs="Courier New"/>
+          <w:sz w:val="22"/>
+          <w:szCs w:val="22"/>
+        </w:rPr>
+        <w:t>;</w:t>
+      </w:r>
+    </w:p>
+    <w:p>
+      <w:pPr>
+        <w:ind w:left="-5" w:right="80"/>
+        <w:rPr>
+          <w:rFonts w:ascii="Courier New" w:hAnsi="Courier New" w:cs="Courier New"/>
+          <w:sz w:val="22"/>
+          <w:szCs w:val="22"/>
+        </w:rPr>
+      </w:pPr>
+      <w:r>
+        <w:rPr>
+          <w:rFonts w:ascii="Courier New" w:hAnsi="Courier New" w:cs="Courier New"/>
+          <w:sz w:val="22"/>
+          <w:szCs w:val="22"/>
+        </w:rPr>
+        <w:t xml:space="preserve">    </w:t>
+      </w:r>
+      <w:proofErr w:type="spellStart"/>
+      <w:r>
+        <w:rPr>
+          <w:rFonts w:ascii="Courier New" w:hAnsi="Courier New" w:cs="Courier New"/>
+          <w:sz w:val="22"/>
+          <w:szCs w:val="22"/>
+        </w:rPr>
+        <w:t>int</w:t>
+      </w:r>
+      <w:proofErr w:type="spellEnd"/>
+      <w:r>
+        <w:rPr>
+          <w:rFonts w:ascii="Courier New" w:hAnsi="Courier New" w:cs="Courier New"/>
+          <w:sz w:val="22"/>
+          <w:szCs w:val="22"/>
+        </w:rPr>
+        <w:t xml:space="preserve"> </w:t>
+      </w:r>
+      <w:proofErr w:type="spellStart"/>
+      <w:r>
+        <w:rPr>
+          <w:rFonts w:ascii="Courier New" w:hAnsi="Courier New" w:cs="Courier New"/>
+          <w:sz w:val="22"/>
+          <w:szCs w:val="22"/>
+        </w:rPr>
+        <w:t>max_y</w:t>
+      </w:r>
+      <w:proofErr w:type="spellEnd"/>
+      <w:r>
+        <w:rPr>
+          <w:rFonts w:ascii="Courier New" w:hAnsi="Courier New" w:cs="Courier New"/>
+          <w:sz w:val="22"/>
+          <w:szCs w:val="22"/>
+        </w:rPr>
+        <w:t>;</w:t>
+      </w:r>
+    </w:p>
+    <w:p>
+      <w:pPr>
+        <w:ind w:left="-5" w:right="80"/>
+        <w:rPr>
+          <w:rFonts w:ascii="Courier New" w:hAnsi="Courier New" w:cs="Courier New"/>
+          <w:sz w:val="22"/>
+          <w:szCs w:val="22"/>
+        </w:rPr>
+      </w:pPr>
+      <w:r>
+        <w:rPr>
+          <w:rFonts w:ascii="Courier New" w:hAnsi="Courier New" w:cs="Courier New"/>
+          <w:sz w:val="22"/>
+          <w:szCs w:val="22"/>
+        </w:rPr>
+        <w:t xml:space="preserve">    </w:t>
+      </w:r>
+      <w:proofErr w:type="spellStart"/>
+      <w:r>
+        <w:rPr>
+          <w:rFonts w:ascii="Courier New" w:hAnsi="Courier New" w:cs="Courier New"/>
+          <w:sz w:val="22"/>
+          <w:szCs w:val="22"/>
+        </w:rPr>
+        <w:t>char</w:t>
+      </w:r>
+      <w:proofErr w:type="spellEnd"/>
+      <w:r>
+        <w:rPr>
+          <w:rFonts w:ascii="Courier New" w:hAnsi="Courier New" w:cs="Courier New"/>
+          <w:sz w:val="22"/>
+          <w:szCs w:val="22"/>
+        </w:rPr>
+        <w:t xml:space="preserve"> </w:t>
+      </w:r>
+      <w:proofErr w:type="spellStart"/>
+      <w:r>
+        <w:rPr>
+          <w:rFonts w:ascii="Courier New" w:hAnsi="Courier New" w:cs="Courier New"/>
+          <w:sz w:val="22"/>
+          <w:szCs w:val="22"/>
+        </w:rPr>
+        <w:t>symbols_</w:t>
+      </w:r>
+      <w:proofErr w:type="gramStart"/>
+      <w:r>
+        <w:rPr>
+          <w:rFonts w:ascii="Courier New" w:hAnsi="Courier New" w:cs="Courier New"/>
+          <w:sz w:val="22"/>
+          <w:szCs w:val="22"/>
+        </w:rPr>
+        <w:t>out</w:t>
+      </w:r>
+      <w:proofErr w:type="spellEnd"/>
+      <w:r>
+        <w:rPr>
+          <w:rFonts w:ascii="Courier New" w:hAnsi="Courier New" w:cs="Courier New"/>
+          <w:sz w:val="22"/>
+          <w:szCs w:val="22"/>
+        </w:rPr>
+        <w:t>[</w:t>
+      </w:r>
+      <w:proofErr w:type="gramEnd"/>
+      <w:r>
+        <w:rPr>
+          <w:rFonts w:ascii="Courier New" w:hAnsi="Courier New" w:cs="Courier New"/>
+          <w:sz w:val="22"/>
+          <w:szCs w:val="22"/>
+        </w:rPr>
+        <w:t>10];</w:t>
+      </w:r>
+    </w:p>
+    <w:p>
+      <w:pPr>
+        <w:ind w:left="-5" w:right="80"/>
+        <w:rPr>
+          <w:rFonts w:ascii="Courier New" w:hAnsi="Courier New" w:cs="Courier New"/>
+          <w:sz w:val="22"/>
+          <w:szCs w:val="22"/>
+        </w:rPr>
+      </w:pPr>
+      <w:r>
+        <w:rPr>
+          <w:rFonts w:ascii="Courier New" w:hAnsi="Courier New" w:cs="Courier New"/>
+          <w:sz w:val="22"/>
+          <w:szCs w:val="22"/>
+        </w:rPr>
+        <w:t xml:space="preserve">    </w:t>
+      </w:r>
+      <w:proofErr w:type="spellStart"/>
+      <w:r>
+        <w:rPr>
+          <w:rFonts w:ascii="Courier New" w:hAnsi="Courier New" w:cs="Courier New"/>
+          <w:sz w:val="22"/>
+          <w:szCs w:val="22"/>
+        </w:rPr>
+        <w:t>char</w:t>
+      </w:r>
+      <w:proofErr w:type="spellEnd"/>
+      <w:r>
+        <w:rPr>
+          <w:rFonts w:ascii="Courier New" w:hAnsi="Courier New" w:cs="Courier New"/>
+          <w:sz w:val="22"/>
+          <w:szCs w:val="22"/>
+        </w:rPr>
+        <w:t xml:space="preserve"> </w:t>
+      </w:r>
+      <w:proofErr w:type="spellStart"/>
+      <w:r>
+        <w:rPr>
+          <w:rFonts w:ascii="Courier New" w:hAnsi="Courier New" w:cs="Courier New"/>
+          <w:sz w:val="22"/>
+          <w:szCs w:val="22"/>
+        </w:rPr>
+        <w:t>maximum_</w:t>
+      </w:r>
+      <w:proofErr w:type="gramStart"/>
+      <w:r>
+        <w:rPr>
+          <w:rFonts w:ascii="Courier New" w:hAnsi="Courier New" w:cs="Courier New"/>
+          <w:sz w:val="22"/>
+          <w:szCs w:val="22"/>
+        </w:rPr>
+        <w:t>out</w:t>
+      </w:r>
+      <w:proofErr w:type="spellEnd"/>
+      <w:r>
+        <w:rPr>
+          <w:rFonts w:ascii="Courier New" w:hAnsi="Courier New" w:cs="Courier New"/>
+          <w:sz w:val="22"/>
+          <w:szCs w:val="22"/>
+        </w:rPr>
+        <w:t>[</w:t>
+      </w:r>
+      <w:proofErr w:type="gramEnd"/>
+      <w:r>
+        <w:rPr>
+          <w:rFonts w:ascii="Courier New" w:hAnsi="Courier New" w:cs="Courier New"/>
+          <w:sz w:val="22"/>
+          <w:szCs w:val="22"/>
+        </w:rPr>
+        <w:t>50];</w:t>
+      </w:r>
+    </w:p>
+    <w:p>
+      <w:pPr>
+        <w:ind w:left="-5" w:right="80"/>
+        <w:rPr>
+          <w:rFonts w:ascii="Courier New" w:hAnsi="Courier New" w:cs="Courier New"/>
+          <w:sz w:val="22"/>
+          <w:szCs w:val="22"/>
+        </w:rPr>
+      </w:pPr>
+    </w:p>
+    <w:p>
+      <w:pPr>
+        <w:ind w:left="-5" w:right="80"/>
+        <w:rPr>
+          <w:rFonts w:ascii="Courier New" w:hAnsi="Courier New" w:cs="Courier New"/>
+          <w:sz w:val="22"/>
+          <w:szCs w:val="22"/>
+        </w:rPr>
+      </w:pPr>
+      <w:r>
+        <w:rPr>
+          <w:rFonts w:ascii="Courier New" w:hAnsi="Courier New" w:cs="Courier New"/>
+          <w:sz w:val="22"/>
+          <w:szCs w:val="22"/>
+        </w:rPr>
+        <w:t xml:space="preserve">    </w:t>
+      </w:r>
+      <w:proofErr w:type="spellStart"/>
+      <w:r>
+        <w:rPr>
+          <w:rFonts w:ascii="Courier New" w:hAnsi="Courier New" w:cs="Courier New"/>
+          <w:sz w:val="22"/>
+          <w:szCs w:val="22"/>
+        </w:rPr>
+        <w:t>graph_driver</w:t>
+      </w:r>
+      <w:proofErr w:type="spellEnd"/>
+      <w:r>
+        <w:rPr>
+          <w:rFonts w:ascii="Courier New" w:hAnsi="Courier New" w:cs="Courier New"/>
+          <w:sz w:val="22"/>
+          <w:szCs w:val="22"/>
+        </w:rPr>
+        <w:t xml:space="preserve"> = DETECT;</w:t>
+      </w:r>
+    </w:p>
+    <w:p>
+      <w:pPr>
+        <w:ind w:left="-5" w:right="80"/>
+        <w:rPr>
+          <w:rFonts w:ascii="Courier New" w:hAnsi="Courier New" w:cs="Courier New"/>
+          <w:sz w:val="22"/>
+          <w:szCs w:val="22"/>
+        </w:rPr>
+      </w:pPr>
+      <w:r>
+        <w:rPr>
+          <w:rFonts w:ascii="Courier New" w:hAnsi="Courier New" w:cs="Courier New"/>
+          <w:sz w:val="22"/>
+          <w:szCs w:val="22"/>
+        </w:rPr>
+        <w:t xml:space="preserve">    </w:t>
+      </w:r>
+      <w:proofErr w:type="spellStart"/>
+      <w:r>
+        <w:rPr>
+          <w:rFonts w:ascii="Courier New" w:hAnsi="Courier New" w:cs="Courier New"/>
+          <w:sz w:val="22"/>
+          <w:szCs w:val="22"/>
+        </w:rPr>
+        <w:t>graph_mode</w:t>
+      </w:r>
+      <w:proofErr w:type="spellEnd"/>
+      <w:r>
+        <w:rPr>
+          <w:rFonts w:ascii="Courier New" w:hAnsi="Courier New" w:cs="Courier New"/>
+          <w:sz w:val="22"/>
+          <w:szCs w:val="22"/>
+        </w:rPr>
+        <w:t xml:space="preserve"> = VGA;</w:t>
+      </w:r>
+    </w:p>
+    <w:p>
+      <w:pPr>
+        <w:ind w:left="-5" w:right="80"/>
+        <w:rPr>
+          <w:rFonts w:ascii="Courier New" w:hAnsi="Courier New" w:cs="Courier New"/>
+          <w:sz w:val="22"/>
+          <w:szCs w:val="22"/>
+        </w:rPr>
+      </w:pPr>
+      <w:r>
+        <w:rPr>
+          <w:rFonts w:ascii="Courier New" w:hAnsi="Courier New" w:cs="Courier New"/>
+          <w:sz w:val="22"/>
+          <w:szCs w:val="22"/>
+        </w:rPr>
+        <w:t xml:space="preserve">    </w:t>
+      </w:r>
+      <w:proofErr w:type="spellStart"/>
+      <w:proofErr w:type="gramStart"/>
+      <w:r>
+        <w:rPr>
+          <w:rFonts w:ascii="Courier New" w:hAnsi="Courier New" w:cs="Courier New"/>
+          <w:sz w:val="22"/>
+          <w:szCs w:val="22"/>
+        </w:rPr>
+        <w:t>detectgraph</w:t>
+      </w:r>
+      <w:proofErr w:type="spellEnd"/>
+      <w:r>
+        <w:rPr>
+          <w:rFonts w:ascii="Courier New" w:hAnsi="Courier New" w:cs="Courier New"/>
+          <w:sz w:val="22"/>
+          <w:szCs w:val="22"/>
+        </w:rPr>
+        <w:t>(</w:t>
+      </w:r>
+      <w:proofErr w:type="gramEnd"/>
+      <w:r>
+        <w:rPr>
+          <w:rFonts w:ascii="Courier New" w:hAnsi="Courier New" w:cs="Courier New"/>
+          <w:sz w:val="22"/>
+          <w:szCs w:val="22"/>
+        </w:rPr>
+        <w:t>&amp;</w:t>
+      </w:r>
+      <w:proofErr w:type="spellStart"/>
+      <w:r>
+        <w:rPr>
+          <w:rFonts w:ascii="Courier New" w:hAnsi="Courier New" w:cs="Courier New"/>
+          <w:sz w:val="22"/>
+          <w:szCs w:val="22"/>
+        </w:rPr>
+        <w:t>graph_driver</w:t>
+      </w:r>
+      <w:proofErr w:type="spellEnd"/>
+      <w:r>
+        <w:rPr>
+          <w:rFonts w:ascii="Courier New" w:hAnsi="Courier New" w:cs="Courier New"/>
+          <w:sz w:val="22"/>
+          <w:szCs w:val="22"/>
+        </w:rPr>
+        <w:t>, &amp;</w:t>
+      </w:r>
+      <w:proofErr w:type="spellStart"/>
+      <w:r>
+        <w:rPr>
+          <w:rFonts w:ascii="Courier New" w:hAnsi="Courier New" w:cs="Courier New"/>
+          <w:sz w:val="22"/>
+          <w:szCs w:val="22"/>
+        </w:rPr>
+        <w:t>graph_mode</w:t>
+      </w:r>
+      <w:proofErr w:type="spellEnd"/>
+      <w:r>
+        <w:rPr>
+          <w:rFonts w:ascii="Courier New" w:hAnsi="Courier New" w:cs="Courier New"/>
+          <w:sz w:val="22"/>
+          <w:szCs w:val="22"/>
+        </w:rPr>
+        <w:t>);</w:t>
+      </w:r>
+    </w:p>
+    <w:p>
+      <w:pPr>
+        <w:ind w:left="-5" w:right="80"/>
+        <w:rPr>
+          <w:rFonts w:ascii="Courier New" w:hAnsi="Courier New" w:cs="Courier New"/>
+          <w:sz w:val="22"/>
+          <w:szCs w:val="22"/>
+        </w:rPr>
+      </w:pPr>
+      <w:r>
+        <w:rPr>
+          <w:rFonts w:ascii="Courier New" w:hAnsi="Courier New" w:cs="Courier New"/>
+          <w:sz w:val="22"/>
+          <w:szCs w:val="22"/>
+        </w:rPr>
+        <w:t xml:space="preserve">    </w:t>
+      </w:r>
+      <w:proofErr w:type="spellStart"/>
+      <w:proofErr w:type="gramStart"/>
+      <w:r>
+        <w:rPr>
+          <w:rFonts w:ascii="Courier New" w:hAnsi="Courier New" w:cs="Courier New"/>
+          <w:sz w:val="22"/>
+          <w:szCs w:val="22"/>
+        </w:rPr>
+        <w:t>initgraph</w:t>
+      </w:r>
+      <w:proofErr w:type="spellEnd"/>
+      <w:r>
+        <w:rPr>
+          <w:rFonts w:ascii="Courier New" w:hAnsi="Courier New" w:cs="Courier New"/>
+          <w:sz w:val="22"/>
+          <w:szCs w:val="22"/>
+        </w:rPr>
+        <w:t>(</w:t>
+      </w:r>
+      <w:proofErr w:type="gramEnd"/>
+      <w:r>
+        <w:rPr>
+          <w:rFonts w:ascii="Courier New" w:hAnsi="Courier New" w:cs="Courier New"/>
+          <w:sz w:val="22"/>
+          <w:szCs w:val="22"/>
+        </w:rPr>
+        <w:t>&amp;</w:t>
+      </w:r>
+      <w:proofErr w:type="spellStart"/>
+      <w:r>
+        <w:rPr>
+          <w:rFonts w:ascii="Courier New" w:hAnsi="Courier New" w:cs="Courier New"/>
+          <w:sz w:val="22"/>
+          <w:szCs w:val="22"/>
+        </w:rPr>
+        <w:t>graph_driver</w:t>
+      </w:r>
+      <w:proofErr w:type="spellEnd"/>
+      <w:r>
+        <w:rPr>
+          <w:rFonts w:ascii="Courier New" w:hAnsi="Courier New" w:cs="Courier New"/>
+          <w:sz w:val="22"/>
+          <w:szCs w:val="22"/>
+        </w:rPr>
+        <w:t>, &amp;</w:t>
+      </w:r>
+      <w:proofErr w:type="spellStart"/>
+      <w:r>
+        <w:rPr>
+          <w:rFonts w:ascii="Courier New" w:hAnsi="Courier New" w:cs="Courier New"/>
+          <w:sz w:val="22"/>
+          <w:szCs w:val="22"/>
+        </w:rPr>
+        <w:t>graph_mode</w:t>
+      </w:r>
+      <w:proofErr w:type="spellEnd"/>
+      <w:r>
+        <w:rPr>
+          <w:rFonts w:ascii="Courier New" w:hAnsi="Courier New" w:cs="Courier New"/>
+          <w:sz w:val="22"/>
+          <w:szCs w:val="22"/>
+        </w:rPr>
+        <w:t>, NULL);</w:t>
+      </w:r>
+    </w:p>
+    <w:p>
+      <w:pPr>
+        <w:ind w:left="-5" w:right="80"/>
+        <w:rPr>
+          <w:rFonts w:ascii="Courier New" w:hAnsi="Courier New" w:cs="Courier New"/>
+          <w:sz w:val="22"/>
+          <w:szCs w:val="22"/>
+        </w:rPr>
+      </w:pPr>
+    </w:p>
+    <w:p>
+      <w:pPr>
+        <w:ind w:left="0" w:right="80" w:firstLine="0"/>
+        <w:rPr>
+          <w:rFonts w:ascii="Courier New" w:hAnsi="Courier New" w:cs="Courier New"/>
+          <w:sz w:val="22"/>
+          <w:szCs w:val="22"/>
+          <w:lang w:val="ru-RU"/>
+        </w:rPr>
+      </w:pPr>
+    </w:p>
+    <w:p>
+      <w:pPr>
+        <w:ind w:left="-5" w:right="80"/>
+        <w:rPr>
+          <w:rFonts w:ascii="Courier New" w:hAnsi="Courier New" w:cs="Courier New"/>
+          <w:sz w:val="22"/>
+          <w:szCs w:val="22"/>
+        </w:rPr>
+      </w:pPr>
+      <w:r>
+        <w:rPr>
+          <w:rFonts w:ascii="Courier New" w:hAnsi="Courier New" w:cs="Courier New"/>
+          <w:sz w:val="22"/>
+          <w:szCs w:val="22"/>
+        </w:rPr>
+        <w:t xml:space="preserve">    </w:t>
+      </w:r>
+      <w:proofErr w:type="spellStart"/>
+      <w:r>
+        <w:rPr>
+          <w:rFonts w:ascii="Courier New" w:hAnsi="Courier New" w:cs="Courier New"/>
+          <w:sz w:val="22"/>
+          <w:szCs w:val="22"/>
+        </w:rPr>
+        <w:t>max_x</w:t>
+      </w:r>
+      <w:proofErr w:type="spellEnd"/>
+      <w:r>
+        <w:rPr>
+          <w:rFonts w:ascii="Courier New" w:hAnsi="Courier New" w:cs="Courier New"/>
+          <w:sz w:val="22"/>
+          <w:szCs w:val="22"/>
+        </w:rPr>
+        <w:t xml:space="preserve"> = </w:t>
+      </w:r>
+      <w:proofErr w:type="spellStart"/>
+      <w:proofErr w:type="gramStart"/>
+      <w:r>
+        <w:rPr>
+          <w:rFonts w:ascii="Courier New" w:hAnsi="Courier New" w:cs="Courier New"/>
+          <w:sz w:val="22"/>
+          <w:szCs w:val="22"/>
+        </w:rPr>
+        <w:t>getmaxx</w:t>
+      </w:r>
+      <w:proofErr w:type="spellEnd"/>
+      <w:r>
+        <w:rPr>
+          <w:rFonts w:ascii="Courier New" w:hAnsi="Courier New" w:cs="Courier New"/>
+          <w:sz w:val="22"/>
+          <w:szCs w:val="22"/>
+        </w:rPr>
+        <w:t>(</w:t>
+      </w:r>
+      <w:proofErr w:type="gramEnd"/>
+      <w:r>
+        <w:rPr>
+          <w:rFonts w:ascii="Courier New" w:hAnsi="Courier New" w:cs="Courier New"/>
+          <w:sz w:val="22"/>
+          <w:szCs w:val="22"/>
+        </w:rPr>
+        <w:t>);</w:t>
+      </w:r>
+    </w:p>
+    <w:p>
+      <w:pPr>
+        <w:ind w:left="-5" w:right="80"/>
+        <w:rPr>
+          <w:rFonts w:ascii="Courier New" w:hAnsi="Courier New" w:cs="Courier New"/>
+          <w:sz w:val="22"/>
+          <w:szCs w:val="22"/>
+        </w:rPr>
+      </w:pPr>
+      <w:r>
+        <w:rPr>
+          <w:rFonts w:ascii="Courier New" w:hAnsi="Courier New" w:cs="Courier New"/>
+          <w:sz w:val="22"/>
+          <w:szCs w:val="22"/>
+        </w:rPr>
+        <w:t xml:space="preserve">    </w:t>
+      </w:r>
+      <w:proofErr w:type="spellStart"/>
+      <w:r>
+        <w:rPr>
+          <w:rFonts w:ascii="Courier New" w:hAnsi="Courier New" w:cs="Courier New"/>
+          <w:sz w:val="22"/>
+          <w:szCs w:val="22"/>
+        </w:rPr>
+        <w:t>max_y</w:t>
+      </w:r>
+      <w:proofErr w:type="spellEnd"/>
+      <w:r>
+        <w:rPr>
+          <w:rFonts w:ascii="Courier New" w:hAnsi="Courier New" w:cs="Courier New"/>
+          <w:sz w:val="22"/>
+          <w:szCs w:val="22"/>
+        </w:rPr>
+        <w:t xml:space="preserve"> = </w:t>
+      </w:r>
+      <w:proofErr w:type="spellStart"/>
+      <w:proofErr w:type="gramStart"/>
+      <w:r>
+        <w:rPr>
+          <w:rFonts w:ascii="Courier New" w:hAnsi="Courier New" w:cs="Courier New"/>
+          <w:sz w:val="22"/>
+          <w:szCs w:val="22"/>
+        </w:rPr>
+        <w:t>getmaxy</w:t>
+      </w:r>
+      <w:proofErr w:type="spellEnd"/>
+      <w:r>
+        <w:rPr>
+          <w:rFonts w:ascii="Courier New" w:hAnsi="Courier New" w:cs="Courier New"/>
+          <w:sz w:val="22"/>
+          <w:szCs w:val="22"/>
+        </w:rPr>
+        <w:t>(</w:t>
+      </w:r>
+      <w:proofErr w:type="gramEnd"/>
+      <w:r>
+        <w:rPr>
+          <w:rFonts w:ascii="Courier New" w:hAnsi="Courier New" w:cs="Courier New"/>
+          <w:sz w:val="22"/>
+          <w:szCs w:val="22"/>
+        </w:rPr>
+        <w:t>);</w:t>
+      </w:r>
+    </w:p>
+    <w:p>
+      <w:pPr>
+        <w:ind w:left="-5" w:right="80"/>
+        <w:rPr>
+          <w:rFonts w:ascii="Courier New" w:hAnsi="Courier New" w:cs="Courier New"/>
+          <w:sz w:val="22"/>
+          <w:szCs w:val="22"/>
+        </w:rPr>
+      </w:pPr>
+      <w:r>
+        <w:rPr>
+          <w:rFonts w:ascii="Courier New" w:hAnsi="Courier New" w:cs="Courier New"/>
+          <w:sz w:val="22"/>
+          <w:szCs w:val="22"/>
+        </w:rPr>
+        <w:t xml:space="preserve">    </w:t>
+      </w:r>
+      <w:proofErr w:type="spellStart"/>
+      <w:proofErr w:type="gramStart"/>
+      <w:r>
+        <w:rPr>
+          <w:rFonts w:ascii="Courier New" w:hAnsi="Courier New" w:cs="Courier New"/>
+          <w:sz w:val="22"/>
+          <w:szCs w:val="22"/>
+        </w:rPr>
+        <w:t>setviewport</w:t>
+      </w:r>
+      <w:proofErr w:type="spellEnd"/>
+      <w:r>
+        <w:rPr>
+          <w:rFonts w:ascii="Courier New" w:hAnsi="Courier New" w:cs="Courier New"/>
+          <w:sz w:val="22"/>
+          <w:szCs w:val="22"/>
+        </w:rPr>
+        <w:t>(</w:t>
+      </w:r>
+      <w:proofErr w:type="gramEnd"/>
+      <w:r>
+        <w:rPr>
+          <w:rFonts w:ascii="Courier New" w:hAnsi="Courier New" w:cs="Courier New"/>
+          <w:sz w:val="22"/>
+          <w:szCs w:val="22"/>
+        </w:rPr>
+        <w:t xml:space="preserve">10, 10, </w:t>
+      </w:r>
+      <w:proofErr w:type="spellStart"/>
+      <w:r>
+        <w:rPr>
+          <w:rFonts w:ascii="Courier New" w:hAnsi="Courier New" w:cs="Courier New"/>
+          <w:sz w:val="22"/>
+          <w:szCs w:val="22"/>
+        </w:rPr>
+        <w:t>max_x</w:t>
+      </w:r>
+      <w:proofErr w:type="spellEnd"/>
+      <w:r>
+        <w:rPr>
+          <w:rFonts w:ascii="Courier New" w:hAnsi="Courier New" w:cs="Courier New"/>
+          <w:sz w:val="22"/>
+          <w:szCs w:val="22"/>
+        </w:rPr>
+        <w:t xml:space="preserve"> - 10, </w:t>
+      </w:r>
+      <w:proofErr w:type="spellStart"/>
+      <w:r>
+        <w:rPr>
+          <w:rFonts w:ascii="Courier New" w:hAnsi="Courier New" w:cs="Courier New"/>
+          <w:sz w:val="22"/>
+          <w:szCs w:val="22"/>
+        </w:rPr>
+        <w:t>max_y</w:t>
+      </w:r>
+      <w:proofErr w:type="spellEnd"/>
+      <w:r>
+        <w:rPr>
+          <w:rFonts w:ascii="Courier New" w:hAnsi="Courier New" w:cs="Courier New"/>
+          <w:sz w:val="22"/>
+          <w:szCs w:val="22"/>
+        </w:rPr>
+        <w:t xml:space="preserve"> - 10, 0);</w:t>
+      </w:r>
+    </w:p>
+    <w:p>
+      <w:pPr>
+        <w:ind w:left="-5" w:right="80"/>
+        <w:rPr>
+          <w:rFonts w:ascii="Courier New" w:hAnsi="Courier New" w:cs="Courier New"/>
+          <w:sz w:val="22"/>
+          <w:szCs w:val="22"/>
+        </w:rPr>
+      </w:pPr>
+      <w:r>
+        <w:rPr>
+          <w:rFonts w:ascii="Courier New" w:hAnsi="Courier New" w:cs="Courier New"/>
+          <w:sz w:val="22"/>
+          <w:szCs w:val="22"/>
+        </w:rPr>
+        <w:t xml:space="preserve">    </w:t>
+      </w:r>
+      <w:proofErr w:type="spellStart"/>
+      <w:proofErr w:type="gramStart"/>
+      <w:r>
+        <w:rPr>
+          <w:rFonts w:ascii="Courier New" w:hAnsi="Courier New" w:cs="Courier New"/>
+          <w:sz w:val="22"/>
+          <w:szCs w:val="22"/>
+        </w:rPr>
+        <w:t>setlinestyle</w:t>
+      </w:r>
+      <w:proofErr w:type="spellEnd"/>
+      <w:r>
+        <w:rPr>
+          <w:rFonts w:ascii="Courier New" w:hAnsi="Courier New" w:cs="Courier New"/>
+          <w:sz w:val="22"/>
+          <w:szCs w:val="22"/>
+        </w:rPr>
+        <w:t>(</w:t>
+      </w:r>
+      <w:proofErr w:type="gramEnd"/>
+      <w:r>
+        <w:rPr>
+          <w:rFonts w:ascii="Courier New" w:hAnsi="Courier New" w:cs="Courier New"/>
+          <w:sz w:val="22"/>
+          <w:szCs w:val="22"/>
+        </w:rPr>
+        <w:t>0, 0, 3);</w:t>
+      </w:r>
+    </w:p>
+    <w:p>
+      <w:pPr>
+        <w:ind w:left="-5" w:right="80"/>
+        <w:rPr>
+          <w:rFonts w:ascii="Courier New" w:hAnsi="Courier New" w:cs="Courier New"/>
+          <w:sz w:val="22"/>
+          <w:szCs w:val="22"/>
+        </w:rPr>
+      </w:pPr>
+      <w:r>
+        <w:rPr>
+          <w:rFonts w:ascii="Courier New" w:hAnsi="Courier New" w:cs="Courier New"/>
+          <w:sz w:val="22"/>
+          <w:szCs w:val="22"/>
+        </w:rPr>
+        <w:t xml:space="preserve">    </w:t>
+      </w:r>
+      <w:proofErr w:type="spellStart"/>
+      <w:proofErr w:type="gramStart"/>
+      <w:r>
+        <w:rPr>
+          <w:rFonts w:ascii="Courier New" w:hAnsi="Courier New" w:cs="Courier New"/>
+          <w:sz w:val="22"/>
+          <w:szCs w:val="22"/>
+        </w:rPr>
+        <w:t>line</w:t>
+      </w:r>
+      <w:proofErr w:type="spellEnd"/>
+      <w:r>
+        <w:rPr>
+          <w:rFonts w:ascii="Courier New" w:hAnsi="Courier New" w:cs="Courier New"/>
+          <w:sz w:val="22"/>
+          <w:szCs w:val="22"/>
+        </w:rPr>
+        <w:t>(</w:t>
+      </w:r>
+      <w:proofErr w:type="spellStart"/>
+      <w:proofErr w:type="gramEnd"/>
+      <w:r>
+        <w:rPr>
+          <w:rFonts w:ascii="Courier New" w:hAnsi="Courier New" w:cs="Courier New"/>
+          <w:sz w:val="22"/>
+          <w:szCs w:val="22"/>
+        </w:rPr>
+        <w:t>lines_out</w:t>
+      </w:r>
+      <w:proofErr w:type="spellEnd"/>
+      <w:r>
+        <w:rPr>
+          <w:rFonts w:ascii="Courier New" w:hAnsi="Courier New" w:cs="Courier New"/>
+          <w:sz w:val="22"/>
+          <w:szCs w:val="22"/>
+        </w:rPr>
+        <w:t xml:space="preserve">, </w:t>
+      </w:r>
+      <w:proofErr w:type="spellStart"/>
+      <w:r>
+        <w:rPr>
+          <w:rFonts w:ascii="Courier New" w:hAnsi="Courier New" w:cs="Courier New"/>
+          <w:sz w:val="22"/>
+          <w:szCs w:val="22"/>
+        </w:rPr>
+        <w:t>max_y</w:t>
+      </w:r>
+      <w:proofErr w:type="spellEnd"/>
+      <w:r>
+        <w:rPr>
+          <w:rFonts w:ascii="Courier New" w:hAnsi="Courier New" w:cs="Courier New"/>
+          <w:sz w:val="22"/>
+          <w:szCs w:val="22"/>
+        </w:rPr>
+        <w:t xml:space="preserve">, </w:t>
+      </w:r>
+      <w:proofErr w:type="spellStart"/>
+      <w:r>
+        <w:rPr>
+          <w:rFonts w:ascii="Courier New" w:hAnsi="Courier New" w:cs="Courier New"/>
+          <w:sz w:val="22"/>
+          <w:szCs w:val="22"/>
+        </w:rPr>
+        <w:t>lines_out</w:t>
+      </w:r>
+      <w:proofErr w:type="spellEnd"/>
+      <w:r>
+        <w:rPr>
+          <w:rFonts w:ascii="Courier New" w:hAnsi="Courier New" w:cs="Courier New"/>
+          <w:sz w:val="22"/>
+          <w:szCs w:val="22"/>
+        </w:rPr>
+        <w:t>, 0);</w:t>
       </w:r>
       <w:r>
         <w:rPr>
@@ -1978,26 +3862,9 @@
           <w:sz w:val="22"/>
           <w:szCs w:val="22"/>
         </w:rPr>
-        <w:t xml:space="preserve"> vert</w:t>
-      </w:r>
-    </w:p>
-    <w:p>
-      <w:pPr>
-        <w:ind w:left="-5" w:right="80"/>
-        <w:rPr>
-          <w:rFonts w:ascii="Courier New" w:hAnsi="Courier New" w:cs="Courier New"/>
-          <w:sz w:val="22"/>
-          <w:szCs w:val="22"/>
-        </w:rPr>
-      </w:pPr>
-      <w:r>
-        <w:rPr>
-          <w:rFonts w:ascii="Courier New" w:hAnsi="Courier New" w:cs="Courier New"/>
-          <w:sz w:val="22"/>
-          <w:szCs w:val="22"/>
-        </w:rPr>
-        <w:t>    line(lines_out, max_y / 2, max_x, max_y / 2);</w:t>
-      </w:r>
+        <w:t xml:space="preserve"> </w:t>
+      </w:r>
+      <w:proofErr w:type="spellStart"/>
       <w:r>
         <w:rPr>
           <w:rFonts w:ascii="Courier New" w:hAnsi="Courier New" w:cs="Courier New"/>
@@ -2006,15 +3873,118 @@
           <w:sz w:val="22"/>
           <w:szCs w:val="22"/>
         </w:rPr>
-        <w:t xml:space="preserve">        </w:t>
-      </w:r>
-      <w:r>
-        <w:rPr>
-          <w:rFonts w:ascii="Courier New" w:hAnsi="Courier New" w:cs="Courier New"/>
-          <w:sz w:val="22"/>
-          <w:szCs w:val="22"/>
-        </w:rPr>
-        <w:t>//</w:t>
+        <w:t>vert</w:t>
+      </w:r>
+      <w:proofErr w:type="spellEnd"/>
+    </w:p>
+    <w:p>
+      <w:pPr>
+        <w:ind w:left="-5" w:right="80"/>
+        <w:rPr>
+          <w:rFonts w:ascii="Courier New" w:hAnsi="Courier New" w:cs="Courier New"/>
+          <w:sz w:val="22"/>
+          <w:szCs w:val="22"/>
+        </w:rPr>
+      </w:pPr>
+      <w:r>
+        <w:rPr>
+          <w:rFonts w:ascii="Courier New" w:hAnsi="Courier New" w:cs="Courier New"/>
+          <w:sz w:val="22"/>
+          <w:szCs w:val="22"/>
+        </w:rPr>
+        <w:t xml:space="preserve">    </w:t>
+      </w:r>
+      <w:proofErr w:type="spellStart"/>
+      <w:proofErr w:type="gramStart"/>
+      <w:r>
+        <w:rPr>
+          <w:rFonts w:ascii="Courier New" w:hAnsi="Courier New" w:cs="Courier New"/>
+          <w:sz w:val="22"/>
+          <w:szCs w:val="22"/>
+        </w:rPr>
+        <w:t>line</w:t>
+      </w:r>
+      <w:proofErr w:type="spellEnd"/>
+      <w:r>
+        <w:rPr>
+          <w:rFonts w:ascii="Courier New" w:hAnsi="Courier New" w:cs="Courier New"/>
+          <w:sz w:val="22"/>
+          <w:szCs w:val="22"/>
+        </w:rPr>
+        <w:t>(</w:t>
+      </w:r>
+      <w:proofErr w:type="spellStart"/>
+      <w:proofErr w:type="gramEnd"/>
+      <w:r>
+        <w:rPr>
+          <w:rFonts w:ascii="Courier New" w:hAnsi="Courier New" w:cs="Courier New"/>
+          <w:sz w:val="22"/>
+          <w:szCs w:val="22"/>
+        </w:rPr>
+        <w:t>lines_out</w:t>
+      </w:r>
+      <w:proofErr w:type="spellEnd"/>
+      <w:r>
+        <w:rPr>
+          <w:rFonts w:ascii="Courier New" w:hAnsi="Courier New" w:cs="Courier New"/>
+          <w:sz w:val="22"/>
+          <w:szCs w:val="22"/>
+        </w:rPr>
+        <w:t xml:space="preserve">, </w:t>
+      </w:r>
+      <w:proofErr w:type="spellStart"/>
+      <w:r>
+        <w:rPr>
+          <w:rFonts w:ascii="Courier New" w:hAnsi="Courier New" w:cs="Courier New"/>
+          <w:sz w:val="22"/>
+          <w:szCs w:val="22"/>
+        </w:rPr>
+        <w:t>max_y</w:t>
+      </w:r>
+      <w:proofErr w:type="spellEnd"/>
+      <w:r>
+        <w:rPr>
+          <w:rFonts w:ascii="Courier New" w:hAnsi="Courier New" w:cs="Courier New"/>
+          <w:sz w:val="22"/>
+          <w:szCs w:val="22"/>
+        </w:rPr>
+        <w:t xml:space="preserve"> / 2, </w:t>
+      </w:r>
+      <w:proofErr w:type="spellStart"/>
+      <w:r>
+        <w:rPr>
+          <w:rFonts w:ascii="Courier New" w:hAnsi="Courier New" w:cs="Courier New"/>
+          <w:sz w:val="22"/>
+          <w:szCs w:val="22"/>
+        </w:rPr>
+        <w:t>max_x</w:t>
+      </w:r>
+      <w:proofErr w:type="spellEnd"/>
+      <w:r>
+        <w:rPr>
+          <w:rFonts w:ascii="Courier New" w:hAnsi="Courier New" w:cs="Courier New"/>
+          <w:sz w:val="22"/>
+          <w:szCs w:val="22"/>
+        </w:rPr>
+        <w:t xml:space="preserve">, </w:t>
+      </w:r>
+      <w:proofErr w:type="spellStart"/>
+      <w:r>
+        <w:rPr>
+          <w:rFonts w:ascii="Courier New" w:hAnsi="Courier New" w:cs="Courier New"/>
+          <w:sz w:val="22"/>
+          <w:szCs w:val="22"/>
+        </w:rPr>
+        <w:t>max_y</w:t>
+      </w:r>
+      <w:proofErr w:type="spellEnd"/>
+      <w:r>
+        <w:rPr>
+          <w:rFonts w:ascii="Courier New" w:hAnsi="Courier New" w:cs="Courier New"/>
+          <w:sz w:val="22"/>
+          <w:szCs w:val="22"/>
+        </w:rPr>
+        <w:t xml:space="preserve"> / 2);</w:t>
       </w:r>
       <w:r>
         <w:rPr>
@@ -2024,18 +3994,16 @@
           <w:sz w:val="22"/>
           <w:szCs w:val="22"/>
         </w:rPr>
-        <w:t xml:space="preserve"> gorizont</w:t>
-      </w:r>
-    </w:p>
-    <w:p>
-      <w:pPr>
-        <w:ind w:left="-5" w:right="80"/>
-        <w:rPr>
-          <w:rFonts w:ascii="Courier New" w:hAnsi="Courier New" w:cs="Courier New"/>
-          <w:sz w:val="22"/>
-          <w:szCs w:val="22"/>
-        </w:rPr>
-      </w:pPr>
+        <w:t xml:space="preserve">        </w:t>
+      </w:r>
+      <w:r>
+        <w:rPr>
+          <w:rFonts w:ascii="Courier New" w:hAnsi="Courier New" w:cs="Courier New"/>
+          <w:sz w:val="22"/>
+          <w:szCs w:val="22"/>
+        </w:rPr>
+        <w:t>//</w:t>
+      </w:r>
       <w:r>
         <w:rPr>
           <w:rFonts w:ascii="Courier New" w:hAnsi="Courier New" w:cs="Courier New"/>
@@ -2044,16 +4012,9 @@
           <w:sz w:val="22"/>
           <w:szCs w:val="22"/>
         </w:rPr>
-        <w:t xml:space="preserve">    </w:t>
-      </w:r>
-      <w:r>
-        <w:rPr>
-          <w:rFonts w:ascii="Courier New" w:hAnsi="Courier New" w:cs="Courier New"/>
-          <w:sz w:val="22"/>
-          <w:szCs w:val="22"/>
-        </w:rPr>
-        <w:t>//</w:t>
-      </w:r>
+        <w:t xml:space="preserve"> </w:t>
+      </w:r>
+      <w:proofErr w:type="spellStart"/>
       <w:r>
         <w:rPr>
           <w:rFonts w:ascii="Courier New" w:hAnsi="Courier New" w:cs="Courier New"/>
@@ -2062,26 +4023,19 @@
           <w:sz w:val="22"/>
           <w:szCs w:val="22"/>
         </w:rPr>
-        <w:t xml:space="preserve"> Разметка по оси X</w:t>
-      </w:r>
-    </w:p>
-    <w:p>
-      <w:pPr>
-        <w:ind w:left="-5" w:right="80"/>
-        <w:rPr>
-          <w:rFonts w:ascii="Courier New" w:hAnsi="Courier New" w:cs="Courier New"/>
-          <w:sz w:val="22"/>
-          <w:szCs w:val="22"/>
-        </w:rPr>
-      </w:pPr>
-      <w:r>
-        <w:rPr>
-          <w:rFonts w:ascii="Courier New" w:hAnsi="Courier New" w:cs="Courier New"/>
-          <w:sz w:val="22"/>
-          <w:szCs w:val="22"/>
-        </w:rPr>
-        <w:t>    for (i = 1; i &lt;= end_out; i++) {</w:t>
-      </w:r>
+        <w:t>gorizont</w:t>
+      </w:r>
+      <w:proofErr w:type="spellEnd"/>
+    </w:p>
+    <w:p>
+      <w:pPr>
+        <w:ind w:left="-5" w:right="80"/>
+        <w:rPr>
+          <w:rFonts w:ascii="Courier New" w:hAnsi="Courier New" w:cs="Courier New"/>
+          <w:sz w:val="22"/>
+          <w:szCs w:val="22"/>
+        </w:rPr>
+      </w:pPr>
       <w:r>
         <w:rPr>
           <w:rFonts w:ascii="Courier New" w:hAnsi="Courier New" w:cs="Courier New"/>
@@ -2090,7 +4044,7 @@
           <w:sz w:val="22"/>
           <w:szCs w:val="22"/>
         </w:rPr>
-        <w:t xml:space="preserve"> </w:t>
+        <w:t xml:space="preserve">    </w:t>
       </w:r>
       <w:r>
         <w:rPr>
@@ -2108,91 +4062,71 @@
           <w:sz w:val="22"/>
           <w:szCs w:val="22"/>
         </w:rPr>
-        <w:t xml:space="preserve"> Начинаем с 1, так как 0 - это 0π</w:t>
-      </w:r>
-    </w:p>
-    <w:p>
-      <w:pPr>
-        <w:ind w:left="-5" w:right="80"/>
-        <w:rPr>
-          <w:rFonts w:ascii="Courier New" w:hAnsi="Courier New" w:cs="Courier New"/>
-          <w:sz w:val="22"/>
-          <w:szCs w:val="22"/>
-        </w:rPr>
-      </w:pPr>
-      <w:r>
-        <w:rPr>
-          <w:rFonts w:ascii="Courier New" w:hAnsi="Courier New" w:cs="Courier New"/>
-          <w:sz w:val="22"/>
-          <w:szCs w:val="22"/>
-        </w:rPr>
-        <w:t>        sprintf(symbols_out, "%dPI", i);</w:t>
-      </w:r>
-    </w:p>
-    <w:p>
-      <w:pPr>
-        <w:ind w:left="-5" w:right="80"/>
-        <w:rPr>
-          <w:rFonts w:ascii="Courier New" w:hAnsi="Courier New" w:cs="Courier New"/>
-          <w:sz w:val="22"/>
-          <w:szCs w:val="22"/>
-        </w:rPr>
-      </w:pPr>
-      <w:r>
-        <w:rPr>
-          <w:rFonts w:ascii="Courier New" w:hAnsi="Courier New" w:cs="Courier New"/>
-          <w:sz w:val="22"/>
-          <w:szCs w:val="22"/>
-        </w:rPr>
-        <w:t>        outtextxy(lines_out + hatch_out * i, max_y / 2 + ten_num, symbols_out);</w:t>
-      </w:r>
-    </w:p>
-    <w:p>
-      <w:pPr>
-        <w:ind w:left="-5" w:right="80"/>
-        <w:rPr>
-          <w:rFonts w:ascii="Courier New" w:hAnsi="Courier New" w:cs="Courier New"/>
-          <w:sz w:val="22"/>
-          <w:szCs w:val="22"/>
-        </w:rPr>
-      </w:pPr>
-      <w:r>
-        <w:rPr>
-          <w:rFonts w:ascii="Courier New" w:hAnsi="Courier New" w:cs="Courier New"/>
-          <w:sz w:val="22"/>
-          <w:szCs w:val="22"/>
-        </w:rPr>
-        <w:lastRenderedPageBreak/>
-        <w:t>        line(lines_out + hatch_out * i, max_y / 2 + ten_num / 2, lines_out + hatch_out * i, max_y / 2 - ten_num / 2);</w:t>
-      </w:r>
-    </w:p>
-    <w:p>
-      <w:pPr>
-        <w:ind w:left="-5" w:right="80"/>
-        <w:rPr>
-          <w:rFonts w:ascii="Courier New" w:hAnsi="Courier New" w:cs="Courier New"/>
-          <w:sz w:val="22"/>
-          <w:szCs w:val="22"/>
-        </w:rPr>
-      </w:pPr>
-      <w:r>
-        <w:rPr>
-          <w:rFonts w:ascii="Courier New" w:hAnsi="Courier New" w:cs="Courier New"/>
-          <w:sz w:val="22"/>
-          <w:szCs w:val="22"/>
-        </w:rPr>
-        <w:t>    }</w:t>
-      </w:r>
-    </w:p>
-    <w:p>
-      <w:pPr>
-        <w:ind w:left="-5" w:right="80"/>
-        <w:rPr>
-          <w:rFonts w:ascii="Courier New" w:hAnsi="Courier New" w:cs="Courier New"/>
-          <w:sz w:val="22"/>
-          <w:szCs w:val="22"/>
-        </w:rPr>
-      </w:pPr>
+        <w:t xml:space="preserve"> Разметка по оси X</w:t>
+      </w:r>
+    </w:p>
+    <w:p>
+      <w:pPr>
+        <w:ind w:left="-5" w:right="80"/>
+        <w:rPr>
+          <w:rFonts w:ascii="Courier New" w:hAnsi="Courier New" w:cs="Courier New"/>
+          <w:sz w:val="22"/>
+          <w:szCs w:val="22"/>
+        </w:rPr>
+      </w:pPr>
+      <w:r>
+        <w:rPr>
+          <w:rFonts w:ascii="Courier New" w:hAnsi="Courier New" w:cs="Courier New"/>
+          <w:sz w:val="22"/>
+          <w:szCs w:val="22"/>
+        </w:rPr>
+        <w:t xml:space="preserve">    </w:t>
+      </w:r>
+      <w:proofErr w:type="spellStart"/>
+      <w:r>
+        <w:rPr>
+          <w:rFonts w:ascii="Courier New" w:hAnsi="Courier New" w:cs="Courier New"/>
+          <w:sz w:val="22"/>
+          <w:szCs w:val="22"/>
+        </w:rPr>
+        <w:t>for</w:t>
+      </w:r>
+      <w:proofErr w:type="spellEnd"/>
+      <w:r>
+        <w:rPr>
+          <w:rFonts w:ascii="Courier New" w:hAnsi="Courier New" w:cs="Courier New"/>
+          <w:sz w:val="22"/>
+          <w:szCs w:val="22"/>
+        </w:rPr>
+        <w:t xml:space="preserve"> (i = 1; i &lt;= </w:t>
+      </w:r>
+      <w:proofErr w:type="spellStart"/>
+      <w:r>
+        <w:rPr>
+          <w:rFonts w:ascii="Courier New" w:hAnsi="Courier New" w:cs="Courier New"/>
+          <w:sz w:val="22"/>
+          <w:szCs w:val="22"/>
+        </w:rPr>
+        <w:t>end_out</w:t>
+      </w:r>
+      <w:proofErr w:type="spellEnd"/>
+      <w:r>
+        <w:rPr>
+          <w:rFonts w:ascii="Courier New" w:hAnsi="Courier New" w:cs="Courier New"/>
+          <w:sz w:val="22"/>
+          <w:szCs w:val="22"/>
+        </w:rPr>
+        <w:t xml:space="preserve">; i++) </w:t>
+      </w:r>
+      <w:proofErr w:type="gramStart"/>
+      <w:r>
+        <w:rPr>
+          <w:rFonts w:ascii="Courier New" w:hAnsi="Courier New" w:cs="Courier New"/>
+          <w:sz w:val="22"/>
+          <w:szCs w:val="22"/>
+        </w:rPr>
+        <w:t>{</w:t>
+      </w:r>
       <w:r>
         <w:rPr>
           <w:rFonts w:ascii="Courier New" w:hAnsi="Courier New" w:cs="Courier New"/>
@@ -2201,15 +4135,24 @@
           <w:sz w:val="22"/>
           <w:szCs w:val="22"/>
         </w:rPr>
-        <w:t xml:space="preserve">    </w:t>
-      </w:r>
-      <w:r>
-        <w:rPr>
-          <w:rFonts w:ascii="Courier New" w:hAnsi="Courier New" w:cs="Courier New"/>
-          <w:sz w:val="22"/>
-          <w:szCs w:val="22"/>
-        </w:rPr>
-        <w:t>//</w:t>
+        <w:t xml:space="preserve"> </w:t>
+      </w:r>
+      <w:r>
+        <w:rPr>
+          <w:rFonts w:ascii="Courier New" w:hAnsi="Courier New" w:cs="Courier New"/>
+          <w:sz w:val="22"/>
+          <w:szCs w:val="22"/>
+        </w:rPr>
+        <w:t>/</w:t>
+      </w:r>
+      <w:proofErr w:type="gramEnd"/>
+      <w:r>
+        <w:rPr>
+          <w:rFonts w:ascii="Courier New" w:hAnsi="Courier New" w:cs="Courier New"/>
+          <w:sz w:val="22"/>
+          <w:szCs w:val="22"/>
+        </w:rPr>
+        <w:t>/</w:t>
       </w:r>
       <w:r>
         <w:rPr>
@@ -2219,79 +4162,391 @@
           <w:sz w:val="22"/>
           <w:szCs w:val="22"/>
         </w:rPr>
-        <w:t xml:space="preserve"> Разметка по оси Y</w:t>
-      </w:r>
-    </w:p>
-    <w:p>
-      <w:pPr>
-        <w:ind w:left="-5" w:right="80"/>
-        <w:rPr>
-          <w:rFonts w:ascii="Courier New" w:hAnsi="Courier New" w:cs="Courier New"/>
-          <w:sz w:val="22"/>
-          <w:szCs w:val="22"/>
-        </w:rPr>
-      </w:pPr>
-      <w:r>
-        <w:rPr>
-          <w:rFonts w:ascii="Courier New" w:hAnsi="Courier New" w:cs="Courier New"/>
-          <w:sz w:val="22"/>
-          <w:szCs w:val="22"/>
-        </w:rPr>
-        <w:t>    for (i = -number_out; i &lt;= number_out; i++) {</w:t>
-      </w:r>
-    </w:p>
-    <w:p>
-      <w:pPr>
-        <w:ind w:left="-5" w:right="80"/>
-        <w:rPr>
-          <w:rFonts w:ascii="Courier New" w:hAnsi="Courier New" w:cs="Courier New"/>
-          <w:sz w:val="22"/>
-          <w:szCs w:val="22"/>
-        </w:rPr>
-      </w:pPr>
-      <w:r>
-        <w:rPr>
-          <w:rFonts w:ascii="Courier New" w:hAnsi="Courier New" w:cs="Courier New"/>
-          <w:sz w:val="22"/>
-          <w:szCs w:val="22"/>
-        </w:rPr>
-        <w:t>        sprintf(symbols_out, "%d", i);</w:t>
-      </w:r>
-    </w:p>
-    <w:p>
-      <w:pPr>
-        <w:ind w:left="-5" w:right="80"/>
-        <w:rPr>
-          <w:rFonts w:ascii="Courier New" w:hAnsi="Courier New" w:cs="Courier New"/>
-          <w:sz w:val="22"/>
-          <w:szCs w:val="22"/>
-        </w:rPr>
-      </w:pPr>
-      <w:r>
-        <w:rPr>
-          <w:rFonts w:ascii="Courier New" w:hAnsi="Courier New" w:cs="Courier New"/>
-          <w:sz w:val="22"/>
-          <w:szCs w:val="22"/>
-        </w:rPr>
-        <w:t>        outtextxy(0, max_y / 2 - hatch_out * i / 2 - ten_num / 2, symbols_out);</w:t>
-      </w:r>
-    </w:p>
-    <w:p>
-      <w:pPr>
-        <w:ind w:left="-5" w:right="80"/>
-        <w:rPr>
-          <w:rFonts w:ascii="Courier New" w:hAnsi="Courier New" w:cs="Courier New"/>
-          <w:sz w:val="22"/>
-          <w:szCs w:val="22"/>
-        </w:rPr>
-      </w:pPr>
-      <w:r>
-        <w:rPr>
-          <w:rFonts w:ascii="Courier New" w:hAnsi="Courier New" w:cs="Courier New"/>
-          <w:sz w:val="22"/>
-          <w:szCs w:val="22"/>
-        </w:rPr>
-        <w:t>        line(lines_out + ten_num / 2, max_y / 2 - hatch_out * i / 2, lines_out - ten_num / 2, max_y / 2 - hatch_out * i / 2);</w:t>
+        <w:t xml:space="preserve"> Начинаем с 1, так как 0 - это 0π</w:t>
+      </w:r>
+    </w:p>
+    <w:p>
+      <w:pPr>
+        <w:ind w:left="-5" w:right="80"/>
+        <w:rPr>
+          <w:rFonts w:ascii="Courier New" w:hAnsi="Courier New" w:cs="Courier New"/>
+          <w:sz w:val="22"/>
+          <w:szCs w:val="22"/>
+        </w:rPr>
+      </w:pPr>
+      <w:r>
+        <w:rPr>
+          <w:rFonts w:ascii="Courier New" w:hAnsi="Courier New" w:cs="Courier New"/>
+          <w:sz w:val="22"/>
+          <w:szCs w:val="22"/>
+        </w:rPr>
+        <w:t xml:space="preserve">        </w:t>
+      </w:r>
+      <w:proofErr w:type="spellStart"/>
+      <w:proofErr w:type="gramStart"/>
+      <w:r>
+        <w:rPr>
+          <w:rFonts w:ascii="Courier New" w:hAnsi="Courier New" w:cs="Courier New"/>
+          <w:sz w:val="22"/>
+          <w:szCs w:val="22"/>
+        </w:rPr>
+        <w:t>sprintf</w:t>
+      </w:r>
+      <w:proofErr w:type="spellEnd"/>
+      <w:r>
+        <w:rPr>
+          <w:rFonts w:ascii="Courier New" w:hAnsi="Courier New" w:cs="Courier New"/>
+          <w:sz w:val="22"/>
+          <w:szCs w:val="22"/>
+        </w:rPr>
+        <w:t>(</w:t>
+      </w:r>
+      <w:proofErr w:type="spellStart"/>
+      <w:proofErr w:type="gramEnd"/>
+      <w:r>
+        <w:rPr>
+          <w:rFonts w:ascii="Courier New" w:hAnsi="Courier New" w:cs="Courier New"/>
+          <w:sz w:val="22"/>
+          <w:szCs w:val="22"/>
+        </w:rPr>
+        <w:t>symbols_out</w:t>
+      </w:r>
+      <w:proofErr w:type="spellEnd"/>
+      <w:r>
+        <w:rPr>
+          <w:rFonts w:ascii="Courier New" w:hAnsi="Courier New" w:cs="Courier New"/>
+          <w:sz w:val="22"/>
+          <w:szCs w:val="22"/>
+        </w:rPr>
+        <w:t>, "%</w:t>
+      </w:r>
+      <w:proofErr w:type="spellStart"/>
+      <w:r>
+        <w:rPr>
+          <w:rFonts w:ascii="Courier New" w:hAnsi="Courier New" w:cs="Courier New"/>
+          <w:sz w:val="22"/>
+          <w:szCs w:val="22"/>
+        </w:rPr>
+        <w:t>dPI</w:t>
+      </w:r>
+      <w:proofErr w:type="spellEnd"/>
+      <w:r>
+        <w:rPr>
+          <w:rFonts w:ascii="Courier New" w:hAnsi="Courier New" w:cs="Courier New"/>
+          <w:sz w:val="22"/>
+          <w:szCs w:val="22"/>
+        </w:rPr>
+        <w:t>", i);</w:t>
+      </w:r>
+    </w:p>
+    <w:p>
+      <w:pPr>
+        <w:ind w:left="-5" w:right="80"/>
+        <w:rPr>
+          <w:rFonts w:ascii="Courier New" w:hAnsi="Courier New" w:cs="Courier New"/>
+          <w:sz w:val="22"/>
+          <w:szCs w:val="22"/>
+        </w:rPr>
+      </w:pPr>
+      <w:r>
+        <w:rPr>
+          <w:rFonts w:ascii="Courier New" w:hAnsi="Courier New" w:cs="Courier New"/>
+          <w:sz w:val="22"/>
+          <w:szCs w:val="22"/>
+        </w:rPr>
+        <w:t xml:space="preserve">        </w:t>
+      </w:r>
+      <w:proofErr w:type="spellStart"/>
+      <w:proofErr w:type="gramStart"/>
+      <w:r>
+        <w:rPr>
+          <w:rFonts w:ascii="Courier New" w:hAnsi="Courier New" w:cs="Courier New"/>
+          <w:sz w:val="22"/>
+          <w:szCs w:val="22"/>
+        </w:rPr>
+        <w:t>outtextxy</w:t>
+      </w:r>
+      <w:proofErr w:type="spellEnd"/>
+      <w:r>
+        <w:rPr>
+          <w:rFonts w:ascii="Courier New" w:hAnsi="Courier New" w:cs="Courier New"/>
+          <w:sz w:val="22"/>
+          <w:szCs w:val="22"/>
+        </w:rPr>
+        <w:t>(</w:t>
+      </w:r>
+      <w:proofErr w:type="spellStart"/>
+      <w:proofErr w:type="gramEnd"/>
+      <w:r>
+        <w:rPr>
+          <w:rFonts w:ascii="Courier New" w:hAnsi="Courier New" w:cs="Courier New"/>
+          <w:sz w:val="22"/>
+          <w:szCs w:val="22"/>
+        </w:rPr>
+        <w:t>lines_out</w:t>
+      </w:r>
+      <w:proofErr w:type="spellEnd"/>
+      <w:r>
+        <w:rPr>
+          <w:rFonts w:ascii="Courier New" w:hAnsi="Courier New" w:cs="Courier New"/>
+          <w:sz w:val="22"/>
+          <w:szCs w:val="22"/>
+        </w:rPr>
+        <w:t xml:space="preserve"> + </w:t>
+      </w:r>
+      <w:proofErr w:type="spellStart"/>
+      <w:r>
+        <w:rPr>
+          <w:rFonts w:ascii="Courier New" w:hAnsi="Courier New" w:cs="Courier New"/>
+          <w:sz w:val="22"/>
+          <w:szCs w:val="22"/>
+        </w:rPr>
+        <w:t>hatch_out</w:t>
+      </w:r>
+      <w:proofErr w:type="spellEnd"/>
+      <w:r>
+        <w:rPr>
+          <w:rFonts w:ascii="Courier New" w:hAnsi="Courier New" w:cs="Courier New"/>
+          <w:sz w:val="22"/>
+          <w:szCs w:val="22"/>
+        </w:rPr>
+        <w:t xml:space="preserve"> * i, </w:t>
+      </w:r>
+      <w:proofErr w:type="spellStart"/>
+      <w:r>
+        <w:rPr>
+          <w:rFonts w:ascii="Courier New" w:hAnsi="Courier New" w:cs="Courier New"/>
+          <w:sz w:val="22"/>
+          <w:szCs w:val="22"/>
+        </w:rPr>
+        <w:t>max_y</w:t>
+      </w:r>
+      <w:proofErr w:type="spellEnd"/>
+      <w:r>
+        <w:rPr>
+          <w:rFonts w:ascii="Courier New" w:hAnsi="Courier New" w:cs="Courier New"/>
+          <w:sz w:val="22"/>
+          <w:szCs w:val="22"/>
+        </w:rPr>
+        <w:t xml:space="preserve"> / 2 + </w:t>
+      </w:r>
+      <w:proofErr w:type="spellStart"/>
+      <w:r>
+        <w:rPr>
+          <w:rFonts w:ascii="Courier New" w:hAnsi="Courier New" w:cs="Courier New"/>
+          <w:sz w:val="22"/>
+          <w:szCs w:val="22"/>
+        </w:rPr>
+        <w:t>ten_num</w:t>
+      </w:r>
+      <w:proofErr w:type="spellEnd"/>
+      <w:r>
+        <w:rPr>
+          <w:rFonts w:ascii="Courier New" w:hAnsi="Courier New" w:cs="Courier New"/>
+          <w:sz w:val="22"/>
+          <w:szCs w:val="22"/>
+        </w:rPr>
+        <w:t xml:space="preserve">, </w:t>
+      </w:r>
+      <w:proofErr w:type="spellStart"/>
+      <w:r>
+        <w:rPr>
+          <w:rFonts w:ascii="Courier New" w:hAnsi="Courier New" w:cs="Courier New"/>
+          <w:sz w:val="22"/>
+          <w:szCs w:val="22"/>
+        </w:rPr>
+        <w:t>symbols_out</w:t>
+      </w:r>
+      <w:proofErr w:type="spellEnd"/>
+      <w:r>
+        <w:rPr>
+          <w:rFonts w:ascii="Courier New" w:hAnsi="Courier New" w:cs="Courier New"/>
+          <w:sz w:val="22"/>
+          <w:szCs w:val="22"/>
+        </w:rPr>
+        <w:t>);</w:t>
+      </w:r>
+    </w:p>
+    <w:p>
+      <w:pPr>
+        <w:ind w:left="-5" w:right="80"/>
+        <w:rPr>
+          <w:rFonts w:ascii="Courier New" w:hAnsi="Courier New" w:cs="Courier New"/>
+          <w:sz w:val="22"/>
+          <w:szCs w:val="22"/>
+        </w:rPr>
+      </w:pPr>
+      <w:r>
+        <w:rPr>
+          <w:rFonts w:ascii="Courier New" w:hAnsi="Courier New" w:cs="Courier New"/>
+          <w:sz w:val="22"/>
+          <w:szCs w:val="22"/>
+        </w:rPr>
+        <w:t xml:space="preserve">        </w:t>
+      </w:r>
+      <w:proofErr w:type="spellStart"/>
+      <w:proofErr w:type="gramStart"/>
+      <w:r>
+        <w:rPr>
+          <w:rFonts w:ascii="Courier New" w:hAnsi="Courier New" w:cs="Courier New"/>
+          <w:sz w:val="22"/>
+          <w:szCs w:val="22"/>
+        </w:rPr>
+        <w:t>line</w:t>
+      </w:r>
+      <w:proofErr w:type="spellEnd"/>
+      <w:r>
+        <w:rPr>
+          <w:rFonts w:ascii="Courier New" w:hAnsi="Courier New" w:cs="Courier New"/>
+          <w:sz w:val="22"/>
+          <w:szCs w:val="22"/>
+        </w:rPr>
+        <w:t>(</w:t>
+      </w:r>
+      <w:proofErr w:type="spellStart"/>
+      <w:proofErr w:type="gramEnd"/>
+      <w:r>
+        <w:rPr>
+          <w:rFonts w:ascii="Courier New" w:hAnsi="Courier New" w:cs="Courier New"/>
+          <w:sz w:val="22"/>
+          <w:szCs w:val="22"/>
+        </w:rPr>
+        <w:t>lines_out</w:t>
+      </w:r>
+      <w:proofErr w:type="spellEnd"/>
+      <w:r>
+        <w:rPr>
+          <w:rFonts w:ascii="Courier New" w:hAnsi="Courier New" w:cs="Courier New"/>
+          <w:sz w:val="22"/>
+          <w:szCs w:val="22"/>
+        </w:rPr>
+        <w:t xml:space="preserve"> + </w:t>
+      </w:r>
+      <w:proofErr w:type="spellStart"/>
+      <w:r>
+        <w:rPr>
+          <w:rFonts w:ascii="Courier New" w:hAnsi="Courier New" w:cs="Courier New"/>
+          <w:sz w:val="22"/>
+          <w:szCs w:val="22"/>
+        </w:rPr>
+        <w:t>hatch_out</w:t>
+      </w:r>
+      <w:proofErr w:type="spellEnd"/>
+      <w:r>
+        <w:rPr>
+          <w:rFonts w:ascii="Courier New" w:hAnsi="Courier New" w:cs="Courier New"/>
+          <w:sz w:val="22"/>
+          <w:szCs w:val="22"/>
+        </w:rPr>
+        <w:t xml:space="preserve"> * i, </w:t>
+      </w:r>
+      <w:proofErr w:type="spellStart"/>
+      <w:r>
+        <w:rPr>
+          <w:rFonts w:ascii="Courier New" w:hAnsi="Courier New" w:cs="Courier New"/>
+          <w:sz w:val="22"/>
+          <w:szCs w:val="22"/>
+        </w:rPr>
+        <w:t>max_y</w:t>
+      </w:r>
+      <w:proofErr w:type="spellEnd"/>
+      <w:r>
+        <w:rPr>
+          <w:rFonts w:ascii="Courier New" w:hAnsi="Courier New" w:cs="Courier New"/>
+          <w:sz w:val="22"/>
+          <w:szCs w:val="22"/>
+        </w:rPr>
+        <w:t xml:space="preserve"> / 2 + </w:t>
+      </w:r>
+      <w:proofErr w:type="spellStart"/>
+      <w:r>
+        <w:rPr>
+          <w:rFonts w:ascii="Courier New" w:hAnsi="Courier New" w:cs="Courier New"/>
+          <w:sz w:val="22"/>
+          <w:szCs w:val="22"/>
+        </w:rPr>
+        <w:t>ten_num</w:t>
+      </w:r>
+      <w:proofErr w:type="spellEnd"/>
+      <w:r>
+        <w:rPr>
+          <w:rFonts w:ascii="Courier New" w:hAnsi="Courier New" w:cs="Courier New"/>
+          <w:sz w:val="22"/>
+          <w:szCs w:val="22"/>
+        </w:rPr>
+        <w:t xml:space="preserve"> / 2, </w:t>
+      </w:r>
+      <w:proofErr w:type="spellStart"/>
+      <w:r>
+        <w:rPr>
+          <w:rFonts w:ascii="Courier New" w:hAnsi="Courier New" w:cs="Courier New"/>
+          <w:sz w:val="22"/>
+          <w:szCs w:val="22"/>
+        </w:rPr>
+        <w:t>lines_out</w:t>
+      </w:r>
+      <w:proofErr w:type="spellEnd"/>
+      <w:r>
+        <w:rPr>
+          <w:rFonts w:ascii="Courier New" w:hAnsi="Courier New" w:cs="Courier New"/>
+          <w:sz w:val="22"/>
+          <w:szCs w:val="22"/>
+        </w:rPr>
+        <w:t xml:space="preserve"> + </w:t>
+      </w:r>
+      <w:proofErr w:type="spellStart"/>
+      <w:r>
+        <w:rPr>
+          <w:rFonts w:ascii="Courier New" w:hAnsi="Courier New" w:cs="Courier New"/>
+          <w:sz w:val="22"/>
+          <w:szCs w:val="22"/>
+        </w:rPr>
+        <w:t>hatch_out</w:t>
+      </w:r>
+      <w:proofErr w:type="spellEnd"/>
+      <w:r>
+        <w:rPr>
+          <w:rFonts w:ascii="Courier New" w:hAnsi="Courier New" w:cs="Courier New"/>
+          <w:sz w:val="22"/>
+          <w:szCs w:val="22"/>
+        </w:rPr>
+        <w:t xml:space="preserve"> * i, </w:t>
+      </w:r>
+      <w:proofErr w:type="spellStart"/>
+      <w:r>
+        <w:rPr>
+          <w:rFonts w:ascii="Courier New" w:hAnsi="Courier New" w:cs="Courier New"/>
+          <w:sz w:val="22"/>
+          <w:szCs w:val="22"/>
+        </w:rPr>
+        <w:t>max_y</w:t>
+      </w:r>
+      <w:proofErr w:type="spellEnd"/>
+      <w:r>
+        <w:rPr>
+          <w:rFonts w:ascii="Courier New" w:hAnsi="Courier New" w:cs="Courier New"/>
+          <w:sz w:val="22"/>
+          <w:szCs w:val="22"/>
+        </w:rPr>
+        <w:t xml:space="preserve"> / 2 - </w:t>
+      </w:r>
+      <w:proofErr w:type="spellStart"/>
+      <w:r>
+        <w:rPr>
+          <w:rFonts w:ascii="Courier New" w:hAnsi="Courier New" w:cs="Courier New"/>
+          <w:sz w:val="22"/>
+          <w:szCs w:val="22"/>
+        </w:rPr>
+        <w:t>ten_num</w:t>
+      </w:r>
+      <w:proofErr w:type="spellEnd"/>
+      <w:r>
+        <w:rPr>
+          <w:rFonts w:ascii="Courier New" w:hAnsi="Courier New" w:cs="Courier New"/>
+          <w:sz w:val="22"/>
+          <w:szCs w:val="22"/>
+        </w:rPr>
+        <w:t xml:space="preserve"> / 2);</w:t>
       </w:r>
     </w:p>
     <w:p>
@@ -2310,106 +4565,6 @@
           <w:szCs w:val="22"/>
         </w:rPr>
         <w:t>    }</w:t>
-      </w:r>
-    </w:p>
-    <w:p>
-      <w:pPr>
-        <w:ind w:left="-5" w:right="80"/>
-        <w:rPr>
-          <w:rFonts w:ascii="Courier New" w:hAnsi="Courier New" w:cs="Courier New"/>
-          <w:sz w:val="22"/>
-          <w:szCs w:val="22"/>
-        </w:rPr>
-      </w:pPr>
-      <w:r>
-        <w:rPr>
-          <w:rFonts w:ascii="Courier New" w:hAnsi="Courier New" w:cs="Courier New"/>
-          <w:sz w:val="22"/>
-          <w:szCs w:val="22"/>
-        </w:rPr>
-        <w:t>    setlinestyle(3, 0, 3);</w:t>
-      </w:r>
-    </w:p>
-    <w:p>
-      <w:pPr>
-        <w:ind w:left="-5" w:right="80"/>
-        <w:rPr>
-          <w:rFonts w:ascii="Courier New" w:hAnsi="Courier New" w:cs="Courier New"/>
-          <w:sz w:val="22"/>
-          <w:szCs w:val="22"/>
-        </w:rPr>
-      </w:pPr>
-      <w:r>
-        <w:rPr>
-          <w:rFonts w:ascii="Courier New" w:hAnsi="Courier New" w:cs="Courier New"/>
-          <w:sz w:val="22"/>
-          <w:szCs w:val="22"/>
-        </w:rPr>
-        <w:t xml:space="preserve">    line(lines_out + hatch_out * start_out, max_y, </w:t>
-      </w:r>
-    </w:p>
-    <w:p>
-      <w:pPr>
-        <w:ind w:left="-5" w:right="80"/>
-        <w:rPr>
-          <w:rFonts w:ascii="Courier New" w:hAnsi="Courier New" w:cs="Courier New"/>
-          <w:sz w:val="22"/>
-          <w:szCs w:val="22"/>
-        </w:rPr>
-      </w:pPr>
-      <w:r>
-        <w:rPr>
-          <w:rFonts w:ascii="Courier New" w:hAnsi="Courier New" w:cs="Courier New"/>
-          <w:sz w:val="22"/>
-          <w:szCs w:val="22"/>
-        </w:rPr>
-        <w:t xml:space="preserve">         lines_out + hatch_out * start_out, 0); </w:t>
-      </w:r>
-    </w:p>
-    <w:p>
-      <w:pPr>
-        <w:ind w:left="-5" w:right="80"/>
-        <w:rPr>
-          <w:rFonts w:ascii="Courier New" w:hAnsi="Courier New" w:cs="Courier New"/>
-          <w:sz w:val="22"/>
-          <w:szCs w:val="22"/>
-        </w:rPr>
-      </w:pPr>
-    </w:p>
-    <w:p>
-      <w:pPr>
-        <w:ind w:left="-5" w:right="80"/>
-        <w:rPr>
-          <w:rFonts w:ascii="Courier New" w:hAnsi="Courier New" w:cs="Courier New"/>
-          <w:sz w:val="22"/>
-          <w:szCs w:val="22"/>
-        </w:rPr>
-      </w:pPr>
-      <w:r>
-        <w:rPr>
-          <w:rFonts w:ascii="Courier New" w:hAnsi="Courier New" w:cs="Courier New"/>
-          <w:sz w:val="22"/>
-          <w:szCs w:val="22"/>
-        </w:rPr>
-        <w:t>    setlinestyle(0, 0, 3);</w:t>
-      </w:r>
-    </w:p>
-    <w:p>
-      <w:pPr>
-        <w:ind w:left="-5" w:right="80"/>
-        <w:rPr>
-          <w:rFonts w:ascii="Courier New" w:hAnsi="Courier New" w:cs="Courier New"/>
-          <w:sz w:val="22"/>
-          <w:szCs w:val="22"/>
-        </w:rPr>
-      </w:pPr>
-      <w:r>
-        <w:rPr>
-          <w:rFonts w:ascii="Courier New" w:hAnsi="Courier New" w:cs="Courier New"/>
-          <w:sz w:val="22"/>
-          <w:szCs w:val="22"/>
-        </w:rPr>
-        <w:t>    setviewport(0, 0, max_x, max_y, 0);</w:t>
       </w:r>
     </w:p>
     <w:p>
@@ -2447,115 +4602,1463 @@
           <w:sz w:val="22"/>
           <w:szCs w:val="22"/>
         </w:rPr>
-        <w:t xml:space="preserve"> graph</w:t>
-      </w:r>
-    </w:p>
-    <w:p>
-      <w:pPr>
-        <w:ind w:left="-5" w:right="80"/>
-        <w:rPr>
-          <w:rFonts w:ascii="Courier New" w:hAnsi="Courier New" w:cs="Courier New"/>
-          <w:sz w:val="22"/>
-          <w:szCs w:val="22"/>
-        </w:rPr>
-      </w:pPr>
-      <w:r>
-        <w:rPr>
-          <w:rFonts w:ascii="Courier New" w:hAnsi="Courier New" w:cs="Courier New"/>
-          <w:sz w:val="22"/>
-          <w:szCs w:val="22"/>
-        </w:rPr>
-        <w:t>    for (x_result = start_out * pi; x_result &lt;= end_out * pi; x_result += 0.001) {</w:t>
-      </w:r>
-    </w:p>
-    <w:p>
-      <w:pPr>
-        <w:ind w:left="-5" w:right="80"/>
-        <w:rPr>
-          <w:rFonts w:ascii="Courier New" w:hAnsi="Courier New" w:cs="Courier New"/>
-          <w:sz w:val="22"/>
-          <w:szCs w:val="22"/>
-        </w:rPr>
-      </w:pPr>
-      <w:r>
-        <w:rPr>
-          <w:rFonts w:ascii="Courier New" w:hAnsi="Courier New" w:cs="Courier New"/>
-          <w:sz w:val="22"/>
-          <w:szCs w:val="22"/>
-        </w:rPr>
-        <w:t xml:space="preserve">        y_result = pow(sin(x_result), 3) + pow(cos(x_result), 3); </w:t>
-      </w:r>
-    </w:p>
-    <w:p>
-      <w:pPr>
-        <w:ind w:left="-5" w:right="80"/>
-        <w:rPr>
-          <w:rFonts w:ascii="Courier New" w:hAnsi="Courier New" w:cs="Courier New"/>
-          <w:sz w:val="22"/>
-          <w:szCs w:val="22"/>
-        </w:rPr>
-      </w:pPr>
-      <w:r>
-        <w:rPr>
-          <w:rFonts w:ascii="Courier New" w:hAnsi="Courier New" w:cs="Courier New"/>
-          <w:sz w:val="22"/>
-          <w:szCs w:val="22"/>
-        </w:rPr>
-        <w:t>        x_out = x_result * x_approach;</w:t>
-      </w:r>
-    </w:p>
-    <w:p>
-      <w:pPr>
-        <w:ind w:left="-5" w:right="80"/>
-        <w:rPr>
-          <w:rFonts w:ascii="Courier New" w:hAnsi="Courier New" w:cs="Courier New"/>
-          <w:sz w:val="22"/>
-          <w:szCs w:val="22"/>
-        </w:rPr>
-      </w:pPr>
-      <w:r>
-        <w:rPr>
-          <w:rFonts w:ascii="Courier New" w:hAnsi="Courier New" w:cs="Courier New"/>
-          <w:sz w:val="22"/>
-          <w:szCs w:val="22"/>
-        </w:rPr>
-        <w:t>        y_out = y_result * y_approach;</w:t>
-      </w:r>
-    </w:p>
-    <w:p>
-      <w:pPr>
-        <w:ind w:left="-5" w:right="80"/>
-        <w:rPr>
-          <w:rFonts w:ascii="Courier New" w:hAnsi="Courier New" w:cs="Courier New"/>
-          <w:sz w:val="22"/>
-          <w:szCs w:val="22"/>
-        </w:rPr>
-      </w:pPr>
-      <w:r>
-        <w:rPr>
-          <w:rFonts w:ascii="Courier New" w:hAnsi="Courier New" w:cs="Courier New"/>
-          <w:sz w:val="22"/>
-          <w:szCs w:val="22"/>
-        </w:rPr>
-        <w:t>        if (y_result &gt; max_result) {</w:t>
-      </w:r>
-    </w:p>
-    <w:p>
-      <w:pPr>
-        <w:ind w:left="-5" w:right="80"/>
-        <w:rPr>
-          <w:rFonts w:ascii="Courier New" w:hAnsi="Courier New" w:cs="Courier New"/>
-          <w:sz w:val="22"/>
-          <w:szCs w:val="22"/>
-        </w:rPr>
-      </w:pPr>
-      <w:r>
-        <w:rPr>
-          <w:rFonts w:ascii="Courier New" w:hAnsi="Courier New" w:cs="Courier New"/>
-          <w:sz w:val="22"/>
-          <w:szCs w:val="22"/>
-        </w:rPr>
-        <w:t>            max_result = y_result;</w:t>
+        <w:t xml:space="preserve"> Разметка по оси Y</w:t>
+      </w:r>
+    </w:p>
+    <w:p>
+      <w:pPr>
+        <w:ind w:left="-5" w:right="80"/>
+        <w:rPr>
+          <w:rFonts w:ascii="Courier New" w:hAnsi="Courier New" w:cs="Courier New"/>
+          <w:sz w:val="22"/>
+          <w:szCs w:val="22"/>
+        </w:rPr>
+      </w:pPr>
+      <w:r>
+        <w:rPr>
+          <w:rFonts w:ascii="Courier New" w:hAnsi="Courier New" w:cs="Courier New"/>
+          <w:sz w:val="22"/>
+          <w:szCs w:val="22"/>
+        </w:rPr>
+        <w:t xml:space="preserve">    </w:t>
+      </w:r>
+      <w:proofErr w:type="spellStart"/>
+      <w:r>
+        <w:rPr>
+          <w:rFonts w:ascii="Courier New" w:hAnsi="Courier New" w:cs="Courier New"/>
+          <w:sz w:val="22"/>
+          <w:szCs w:val="22"/>
+        </w:rPr>
+        <w:t>for</w:t>
+      </w:r>
+      <w:proofErr w:type="spellEnd"/>
+      <w:r>
+        <w:rPr>
+          <w:rFonts w:ascii="Courier New" w:hAnsi="Courier New" w:cs="Courier New"/>
+          <w:sz w:val="22"/>
+          <w:szCs w:val="22"/>
+        </w:rPr>
+        <w:t xml:space="preserve"> (i = -</w:t>
+      </w:r>
+      <w:proofErr w:type="spellStart"/>
+      <w:r>
+        <w:rPr>
+          <w:rFonts w:ascii="Courier New" w:hAnsi="Courier New" w:cs="Courier New"/>
+          <w:sz w:val="22"/>
+          <w:szCs w:val="22"/>
+        </w:rPr>
+        <w:t>number_out</w:t>
+      </w:r>
+      <w:proofErr w:type="spellEnd"/>
+      <w:r>
+        <w:rPr>
+          <w:rFonts w:ascii="Courier New" w:hAnsi="Courier New" w:cs="Courier New"/>
+          <w:sz w:val="22"/>
+          <w:szCs w:val="22"/>
+        </w:rPr>
+        <w:t xml:space="preserve">; i &lt;= </w:t>
+      </w:r>
+      <w:proofErr w:type="spellStart"/>
+      <w:r>
+        <w:rPr>
+          <w:rFonts w:ascii="Courier New" w:hAnsi="Courier New" w:cs="Courier New"/>
+          <w:sz w:val="22"/>
+          <w:szCs w:val="22"/>
+        </w:rPr>
+        <w:t>number_out</w:t>
+      </w:r>
+      <w:proofErr w:type="spellEnd"/>
+      <w:r>
+        <w:rPr>
+          <w:rFonts w:ascii="Courier New" w:hAnsi="Courier New" w:cs="Courier New"/>
+          <w:sz w:val="22"/>
+          <w:szCs w:val="22"/>
+        </w:rPr>
+        <w:t>; i++) {</w:t>
+      </w:r>
+    </w:p>
+    <w:p>
+      <w:pPr>
+        <w:ind w:left="-5" w:right="80"/>
+        <w:rPr>
+          <w:rFonts w:ascii="Courier New" w:hAnsi="Courier New" w:cs="Courier New"/>
+          <w:sz w:val="22"/>
+          <w:szCs w:val="22"/>
+        </w:rPr>
+      </w:pPr>
+      <w:r>
+        <w:rPr>
+          <w:rFonts w:ascii="Courier New" w:hAnsi="Courier New" w:cs="Courier New"/>
+          <w:sz w:val="22"/>
+          <w:szCs w:val="22"/>
+        </w:rPr>
+        <w:t xml:space="preserve">        </w:t>
+      </w:r>
+      <w:proofErr w:type="spellStart"/>
+      <w:proofErr w:type="gramStart"/>
+      <w:r>
+        <w:rPr>
+          <w:rFonts w:ascii="Courier New" w:hAnsi="Courier New" w:cs="Courier New"/>
+          <w:sz w:val="22"/>
+          <w:szCs w:val="22"/>
+        </w:rPr>
+        <w:t>sprintf</w:t>
+      </w:r>
+      <w:proofErr w:type="spellEnd"/>
+      <w:r>
+        <w:rPr>
+          <w:rFonts w:ascii="Courier New" w:hAnsi="Courier New" w:cs="Courier New"/>
+          <w:sz w:val="22"/>
+          <w:szCs w:val="22"/>
+        </w:rPr>
+        <w:t>(</w:t>
+      </w:r>
+      <w:proofErr w:type="spellStart"/>
+      <w:proofErr w:type="gramEnd"/>
+      <w:r>
+        <w:rPr>
+          <w:rFonts w:ascii="Courier New" w:hAnsi="Courier New" w:cs="Courier New"/>
+          <w:sz w:val="22"/>
+          <w:szCs w:val="22"/>
+        </w:rPr>
+        <w:t>symbols_out</w:t>
+      </w:r>
+      <w:proofErr w:type="spellEnd"/>
+      <w:r>
+        <w:rPr>
+          <w:rFonts w:ascii="Courier New" w:hAnsi="Courier New" w:cs="Courier New"/>
+          <w:sz w:val="22"/>
+          <w:szCs w:val="22"/>
+        </w:rPr>
+        <w:t>, "%d", i);</w:t>
+      </w:r>
+    </w:p>
+    <w:p>
+      <w:pPr>
+        <w:ind w:left="-5" w:right="80"/>
+        <w:rPr>
+          <w:rFonts w:ascii="Courier New" w:hAnsi="Courier New" w:cs="Courier New"/>
+          <w:sz w:val="22"/>
+          <w:szCs w:val="22"/>
+        </w:rPr>
+      </w:pPr>
+      <w:r>
+        <w:rPr>
+          <w:rFonts w:ascii="Courier New" w:hAnsi="Courier New" w:cs="Courier New"/>
+          <w:sz w:val="22"/>
+          <w:szCs w:val="22"/>
+        </w:rPr>
+        <w:t xml:space="preserve">        </w:t>
+      </w:r>
+      <w:proofErr w:type="spellStart"/>
+      <w:proofErr w:type="gramStart"/>
+      <w:r>
+        <w:rPr>
+          <w:rFonts w:ascii="Courier New" w:hAnsi="Courier New" w:cs="Courier New"/>
+          <w:sz w:val="22"/>
+          <w:szCs w:val="22"/>
+        </w:rPr>
+        <w:t>outtextxy</w:t>
+      </w:r>
+      <w:proofErr w:type="spellEnd"/>
+      <w:r>
+        <w:rPr>
+          <w:rFonts w:ascii="Courier New" w:hAnsi="Courier New" w:cs="Courier New"/>
+          <w:sz w:val="22"/>
+          <w:szCs w:val="22"/>
+        </w:rPr>
+        <w:t>(</w:t>
+      </w:r>
+      <w:proofErr w:type="gramEnd"/>
+      <w:r>
+        <w:rPr>
+          <w:rFonts w:ascii="Courier New" w:hAnsi="Courier New" w:cs="Courier New"/>
+          <w:sz w:val="22"/>
+          <w:szCs w:val="22"/>
+        </w:rPr>
+        <w:t xml:space="preserve">0, </w:t>
+      </w:r>
+      <w:proofErr w:type="spellStart"/>
+      <w:r>
+        <w:rPr>
+          <w:rFonts w:ascii="Courier New" w:hAnsi="Courier New" w:cs="Courier New"/>
+          <w:sz w:val="22"/>
+          <w:szCs w:val="22"/>
+        </w:rPr>
+        <w:t>max_y</w:t>
+      </w:r>
+      <w:proofErr w:type="spellEnd"/>
+      <w:r>
+        <w:rPr>
+          <w:rFonts w:ascii="Courier New" w:hAnsi="Courier New" w:cs="Courier New"/>
+          <w:sz w:val="22"/>
+          <w:szCs w:val="22"/>
+        </w:rPr>
+        <w:t xml:space="preserve"> / 2 - </w:t>
+      </w:r>
+      <w:proofErr w:type="spellStart"/>
+      <w:r>
+        <w:rPr>
+          <w:rFonts w:ascii="Courier New" w:hAnsi="Courier New" w:cs="Courier New"/>
+          <w:sz w:val="22"/>
+          <w:szCs w:val="22"/>
+        </w:rPr>
+        <w:t>hatch_out</w:t>
+      </w:r>
+      <w:proofErr w:type="spellEnd"/>
+      <w:r>
+        <w:rPr>
+          <w:rFonts w:ascii="Courier New" w:hAnsi="Courier New" w:cs="Courier New"/>
+          <w:sz w:val="22"/>
+          <w:szCs w:val="22"/>
+        </w:rPr>
+        <w:t xml:space="preserve"> * i / 2 - </w:t>
+      </w:r>
+      <w:proofErr w:type="spellStart"/>
+      <w:r>
+        <w:rPr>
+          <w:rFonts w:ascii="Courier New" w:hAnsi="Courier New" w:cs="Courier New"/>
+          <w:sz w:val="22"/>
+          <w:szCs w:val="22"/>
+        </w:rPr>
+        <w:t>ten_num</w:t>
+      </w:r>
+      <w:proofErr w:type="spellEnd"/>
+      <w:r>
+        <w:rPr>
+          <w:rFonts w:ascii="Courier New" w:hAnsi="Courier New" w:cs="Courier New"/>
+          <w:sz w:val="22"/>
+          <w:szCs w:val="22"/>
+        </w:rPr>
+        <w:t xml:space="preserve"> / 2, </w:t>
+      </w:r>
+      <w:proofErr w:type="spellStart"/>
+      <w:r>
+        <w:rPr>
+          <w:rFonts w:ascii="Courier New" w:hAnsi="Courier New" w:cs="Courier New"/>
+          <w:sz w:val="22"/>
+          <w:szCs w:val="22"/>
+        </w:rPr>
+        <w:t>symbols_out</w:t>
+      </w:r>
+      <w:proofErr w:type="spellEnd"/>
+      <w:r>
+        <w:rPr>
+          <w:rFonts w:ascii="Courier New" w:hAnsi="Courier New" w:cs="Courier New"/>
+          <w:sz w:val="22"/>
+          <w:szCs w:val="22"/>
+        </w:rPr>
+        <w:t>);</w:t>
+      </w:r>
+    </w:p>
+    <w:p>
+      <w:pPr>
+        <w:ind w:left="-5" w:right="80"/>
+        <w:rPr>
+          <w:rFonts w:ascii="Courier New" w:hAnsi="Courier New" w:cs="Courier New"/>
+          <w:sz w:val="22"/>
+          <w:szCs w:val="22"/>
+        </w:rPr>
+      </w:pPr>
+      <w:r>
+        <w:rPr>
+          <w:rFonts w:ascii="Courier New" w:hAnsi="Courier New" w:cs="Courier New"/>
+          <w:sz w:val="22"/>
+          <w:szCs w:val="22"/>
+        </w:rPr>
+        <w:t xml:space="preserve">        </w:t>
+      </w:r>
+      <w:proofErr w:type="spellStart"/>
+      <w:proofErr w:type="gramStart"/>
+      <w:r>
+        <w:rPr>
+          <w:rFonts w:ascii="Courier New" w:hAnsi="Courier New" w:cs="Courier New"/>
+          <w:sz w:val="22"/>
+          <w:szCs w:val="22"/>
+        </w:rPr>
+        <w:t>line</w:t>
+      </w:r>
+      <w:proofErr w:type="spellEnd"/>
+      <w:r>
+        <w:rPr>
+          <w:rFonts w:ascii="Courier New" w:hAnsi="Courier New" w:cs="Courier New"/>
+          <w:sz w:val="22"/>
+          <w:szCs w:val="22"/>
+        </w:rPr>
+        <w:t>(</w:t>
+      </w:r>
+      <w:proofErr w:type="spellStart"/>
+      <w:proofErr w:type="gramEnd"/>
+      <w:r>
+        <w:rPr>
+          <w:rFonts w:ascii="Courier New" w:hAnsi="Courier New" w:cs="Courier New"/>
+          <w:sz w:val="22"/>
+          <w:szCs w:val="22"/>
+        </w:rPr>
+        <w:t>lines_out</w:t>
+      </w:r>
+      <w:proofErr w:type="spellEnd"/>
+      <w:r>
+        <w:rPr>
+          <w:rFonts w:ascii="Courier New" w:hAnsi="Courier New" w:cs="Courier New"/>
+          <w:sz w:val="22"/>
+          <w:szCs w:val="22"/>
+        </w:rPr>
+        <w:t xml:space="preserve"> + </w:t>
+      </w:r>
+      <w:proofErr w:type="spellStart"/>
+      <w:r>
+        <w:rPr>
+          <w:rFonts w:ascii="Courier New" w:hAnsi="Courier New" w:cs="Courier New"/>
+          <w:sz w:val="22"/>
+          <w:szCs w:val="22"/>
+        </w:rPr>
+        <w:t>ten_num</w:t>
+      </w:r>
+      <w:proofErr w:type="spellEnd"/>
+      <w:r>
+        <w:rPr>
+          <w:rFonts w:ascii="Courier New" w:hAnsi="Courier New" w:cs="Courier New"/>
+          <w:sz w:val="22"/>
+          <w:szCs w:val="22"/>
+        </w:rPr>
+        <w:t xml:space="preserve"> / 2, </w:t>
+      </w:r>
+      <w:proofErr w:type="spellStart"/>
+      <w:r>
+        <w:rPr>
+          <w:rFonts w:ascii="Courier New" w:hAnsi="Courier New" w:cs="Courier New"/>
+          <w:sz w:val="22"/>
+          <w:szCs w:val="22"/>
+        </w:rPr>
+        <w:t>max_y</w:t>
+      </w:r>
+      <w:proofErr w:type="spellEnd"/>
+      <w:r>
+        <w:rPr>
+          <w:rFonts w:ascii="Courier New" w:hAnsi="Courier New" w:cs="Courier New"/>
+          <w:sz w:val="22"/>
+          <w:szCs w:val="22"/>
+        </w:rPr>
+        <w:t xml:space="preserve"> / 2 - </w:t>
+      </w:r>
+      <w:proofErr w:type="spellStart"/>
+      <w:r>
+        <w:rPr>
+          <w:rFonts w:ascii="Courier New" w:hAnsi="Courier New" w:cs="Courier New"/>
+          <w:sz w:val="22"/>
+          <w:szCs w:val="22"/>
+        </w:rPr>
+        <w:t>hatch_out</w:t>
+      </w:r>
+      <w:proofErr w:type="spellEnd"/>
+      <w:r>
+        <w:rPr>
+          <w:rFonts w:ascii="Courier New" w:hAnsi="Courier New" w:cs="Courier New"/>
+          <w:sz w:val="22"/>
+          <w:szCs w:val="22"/>
+        </w:rPr>
+        <w:t xml:space="preserve"> * i / 2, </w:t>
+      </w:r>
+      <w:proofErr w:type="spellStart"/>
+      <w:r>
+        <w:rPr>
+          <w:rFonts w:ascii="Courier New" w:hAnsi="Courier New" w:cs="Courier New"/>
+          <w:sz w:val="22"/>
+          <w:szCs w:val="22"/>
+        </w:rPr>
+        <w:t>lines_out</w:t>
+      </w:r>
+      <w:proofErr w:type="spellEnd"/>
+      <w:r>
+        <w:rPr>
+          <w:rFonts w:ascii="Courier New" w:hAnsi="Courier New" w:cs="Courier New"/>
+          <w:sz w:val="22"/>
+          <w:szCs w:val="22"/>
+        </w:rPr>
+        <w:t xml:space="preserve"> - </w:t>
+      </w:r>
+      <w:proofErr w:type="spellStart"/>
+      <w:r>
+        <w:rPr>
+          <w:rFonts w:ascii="Courier New" w:hAnsi="Courier New" w:cs="Courier New"/>
+          <w:sz w:val="22"/>
+          <w:szCs w:val="22"/>
+        </w:rPr>
+        <w:t>ten_num</w:t>
+      </w:r>
+      <w:proofErr w:type="spellEnd"/>
+      <w:r>
+        <w:rPr>
+          <w:rFonts w:ascii="Courier New" w:hAnsi="Courier New" w:cs="Courier New"/>
+          <w:sz w:val="22"/>
+          <w:szCs w:val="22"/>
+        </w:rPr>
+        <w:t xml:space="preserve"> / 2, </w:t>
+      </w:r>
+      <w:proofErr w:type="spellStart"/>
+      <w:r>
+        <w:rPr>
+          <w:rFonts w:ascii="Courier New" w:hAnsi="Courier New" w:cs="Courier New"/>
+          <w:sz w:val="22"/>
+          <w:szCs w:val="22"/>
+        </w:rPr>
+        <w:t>max_y</w:t>
+      </w:r>
+      <w:proofErr w:type="spellEnd"/>
+      <w:r>
+        <w:rPr>
+          <w:rFonts w:ascii="Courier New" w:hAnsi="Courier New" w:cs="Courier New"/>
+          <w:sz w:val="22"/>
+          <w:szCs w:val="22"/>
+        </w:rPr>
+        <w:t xml:space="preserve"> / 2 - </w:t>
+      </w:r>
+      <w:proofErr w:type="spellStart"/>
+      <w:r>
+        <w:rPr>
+          <w:rFonts w:ascii="Courier New" w:hAnsi="Courier New" w:cs="Courier New"/>
+          <w:sz w:val="22"/>
+          <w:szCs w:val="22"/>
+        </w:rPr>
+        <w:t>hatch_out</w:t>
+      </w:r>
+      <w:proofErr w:type="spellEnd"/>
+      <w:r>
+        <w:rPr>
+          <w:rFonts w:ascii="Courier New" w:hAnsi="Courier New" w:cs="Courier New"/>
+          <w:sz w:val="22"/>
+          <w:szCs w:val="22"/>
+        </w:rPr>
+        <w:t xml:space="preserve"> * i / 2);</w:t>
+      </w:r>
+    </w:p>
+    <w:p>
+      <w:pPr>
+        <w:ind w:left="-5" w:right="80"/>
+        <w:rPr>
+          <w:rFonts w:ascii="Courier New" w:hAnsi="Courier New" w:cs="Courier New"/>
+          <w:sz w:val="22"/>
+          <w:szCs w:val="22"/>
+        </w:rPr>
+      </w:pPr>
+      <w:r>
+        <w:rPr>
+          <w:rFonts w:ascii="Courier New" w:hAnsi="Courier New" w:cs="Courier New"/>
+          <w:sz w:val="22"/>
+          <w:szCs w:val="22"/>
+        </w:rPr>
+        <w:t>    }</w:t>
+      </w:r>
+    </w:p>
+    <w:p>
+      <w:pPr>
+        <w:ind w:left="-5" w:right="80"/>
+        <w:rPr>
+          <w:rFonts w:ascii="Courier New" w:hAnsi="Courier New" w:cs="Courier New"/>
+          <w:sz w:val="22"/>
+          <w:szCs w:val="22"/>
+        </w:rPr>
+      </w:pPr>
+      <w:r>
+        <w:rPr>
+          <w:rFonts w:ascii="Courier New" w:hAnsi="Courier New" w:cs="Courier New"/>
+          <w:sz w:val="22"/>
+          <w:szCs w:val="22"/>
+        </w:rPr>
+        <w:t xml:space="preserve">    </w:t>
+      </w:r>
+      <w:proofErr w:type="spellStart"/>
+      <w:proofErr w:type="gramStart"/>
+      <w:r>
+        <w:rPr>
+          <w:rFonts w:ascii="Courier New" w:hAnsi="Courier New" w:cs="Courier New"/>
+          <w:sz w:val="22"/>
+          <w:szCs w:val="22"/>
+        </w:rPr>
+        <w:t>setlinestyle</w:t>
+      </w:r>
+      <w:proofErr w:type="spellEnd"/>
+      <w:r>
+        <w:rPr>
+          <w:rFonts w:ascii="Courier New" w:hAnsi="Courier New" w:cs="Courier New"/>
+          <w:sz w:val="22"/>
+          <w:szCs w:val="22"/>
+        </w:rPr>
+        <w:t>(</w:t>
+      </w:r>
+      <w:proofErr w:type="gramEnd"/>
+      <w:r>
+        <w:rPr>
+          <w:rFonts w:ascii="Courier New" w:hAnsi="Courier New" w:cs="Courier New"/>
+          <w:sz w:val="22"/>
+          <w:szCs w:val="22"/>
+        </w:rPr>
+        <w:t>3, 0, 3);</w:t>
+      </w:r>
+    </w:p>
+    <w:p>
+      <w:pPr>
+        <w:ind w:left="-5" w:right="80"/>
+        <w:rPr>
+          <w:rFonts w:ascii="Courier New" w:hAnsi="Courier New" w:cs="Courier New"/>
+          <w:sz w:val="22"/>
+          <w:szCs w:val="22"/>
+        </w:rPr>
+      </w:pPr>
+      <w:r>
+        <w:rPr>
+          <w:rFonts w:ascii="Courier New" w:hAnsi="Courier New" w:cs="Courier New"/>
+          <w:sz w:val="22"/>
+          <w:szCs w:val="22"/>
+        </w:rPr>
+        <w:t xml:space="preserve">    </w:t>
+      </w:r>
+      <w:proofErr w:type="spellStart"/>
+      <w:proofErr w:type="gramStart"/>
+      <w:r>
+        <w:rPr>
+          <w:rFonts w:ascii="Courier New" w:hAnsi="Courier New" w:cs="Courier New"/>
+          <w:sz w:val="22"/>
+          <w:szCs w:val="22"/>
+        </w:rPr>
+        <w:t>line</w:t>
+      </w:r>
+      <w:proofErr w:type="spellEnd"/>
+      <w:r>
+        <w:rPr>
+          <w:rFonts w:ascii="Courier New" w:hAnsi="Courier New" w:cs="Courier New"/>
+          <w:sz w:val="22"/>
+          <w:szCs w:val="22"/>
+        </w:rPr>
+        <w:t>(</w:t>
+      </w:r>
+      <w:proofErr w:type="spellStart"/>
+      <w:proofErr w:type="gramEnd"/>
+      <w:r>
+        <w:rPr>
+          <w:rFonts w:ascii="Courier New" w:hAnsi="Courier New" w:cs="Courier New"/>
+          <w:sz w:val="22"/>
+          <w:szCs w:val="22"/>
+        </w:rPr>
+        <w:t>lines_out</w:t>
+      </w:r>
+      <w:proofErr w:type="spellEnd"/>
+      <w:r>
+        <w:rPr>
+          <w:rFonts w:ascii="Courier New" w:hAnsi="Courier New" w:cs="Courier New"/>
+          <w:sz w:val="22"/>
+          <w:szCs w:val="22"/>
+        </w:rPr>
+        <w:t xml:space="preserve"> + </w:t>
+      </w:r>
+      <w:proofErr w:type="spellStart"/>
+      <w:r>
+        <w:rPr>
+          <w:rFonts w:ascii="Courier New" w:hAnsi="Courier New" w:cs="Courier New"/>
+          <w:sz w:val="22"/>
+          <w:szCs w:val="22"/>
+        </w:rPr>
+        <w:t>hatch_out</w:t>
+      </w:r>
+      <w:proofErr w:type="spellEnd"/>
+      <w:r>
+        <w:rPr>
+          <w:rFonts w:ascii="Courier New" w:hAnsi="Courier New" w:cs="Courier New"/>
+          <w:sz w:val="22"/>
+          <w:szCs w:val="22"/>
+        </w:rPr>
+        <w:t xml:space="preserve"> * </w:t>
+      </w:r>
+      <w:proofErr w:type="spellStart"/>
+      <w:r>
+        <w:rPr>
+          <w:rFonts w:ascii="Courier New" w:hAnsi="Courier New" w:cs="Courier New"/>
+          <w:sz w:val="22"/>
+          <w:szCs w:val="22"/>
+        </w:rPr>
+        <w:t>start_out</w:t>
+      </w:r>
+      <w:proofErr w:type="spellEnd"/>
+      <w:r>
+        <w:rPr>
+          <w:rFonts w:ascii="Courier New" w:hAnsi="Courier New" w:cs="Courier New"/>
+          <w:sz w:val="22"/>
+          <w:szCs w:val="22"/>
+        </w:rPr>
+        <w:t xml:space="preserve">, </w:t>
+      </w:r>
+      <w:proofErr w:type="spellStart"/>
+      <w:r>
+        <w:rPr>
+          <w:rFonts w:ascii="Courier New" w:hAnsi="Courier New" w:cs="Courier New"/>
+          <w:sz w:val="22"/>
+          <w:szCs w:val="22"/>
+        </w:rPr>
+        <w:t>max_y</w:t>
+      </w:r>
+      <w:proofErr w:type="spellEnd"/>
+      <w:r>
+        <w:rPr>
+          <w:rFonts w:ascii="Courier New" w:hAnsi="Courier New" w:cs="Courier New"/>
+          <w:sz w:val="22"/>
+          <w:szCs w:val="22"/>
+        </w:rPr>
+        <w:t xml:space="preserve">, </w:t>
+      </w:r>
+    </w:p>
+    <w:p>
+      <w:pPr>
+        <w:ind w:left="-5" w:right="80"/>
+        <w:rPr>
+          <w:rFonts w:ascii="Courier New" w:hAnsi="Courier New" w:cs="Courier New"/>
+          <w:sz w:val="22"/>
+          <w:szCs w:val="22"/>
+        </w:rPr>
+      </w:pPr>
+      <w:r>
+        <w:rPr>
+          <w:rFonts w:ascii="Courier New" w:hAnsi="Courier New" w:cs="Courier New"/>
+          <w:sz w:val="22"/>
+          <w:szCs w:val="22"/>
+        </w:rPr>
+        <w:t>         </w:t>
+      </w:r>
+      <w:proofErr w:type="spellStart"/>
+      <w:r>
+        <w:rPr>
+          <w:rFonts w:ascii="Courier New" w:hAnsi="Courier New" w:cs="Courier New"/>
+          <w:sz w:val="22"/>
+          <w:szCs w:val="22"/>
+        </w:rPr>
+        <w:t>lines_out</w:t>
+      </w:r>
+      <w:proofErr w:type="spellEnd"/>
+      <w:r>
+        <w:rPr>
+          <w:rFonts w:ascii="Courier New" w:hAnsi="Courier New" w:cs="Courier New"/>
+          <w:sz w:val="22"/>
+          <w:szCs w:val="22"/>
+        </w:rPr>
+        <w:t xml:space="preserve"> + </w:t>
+      </w:r>
+      <w:proofErr w:type="spellStart"/>
+      <w:r>
+        <w:rPr>
+          <w:rFonts w:ascii="Courier New" w:hAnsi="Courier New" w:cs="Courier New"/>
+          <w:sz w:val="22"/>
+          <w:szCs w:val="22"/>
+        </w:rPr>
+        <w:t>hatch_out</w:t>
+      </w:r>
+      <w:proofErr w:type="spellEnd"/>
+      <w:r>
+        <w:rPr>
+          <w:rFonts w:ascii="Courier New" w:hAnsi="Courier New" w:cs="Courier New"/>
+          <w:sz w:val="22"/>
+          <w:szCs w:val="22"/>
+        </w:rPr>
+        <w:t xml:space="preserve"> * </w:t>
+      </w:r>
+      <w:proofErr w:type="spellStart"/>
+      <w:r>
+        <w:rPr>
+          <w:rFonts w:ascii="Courier New" w:hAnsi="Courier New" w:cs="Courier New"/>
+          <w:sz w:val="22"/>
+          <w:szCs w:val="22"/>
+        </w:rPr>
+        <w:t>start_out</w:t>
+      </w:r>
+      <w:proofErr w:type="spellEnd"/>
+      <w:r>
+        <w:rPr>
+          <w:rFonts w:ascii="Courier New" w:hAnsi="Courier New" w:cs="Courier New"/>
+          <w:sz w:val="22"/>
+          <w:szCs w:val="22"/>
+        </w:rPr>
+        <w:t xml:space="preserve">, 0); </w:t>
+      </w:r>
+    </w:p>
+    <w:p>
+      <w:pPr>
+        <w:ind w:left="-5" w:right="80"/>
+        <w:rPr>
+          <w:rFonts w:ascii="Courier New" w:hAnsi="Courier New" w:cs="Courier New"/>
+          <w:sz w:val="22"/>
+          <w:szCs w:val="22"/>
+        </w:rPr>
+      </w:pPr>
+    </w:p>
+    <w:p>
+      <w:pPr>
+        <w:ind w:left="-5" w:right="80"/>
+        <w:rPr>
+          <w:rFonts w:ascii="Courier New" w:hAnsi="Courier New" w:cs="Courier New"/>
+          <w:sz w:val="22"/>
+          <w:szCs w:val="22"/>
+        </w:rPr>
+      </w:pPr>
+      <w:r>
+        <w:rPr>
+          <w:rFonts w:ascii="Courier New" w:hAnsi="Courier New" w:cs="Courier New"/>
+          <w:sz w:val="22"/>
+          <w:szCs w:val="22"/>
+        </w:rPr>
+        <w:t xml:space="preserve">    </w:t>
+      </w:r>
+      <w:proofErr w:type="spellStart"/>
+      <w:proofErr w:type="gramStart"/>
+      <w:r>
+        <w:rPr>
+          <w:rFonts w:ascii="Courier New" w:hAnsi="Courier New" w:cs="Courier New"/>
+          <w:sz w:val="22"/>
+          <w:szCs w:val="22"/>
+        </w:rPr>
+        <w:t>setlinestyle</w:t>
+      </w:r>
+      <w:proofErr w:type="spellEnd"/>
+      <w:r>
+        <w:rPr>
+          <w:rFonts w:ascii="Courier New" w:hAnsi="Courier New" w:cs="Courier New"/>
+          <w:sz w:val="22"/>
+          <w:szCs w:val="22"/>
+        </w:rPr>
+        <w:t>(</w:t>
+      </w:r>
+      <w:proofErr w:type="gramEnd"/>
+      <w:r>
+        <w:rPr>
+          <w:rFonts w:ascii="Courier New" w:hAnsi="Courier New" w:cs="Courier New"/>
+          <w:sz w:val="22"/>
+          <w:szCs w:val="22"/>
+        </w:rPr>
+        <w:t>0, 0, 3);</w:t>
+      </w:r>
+    </w:p>
+    <w:p>
+      <w:pPr>
+        <w:ind w:left="-5" w:right="80"/>
+        <w:rPr>
+          <w:rFonts w:ascii="Courier New" w:hAnsi="Courier New" w:cs="Courier New"/>
+          <w:sz w:val="22"/>
+          <w:szCs w:val="22"/>
+        </w:rPr>
+      </w:pPr>
+      <w:r>
+        <w:rPr>
+          <w:rFonts w:ascii="Courier New" w:hAnsi="Courier New" w:cs="Courier New"/>
+          <w:sz w:val="22"/>
+          <w:szCs w:val="22"/>
+        </w:rPr>
+        <w:t xml:space="preserve">    </w:t>
+      </w:r>
+      <w:proofErr w:type="spellStart"/>
+      <w:proofErr w:type="gramStart"/>
+      <w:r>
+        <w:rPr>
+          <w:rFonts w:ascii="Courier New" w:hAnsi="Courier New" w:cs="Courier New"/>
+          <w:sz w:val="22"/>
+          <w:szCs w:val="22"/>
+        </w:rPr>
+        <w:t>setviewport</w:t>
+      </w:r>
+      <w:proofErr w:type="spellEnd"/>
+      <w:r>
+        <w:rPr>
+          <w:rFonts w:ascii="Courier New" w:hAnsi="Courier New" w:cs="Courier New"/>
+          <w:sz w:val="22"/>
+          <w:szCs w:val="22"/>
+        </w:rPr>
+        <w:t>(</w:t>
+      </w:r>
+      <w:proofErr w:type="gramEnd"/>
+      <w:r>
+        <w:rPr>
+          <w:rFonts w:ascii="Courier New" w:hAnsi="Courier New" w:cs="Courier New"/>
+          <w:sz w:val="22"/>
+          <w:szCs w:val="22"/>
+        </w:rPr>
+        <w:t xml:space="preserve">0, 0, </w:t>
+      </w:r>
+      <w:proofErr w:type="spellStart"/>
+      <w:r>
+        <w:rPr>
+          <w:rFonts w:ascii="Courier New" w:hAnsi="Courier New" w:cs="Courier New"/>
+          <w:sz w:val="22"/>
+          <w:szCs w:val="22"/>
+        </w:rPr>
+        <w:t>max_x</w:t>
+      </w:r>
+      <w:proofErr w:type="spellEnd"/>
+      <w:r>
+        <w:rPr>
+          <w:rFonts w:ascii="Courier New" w:hAnsi="Courier New" w:cs="Courier New"/>
+          <w:sz w:val="22"/>
+          <w:szCs w:val="22"/>
+        </w:rPr>
+        <w:t xml:space="preserve">, </w:t>
+      </w:r>
+      <w:proofErr w:type="spellStart"/>
+      <w:r>
+        <w:rPr>
+          <w:rFonts w:ascii="Courier New" w:hAnsi="Courier New" w:cs="Courier New"/>
+          <w:sz w:val="22"/>
+          <w:szCs w:val="22"/>
+        </w:rPr>
+        <w:t>max_y</w:t>
+      </w:r>
+      <w:proofErr w:type="spellEnd"/>
+      <w:r>
+        <w:rPr>
+          <w:rFonts w:ascii="Courier New" w:hAnsi="Courier New" w:cs="Courier New"/>
+          <w:sz w:val="22"/>
+          <w:szCs w:val="22"/>
+        </w:rPr>
+        <w:t>, 0);</w:t>
+      </w:r>
+    </w:p>
+    <w:p>
+      <w:pPr>
+        <w:ind w:left="-5" w:right="80"/>
+        <w:rPr>
+          <w:rFonts w:ascii="Courier New" w:hAnsi="Courier New" w:cs="Courier New"/>
+          <w:sz w:val="22"/>
+          <w:szCs w:val="22"/>
+        </w:rPr>
+      </w:pPr>
+      <w:r>
+        <w:rPr>
+          <w:rFonts w:ascii="Courier New" w:hAnsi="Courier New" w:cs="Courier New"/>
+          <w:i/>
+          <w:iCs/>
+          <w:sz w:val="22"/>
+          <w:szCs w:val="22"/>
+        </w:rPr>
+        <w:t xml:space="preserve">    </w:t>
+      </w:r>
+      <w:r>
+        <w:rPr>
+          <w:rFonts w:ascii="Courier New" w:hAnsi="Courier New" w:cs="Courier New"/>
+          <w:sz w:val="22"/>
+          <w:szCs w:val="22"/>
+        </w:rPr>
+        <w:t>//</w:t>
+      </w:r>
+      <w:r>
+        <w:rPr>
+          <w:rFonts w:ascii="Courier New" w:hAnsi="Courier New" w:cs="Courier New"/>
+          <w:i/>
+          <w:iCs/>
+          <w:sz w:val="22"/>
+          <w:szCs w:val="22"/>
+        </w:rPr>
+        <w:t xml:space="preserve"> </w:t>
+      </w:r>
+      <w:proofErr w:type="spellStart"/>
+      <w:r>
+        <w:rPr>
+          <w:rFonts w:ascii="Courier New" w:hAnsi="Courier New" w:cs="Courier New"/>
+          <w:i/>
+          <w:iCs/>
+          <w:sz w:val="22"/>
+          <w:szCs w:val="22"/>
+        </w:rPr>
+        <w:t>graph</w:t>
+      </w:r>
+      <w:proofErr w:type="spellEnd"/>
+    </w:p>
+    <w:p>
+      <w:pPr>
+        <w:ind w:left="-5" w:right="80"/>
+        <w:rPr>
+          <w:rFonts w:ascii="Courier New" w:hAnsi="Courier New" w:cs="Courier New"/>
+          <w:sz w:val="22"/>
+          <w:szCs w:val="22"/>
+        </w:rPr>
+      </w:pPr>
+      <w:r>
+        <w:rPr>
+          <w:rFonts w:ascii="Courier New" w:hAnsi="Courier New" w:cs="Courier New"/>
+          <w:sz w:val="22"/>
+          <w:szCs w:val="22"/>
+        </w:rPr>
+        <w:t xml:space="preserve">    </w:t>
+      </w:r>
+      <w:proofErr w:type="spellStart"/>
+      <w:r>
+        <w:rPr>
+          <w:rFonts w:ascii="Courier New" w:hAnsi="Courier New" w:cs="Courier New"/>
+          <w:sz w:val="22"/>
+          <w:szCs w:val="22"/>
+        </w:rPr>
+        <w:t>for</w:t>
+      </w:r>
+      <w:proofErr w:type="spellEnd"/>
+      <w:r>
+        <w:rPr>
+          <w:rFonts w:ascii="Courier New" w:hAnsi="Courier New" w:cs="Courier New"/>
+          <w:sz w:val="22"/>
+          <w:szCs w:val="22"/>
+        </w:rPr>
+        <w:t xml:space="preserve"> (</w:t>
+      </w:r>
+      <w:proofErr w:type="spellStart"/>
+      <w:r>
+        <w:rPr>
+          <w:rFonts w:ascii="Courier New" w:hAnsi="Courier New" w:cs="Courier New"/>
+          <w:sz w:val="22"/>
+          <w:szCs w:val="22"/>
+        </w:rPr>
+        <w:t>x_result</w:t>
+      </w:r>
+      <w:proofErr w:type="spellEnd"/>
+      <w:r>
+        <w:rPr>
+          <w:rFonts w:ascii="Courier New" w:hAnsi="Courier New" w:cs="Courier New"/>
+          <w:sz w:val="22"/>
+          <w:szCs w:val="22"/>
+        </w:rPr>
+        <w:t xml:space="preserve"> = </w:t>
+      </w:r>
+      <w:proofErr w:type="spellStart"/>
+      <w:r>
+        <w:rPr>
+          <w:rFonts w:ascii="Courier New" w:hAnsi="Courier New" w:cs="Courier New"/>
+          <w:sz w:val="22"/>
+          <w:szCs w:val="22"/>
+        </w:rPr>
+        <w:t>start_out</w:t>
+      </w:r>
+      <w:proofErr w:type="spellEnd"/>
+      <w:r>
+        <w:rPr>
+          <w:rFonts w:ascii="Courier New" w:hAnsi="Courier New" w:cs="Courier New"/>
+          <w:sz w:val="22"/>
+          <w:szCs w:val="22"/>
+        </w:rPr>
+        <w:t xml:space="preserve"> * </w:t>
+      </w:r>
+      <w:proofErr w:type="spellStart"/>
+      <w:r>
+        <w:rPr>
+          <w:rFonts w:ascii="Courier New" w:hAnsi="Courier New" w:cs="Courier New"/>
+          <w:sz w:val="22"/>
+          <w:szCs w:val="22"/>
+        </w:rPr>
+        <w:t>pi</w:t>
+      </w:r>
+      <w:proofErr w:type="spellEnd"/>
+      <w:r>
+        <w:rPr>
+          <w:rFonts w:ascii="Courier New" w:hAnsi="Courier New" w:cs="Courier New"/>
+          <w:sz w:val="22"/>
+          <w:szCs w:val="22"/>
+        </w:rPr>
+        <w:t xml:space="preserve">; </w:t>
+      </w:r>
+      <w:proofErr w:type="spellStart"/>
+      <w:r>
+        <w:rPr>
+          <w:rFonts w:ascii="Courier New" w:hAnsi="Courier New" w:cs="Courier New"/>
+          <w:sz w:val="22"/>
+          <w:szCs w:val="22"/>
+        </w:rPr>
+        <w:t>x_result</w:t>
+      </w:r>
+      <w:proofErr w:type="spellEnd"/>
+      <w:r>
+        <w:rPr>
+          <w:rFonts w:ascii="Courier New" w:hAnsi="Courier New" w:cs="Courier New"/>
+          <w:sz w:val="22"/>
+          <w:szCs w:val="22"/>
+        </w:rPr>
+        <w:t xml:space="preserve"> &lt;= </w:t>
+      </w:r>
+      <w:proofErr w:type="spellStart"/>
+      <w:r>
+        <w:rPr>
+          <w:rFonts w:ascii="Courier New" w:hAnsi="Courier New" w:cs="Courier New"/>
+          <w:sz w:val="22"/>
+          <w:szCs w:val="22"/>
+        </w:rPr>
+        <w:t>end_out</w:t>
+      </w:r>
+      <w:proofErr w:type="spellEnd"/>
+      <w:r>
+        <w:rPr>
+          <w:rFonts w:ascii="Courier New" w:hAnsi="Courier New" w:cs="Courier New"/>
+          <w:sz w:val="22"/>
+          <w:szCs w:val="22"/>
+        </w:rPr>
+        <w:t xml:space="preserve"> * </w:t>
+      </w:r>
+      <w:proofErr w:type="spellStart"/>
+      <w:r>
+        <w:rPr>
+          <w:rFonts w:ascii="Courier New" w:hAnsi="Courier New" w:cs="Courier New"/>
+          <w:sz w:val="22"/>
+          <w:szCs w:val="22"/>
+        </w:rPr>
+        <w:t>pi</w:t>
+      </w:r>
+      <w:proofErr w:type="spellEnd"/>
+      <w:r>
+        <w:rPr>
+          <w:rFonts w:ascii="Courier New" w:hAnsi="Courier New" w:cs="Courier New"/>
+          <w:sz w:val="22"/>
+          <w:szCs w:val="22"/>
+        </w:rPr>
+        <w:t xml:space="preserve">; </w:t>
+      </w:r>
+      <w:proofErr w:type="spellStart"/>
+      <w:r>
+        <w:rPr>
+          <w:rFonts w:ascii="Courier New" w:hAnsi="Courier New" w:cs="Courier New"/>
+          <w:sz w:val="22"/>
+          <w:szCs w:val="22"/>
+        </w:rPr>
+        <w:t>x_result</w:t>
+      </w:r>
+      <w:proofErr w:type="spellEnd"/>
+      <w:r>
+        <w:rPr>
+          <w:rFonts w:ascii="Courier New" w:hAnsi="Courier New" w:cs="Courier New"/>
+          <w:sz w:val="22"/>
+          <w:szCs w:val="22"/>
+        </w:rPr>
+        <w:t xml:space="preserve"> += 0.001) {</w:t>
+      </w:r>
+    </w:p>
+    <w:p>
+      <w:pPr>
+        <w:ind w:left="-5" w:right="80"/>
+        <w:rPr>
+          <w:rFonts w:ascii="Courier New" w:hAnsi="Courier New" w:cs="Courier New"/>
+          <w:sz w:val="22"/>
+          <w:szCs w:val="22"/>
+        </w:rPr>
+      </w:pPr>
+      <w:r>
+        <w:rPr>
+          <w:rFonts w:ascii="Courier New" w:hAnsi="Courier New" w:cs="Courier New"/>
+          <w:sz w:val="22"/>
+          <w:szCs w:val="22"/>
+        </w:rPr>
+        <w:t xml:space="preserve">        </w:t>
+      </w:r>
+      <w:proofErr w:type="spellStart"/>
+      <w:r>
+        <w:rPr>
+          <w:rFonts w:ascii="Courier New" w:hAnsi="Courier New" w:cs="Courier New"/>
+          <w:sz w:val="22"/>
+          <w:szCs w:val="22"/>
+        </w:rPr>
+        <w:t>y_result</w:t>
+      </w:r>
+      <w:proofErr w:type="spellEnd"/>
+      <w:r>
+        <w:rPr>
+          <w:rFonts w:ascii="Courier New" w:hAnsi="Courier New" w:cs="Courier New"/>
+          <w:sz w:val="22"/>
+          <w:szCs w:val="22"/>
+        </w:rPr>
+        <w:t xml:space="preserve"> = </w:t>
+      </w:r>
+      <w:proofErr w:type="spellStart"/>
+      <w:r>
+        <w:rPr>
+          <w:rFonts w:ascii="Courier New" w:hAnsi="Courier New" w:cs="Courier New"/>
+          <w:sz w:val="22"/>
+          <w:szCs w:val="22"/>
+        </w:rPr>
+        <w:t>pow</w:t>
+      </w:r>
+      <w:proofErr w:type="spellEnd"/>
+      <w:r>
+        <w:rPr>
+          <w:rFonts w:ascii="Courier New" w:hAnsi="Courier New" w:cs="Courier New"/>
+          <w:sz w:val="22"/>
+          <w:szCs w:val="22"/>
+        </w:rPr>
+        <w:t>(</w:t>
+      </w:r>
+      <w:proofErr w:type="spellStart"/>
+      <w:r>
+        <w:rPr>
+          <w:rFonts w:ascii="Courier New" w:hAnsi="Courier New" w:cs="Courier New"/>
+          <w:sz w:val="22"/>
+          <w:szCs w:val="22"/>
+        </w:rPr>
+        <w:t>sin</w:t>
+      </w:r>
+      <w:proofErr w:type="spellEnd"/>
+      <w:r>
+        <w:rPr>
+          <w:rFonts w:ascii="Courier New" w:hAnsi="Courier New" w:cs="Courier New"/>
+          <w:sz w:val="22"/>
+          <w:szCs w:val="22"/>
+        </w:rPr>
+        <w:t>(</w:t>
+      </w:r>
+      <w:proofErr w:type="spellStart"/>
+      <w:r>
+        <w:rPr>
+          <w:rFonts w:ascii="Courier New" w:hAnsi="Courier New" w:cs="Courier New"/>
+          <w:sz w:val="22"/>
+          <w:szCs w:val="22"/>
+        </w:rPr>
+        <w:t>x_result</w:t>
+      </w:r>
+      <w:proofErr w:type="spellEnd"/>
+      <w:r>
+        <w:rPr>
+          <w:rFonts w:ascii="Courier New" w:hAnsi="Courier New" w:cs="Courier New"/>
+          <w:sz w:val="22"/>
+          <w:szCs w:val="22"/>
+        </w:rPr>
+        <w:t xml:space="preserve">), 3) + </w:t>
+      </w:r>
+      <w:proofErr w:type="spellStart"/>
+      <w:r>
+        <w:rPr>
+          <w:rFonts w:ascii="Courier New" w:hAnsi="Courier New" w:cs="Courier New"/>
+          <w:sz w:val="22"/>
+          <w:szCs w:val="22"/>
+        </w:rPr>
+        <w:t>pow</w:t>
+      </w:r>
+      <w:proofErr w:type="spellEnd"/>
+      <w:r>
+        <w:rPr>
+          <w:rFonts w:ascii="Courier New" w:hAnsi="Courier New" w:cs="Courier New"/>
+          <w:sz w:val="22"/>
+          <w:szCs w:val="22"/>
+        </w:rPr>
+        <w:t>(</w:t>
+      </w:r>
+      <w:proofErr w:type="spellStart"/>
+      <w:r>
+        <w:rPr>
+          <w:rFonts w:ascii="Courier New" w:hAnsi="Courier New" w:cs="Courier New"/>
+          <w:sz w:val="22"/>
+          <w:szCs w:val="22"/>
+        </w:rPr>
+        <w:t>cos</w:t>
+      </w:r>
+      <w:proofErr w:type="spellEnd"/>
+      <w:r>
+        <w:rPr>
+          <w:rFonts w:ascii="Courier New" w:hAnsi="Courier New" w:cs="Courier New"/>
+          <w:sz w:val="22"/>
+          <w:szCs w:val="22"/>
+        </w:rPr>
+        <w:t>(</w:t>
+      </w:r>
+      <w:proofErr w:type="spellStart"/>
+      <w:r>
+        <w:rPr>
+          <w:rFonts w:ascii="Courier New" w:hAnsi="Courier New" w:cs="Courier New"/>
+          <w:sz w:val="22"/>
+          <w:szCs w:val="22"/>
+        </w:rPr>
+        <w:t>x_result</w:t>
+      </w:r>
+      <w:proofErr w:type="spellEnd"/>
+      <w:r>
+        <w:rPr>
+          <w:rFonts w:ascii="Courier New" w:hAnsi="Courier New" w:cs="Courier New"/>
+          <w:sz w:val="22"/>
+          <w:szCs w:val="22"/>
+        </w:rPr>
+        <w:t xml:space="preserve">), 3); </w:t>
+      </w:r>
+    </w:p>
+    <w:p>
+      <w:pPr>
+        <w:ind w:left="-5" w:right="80"/>
+        <w:rPr>
+          <w:rFonts w:ascii="Courier New" w:hAnsi="Courier New" w:cs="Courier New"/>
+          <w:sz w:val="22"/>
+          <w:szCs w:val="22"/>
+        </w:rPr>
+      </w:pPr>
+      <w:r>
+        <w:rPr>
+          <w:rFonts w:ascii="Courier New" w:hAnsi="Courier New" w:cs="Courier New"/>
+          <w:sz w:val="22"/>
+          <w:szCs w:val="22"/>
+        </w:rPr>
+        <w:t xml:space="preserve">        </w:t>
+      </w:r>
+      <w:proofErr w:type="spellStart"/>
+      <w:r>
+        <w:rPr>
+          <w:rFonts w:ascii="Courier New" w:hAnsi="Courier New" w:cs="Courier New"/>
+          <w:sz w:val="22"/>
+          <w:szCs w:val="22"/>
+        </w:rPr>
+        <w:t>x_out</w:t>
+      </w:r>
+      <w:proofErr w:type="spellEnd"/>
+      <w:r>
+        <w:rPr>
+          <w:rFonts w:ascii="Courier New" w:hAnsi="Courier New" w:cs="Courier New"/>
+          <w:sz w:val="22"/>
+          <w:szCs w:val="22"/>
+        </w:rPr>
+        <w:t xml:space="preserve"> = </w:t>
+      </w:r>
+      <w:proofErr w:type="spellStart"/>
+      <w:r>
+        <w:rPr>
+          <w:rFonts w:ascii="Courier New" w:hAnsi="Courier New" w:cs="Courier New"/>
+          <w:sz w:val="22"/>
+          <w:szCs w:val="22"/>
+        </w:rPr>
+        <w:t>x_result</w:t>
+      </w:r>
+      <w:proofErr w:type="spellEnd"/>
+      <w:r>
+        <w:rPr>
+          <w:rFonts w:ascii="Courier New" w:hAnsi="Courier New" w:cs="Courier New"/>
+          <w:sz w:val="22"/>
+          <w:szCs w:val="22"/>
+        </w:rPr>
+        <w:t xml:space="preserve"> * </w:t>
+      </w:r>
+      <w:proofErr w:type="spellStart"/>
+      <w:r>
+        <w:rPr>
+          <w:rFonts w:ascii="Courier New" w:hAnsi="Courier New" w:cs="Courier New"/>
+          <w:sz w:val="22"/>
+          <w:szCs w:val="22"/>
+        </w:rPr>
+        <w:t>x_approach</w:t>
+      </w:r>
+      <w:proofErr w:type="spellEnd"/>
+      <w:r>
+        <w:rPr>
+          <w:rFonts w:ascii="Courier New" w:hAnsi="Courier New" w:cs="Courier New"/>
+          <w:sz w:val="22"/>
+          <w:szCs w:val="22"/>
+        </w:rPr>
+        <w:t>;</w:t>
+      </w:r>
+    </w:p>
+    <w:p>
+      <w:pPr>
+        <w:ind w:left="-5" w:right="80"/>
+        <w:rPr>
+          <w:rFonts w:ascii="Courier New" w:hAnsi="Courier New" w:cs="Courier New"/>
+          <w:sz w:val="22"/>
+          <w:szCs w:val="22"/>
+        </w:rPr>
+      </w:pPr>
+      <w:r>
+        <w:rPr>
+          <w:rFonts w:ascii="Courier New" w:hAnsi="Courier New" w:cs="Courier New"/>
+          <w:sz w:val="22"/>
+          <w:szCs w:val="22"/>
+        </w:rPr>
+        <w:t xml:space="preserve">        </w:t>
+      </w:r>
+      <w:proofErr w:type="spellStart"/>
+      <w:r>
+        <w:rPr>
+          <w:rFonts w:ascii="Courier New" w:hAnsi="Courier New" w:cs="Courier New"/>
+          <w:sz w:val="22"/>
+          <w:szCs w:val="22"/>
+        </w:rPr>
+        <w:t>y_out</w:t>
+      </w:r>
+      <w:proofErr w:type="spellEnd"/>
+      <w:r>
+        <w:rPr>
+          <w:rFonts w:ascii="Courier New" w:hAnsi="Courier New" w:cs="Courier New"/>
+          <w:sz w:val="22"/>
+          <w:szCs w:val="22"/>
+        </w:rPr>
+        <w:t xml:space="preserve"> = </w:t>
+      </w:r>
+      <w:proofErr w:type="spellStart"/>
+      <w:r>
+        <w:rPr>
+          <w:rFonts w:ascii="Courier New" w:hAnsi="Courier New" w:cs="Courier New"/>
+          <w:sz w:val="22"/>
+          <w:szCs w:val="22"/>
+        </w:rPr>
+        <w:t>y_result</w:t>
+      </w:r>
+      <w:proofErr w:type="spellEnd"/>
+      <w:r>
+        <w:rPr>
+          <w:rFonts w:ascii="Courier New" w:hAnsi="Courier New" w:cs="Courier New"/>
+          <w:sz w:val="22"/>
+          <w:szCs w:val="22"/>
+        </w:rPr>
+        <w:t xml:space="preserve"> * </w:t>
+      </w:r>
+      <w:proofErr w:type="spellStart"/>
+      <w:r>
+        <w:rPr>
+          <w:rFonts w:ascii="Courier New" w:hAnsi="Courier New" w:cs="Courier New"/>
+          <w:sz w:val="22"/>
+          <w:szCs w:val="22"/>
+        </w:rPr>
+        <w:t>y_approach</w:t>
+      </w:r>
+      <w:proofErr w:type="spellEnd"/>
+      <w:r>
+        <w:rPr>
+          <w:rFonts w:ascii="Courier New" w:hAnsi="Courier New" w:cs="Courier New"/>
+          <w:sz w:val="22"/>
+          <w:szCs w:val="22"/>
+        </w:rPr>
+        <w:t>;</w:t>
+      </w:r>
+    </w:p>
+    <w:p>
+      <w:pPr>
+        <w:ind w:left="-5" w:right="80"/>
+        <w:rPr>
+          <w:rFonts w:ascii="Courier New" w:hAnsi="Courier New" w:cs="Courier New"/>
+          <w:sz w:val="22"/>
+          <w:szCs w:val="22"/>
+        </w:rPr>
+      </w:pPr>
+      <w:r>
+        <w:rPr>
+          <w:rFonts w:ascii="Courier New" w:hAnsi="Courier New" w:cs="Courier New"/>
+          <w:sz w:val="22"/>
+          <w:szCs w:val="22"/>
+        </w:rPr>
+        <w:t xml:space="preserve">        </w:t>
+      </w:r>
+      <w:proofErr w:type="spellStart"/>
+      <w:r>
+        <w:rPr>
+          <w:rFonts w:ascii="Courier New" w:hAnsi="Courier New" w:cs="Courier New"/>
+          <w:sz w:val="22"/>
+          <w:szCs w:val="22"/>
+        </w:rPr>
+        <w:t>if</w:t>
+      </w:r>
+      <w:proofErr w:type="spellEnd"/>
+      <w:r>
+        <w:rPr>
+          <w:rFonts w:ascii="Courier New" w:hAnsi="Courier New" w:cs="Courier New"/>
+          <w:sz w:val="22"/>
+          <w:szCs w:val="22"/>
+        </w:rPr>
+        <w:t xml:space="preserve"> (</w:t>
+      </w:r>
+      <w:proofErr w:type="spellStart"/>
+      <w:r>
+        <w:rPr>
+          <w:rFonts w:ascii="Courier New" w:hAnsi="Courier New" w:cs="Courier New"/>
+          <w:sz w:val="22"/>
+          <w:szCs w:val="22"/>
+        </w:rPr>
+        <w:t>y_</w:t>
+      </w:r>
+      <w:proofErr w:type="gramStart"/>
+      <w:r>
+        <w:rPr>
+          <w:rFonts w:ascii="Courier New" w:hAnsi="Courier New" w:cs="Courier New"/>
+          <w:sz w:val="22"/>
+          <w:szCs w:val="22"/>
+        </w:rPr>
+        <w:t>result</w:t>
+      </w:r>
+      <w:proofErr w:type="spellEnd"/>
+      <w:r>
+        <w:rPr>
+          <w:rFonts w:ascii="Courier New" w:hAnsi="Courier New" w:cs="Courier New"/>
+          <w:sz w:val="22"/>
+          <w:szCs w:val="22"/>
+        </w:rPr>
+        <w:t xml:space="preserve"> &gt;</w:t>
+      </w:r>
+      <w:proofErr w:type="gramEnd"/>
+      <w:r>
+        <w:rPr>
+          <w:rFonts w:ascii="Courier New" w:hAnsi="Courier New" w:cs="Courier New"/>
+          <w:sz w:val="22"/>
+          <w:szCs w:val="22"/>
+        </w:rPr>
+        <w:t xml:space="preserve"> </w:t>
+      </w:r>
+      <w:proofErr w:type="spellStart"/>
+      <w:r>
+        <w:rPr>
+          <w:rFonts w:ascii="Courier New" w:hAnsi="Courier New" w:cs="Courier New"/>
+          <w:sz w:val="22"/>
+          <w:szCs w:val="22"/>
+        </w:rPr>
+        <w:t>max_result</w:t>
+      </w:r>
+      <w:proofErr w:type="spellEnd"/>
+      <w:r>
+        <w:rPr>
+          <w:rFonts w:ascii="Courier New" w:hAnsi="Courier New" w:cs="Courier New"/>
+          <w:sz w:val="22"/>
+          <w:szCs w:val="22"/>
+        </w:rPr>
+        <w:t>) {</w:t>
+      </w:r>
+    </w:p>
+    <w:p>
+      <w:pPr>
+        <w:ind w:left="-5" w:right="80"/>
+        <w:rPr>
+          <w:rFonts w:ascii="Courier New" w:hAnsi="Courier New" w:cs="Courier New"/>
+          <w:sz w:val="22"/>
+          <w:szCs w:val="22"/>
+        </w:rPr>
+      </w:pPr>
+      <w:r>
+        <w:rPr>
+          <w:rFonts w:ascii="Courier New" w:hAnsi="Courier New" w:cs="Courier New"/>
+          <w:sz w:val="22"/>
+          <w:szCs w:val="22"/>
+        </w:rPr>
+        <w:t xml:space="preserve">            </w:t>
+      </w:r>
+      <w:proofErr w:type="spellStart"/>
+      <w:r>
+        <w:rPr>
+          <w:rFonts w:ascii="Courier New" w:hAnsi="Courier New" w:cs="Courier New"/>
+          <w:sz w:val="22"/>
+          <w:szCs w:val="22"/>
+        </w:rPr>
+        <w:t>max_result</w:t>
+      </w:r>
+      <w:proofErr w:type="spellEnd"/>
+      <w:r>
+        <w:rPr>
+          <w:rFonts w:ascii="Courier New" w:hAnsi="Courier New" w:cs="Courier New"/>
+          <w:sz w:val="22"/>
+          <w:szCs w:val="22"/>
+        </w:rPr>
+        <w:t xml:space="preserve"> = </w:t>
+      </w:r>
+      <w:proofErr w:type="spellStart"/>
+      <w:r>
+        <w:rPr>
+          <w:rFonts w:ascii="Courier New" w:hAnsi="Courier New" w:cs="Courier New"/>
+          <w:sz w:val="22"/>
+          <w:szCs w:val="22"/>
+        </w:rPr>
+        <w:t>y_result</w:t>
+      </w:r>
+      <w:proofErr w:type="spellEnd"/>
+      <w:r>
+        <w:rPr>
+          <w:rFonts w:ascii="Courier New" w:hAnsi="Courier New" w:cs="Courier New"/>
+          <w:sz w:val="22"/>
+          <w:szCs w:val="22"/>
+        </w:rPr>
+        <w:t>;</w:t>
       </w:r>
     </w:p>
     <w:p>
@@ -2591,25 +6094,145 @@
           <w:sz w:val="22"/>
           <w:szCs w:val="22"/>
         </w:rPr>
-        <w:t>        setcolor(4);</w:t>
-      </w:r>
-    </w:p>
-    <w:p>
-      <w:pPr>
-        <w:ind w:left="-5" w:right="80"/>
-        <w:rPr>
-          <w:rFonts w:ascii="Courier New" w:hAnsi="Courier New" w:cs="Courier New"/>
-          <w:sz w:val="22"/>
-          <w:szCs w:val="22"/>
-        </w:rPr>
-      </w:pPr>
-      <w:r>
-        <w:rPr>
-          <w:rFonts w:ascii="Courier New" w:hAnsi="Courier New" w:cs="Courier New"/>
-          <w:sz w:val="22"/>
-          <w:szCs w:val="22"/>
-        </w:rPr>
-        <w:t>        circle(lines_out + x_out, max_y / 2 - y_out, 1);</w:t>
+        <w:t xml:space="preserve">        </w:t>
+      </w:r>
+      <w:proofErr w:type="spellStart"/>
+      <w:proofErr w:type="gramStart"/>
+      <w:r>
+        <w:rPr>
+          <w:rFonts w:ascii="Courier New" w:hAnsi="Courier New" w:cs="Courier New"/>
+          <w:sz w:val="22"/>
+          <w:szCs w:val="22"/>
+        </w:rPr>
+        <w:t>setcolor</w:t>
+      </w:r>
+      <w:proofErr w:type="spellEnd"/>
+      <w:r>
+        <w:rPr>
+          <w:rFonts w:ascii="Courier New" w:hAnsi="Courier New" w:cs="Courier New"/>
+          <w:sz w:val="22"/>
+          <w:szCs w:val="22"/>
+        </w:rPr>
+        <w:t>(</w:t>
+      </w:r>
+      <w:proofErr w:type="gramEnd"/>
+      <w:r>
+        <w:rPr>
+          <w:rFonts w:ascii="Courier New" w:hAnsi="Courier New" w:cs="Courier New"/>
+          <w:sz w:val="22"/>
+          <w:szCs w:val="22"/>
+        </w:rPr>
+        <w:t>4);</w:t>
+      </w:r>
+    </w:p>
+    <w:p>
+      <w:pPr>
+        <w:ind w:left="-5" w:right="80"/>
+        <w:rPr>
+          <w:rFonts w:ascii="Courier New" w:hAnsi="Courier New" w:cs="Courier New"/>
+          <w:sz w:val="22"/>
+          <w:szCs w:val="22"/>
+        </w:rPr>
+      </w:pPr>
+      <w:r>
+        <w:rPr>
+          <w:rFonts w:ascii="Courier New" w:hAnsi="Courier New" w:cs="Courier New"/>
+          <w:sz w:val="22"/>
+          <w:szCs w:val="22"/>
+        </w:rPr>
+        <w:t xml:space="preserve">        </w:t>
+      </w:r>
+      <w:proofErr w:type="spellStart"/>
+      <w:proofErr w:type="gramStart"/>
+      <w:r>
+        <w:rPr>
+          <w:rFonts w:ascii="Courier New" w:hAnsi="Courier New" w:cs="Courier New"/>
+          <w:sz w:val="22"/>
+          <w:szCs w:val="22"/>
+        </w:rPr>
+        <w:t>circle</w:t>
+      </w:r>
+      <w:proofErr w:type="spellEnd"/>
+      <w:r>
+        <w:rPr>
+          <w:rFonts w:ascii="Courier New" w:hAnsi="Courier New" w:cs="Courier New"/>
+          <w:sz w:val="22"/>
+          <w:szCs w:val="22"/>
+        </w:rPr>
+        <w:t>(</w:t>
+      </w:r>
+      <w:proofErr w:type="spellStart"/>
+      <w:proofErr w:type="gramEnd"/>
+      <w:r>
+        <w:rPr>
+          <w:rFonts w:ascii="Courier New" w:hAnsi="Courier New" w:cs="Courier New"/>
+          <w:sz w:val="22"/>
+          <w:szCs w:val="22"/>
+        </w:rPr>
+        <w:t>lines_out</w:t>
+      </w:r>
+      <w:proofErr w:type="spellEnd"/>
+      <w:r>
+        <w:rPr>
+          <w:rFonts w:ascii="Courier New" w:hAnsi="Courier New" w:cs="Courier New"/>
+          <w:sz w:val="22"/>
+          <w:szCs w:val="22"/>
+        </w:rPr>
+        <w:t xml:space="preserve"> + </w:t>
+      </w:r>
+      <w:proofErr w:type="spellStart"/>
+      <w:r>
+        <w:rPr>
+          <w:rFonts w:ascii="Courier New" w:hAnsi="Courier New" w:cs="Courier New"/>
+          <w:sz w:val="22"/>
+          <w:szCs w:val="22"/>
+        </w:rPr>
+        <w:t>x_out</w:t>
+      </w:r>
+      <w:proofErr w:type="spellEnd"/>
+      <w:r>
+        <w:rPr>
+          <w:rFonts w:ascii="Courier New" w:hAnsi="Courier New" w:cs="Courier New"/>
+          <w:sz w:val="22"/>
+          <w:szCs w:val="22"/>
+        </w:rPr>
+        <w:t xml:space="preserve">, </w:t>
+      </w:r>
+      <w:proofErr w:type="spellStart"/>
+      <w:r>
+        <w:rPr>
+          <w:rFonts w:ascii="Courier New" w:hAnsi="Courier New" w:cs="Courier New"/>
+          <w:sz w:val="22"/>
+          <w:szCs w:val="22"/>
+        </w:rPr>
+        <w:t>max_y</w:t>
+      </w:r>
+      <w:proofErr w:type="spellEnd"/>
+      <w:r>
+        <w:rPr>
+          <w:rFonts w:ascii="Courier New" w:hAnsi="Courier New" w:cs="Courier New"/>
+          <w:sz w:val="22"/>
+          <w:szCs w:val="22"/>
+        </w:rPr>
+        <w:t xml:space="preserve"> / 2 - </w:t>
+      </w:r>
+      <w:proofErr w:type="spellStart"/>
+      <w:r>
+        <w:rPr>
+          <w:rFonts w:ascii="Courier New" w:hAnsi="Courier New" w:cs="Courier New"/>
+          <w:sz w:val="22"/>
+          <w:szCs w:val="22"/>
+        </w:rPr>
+        <w:t>y_out</w:t>
+      </w:r>
+      <w:proofErr w:type="spellEnd"/>
+      <w:r>
+        <w:rPr>
+          <w:rFonts w:ascii="Courier New" w:hAnsi="Courier New" w:cs="Courier New"/>
+          <w:sz w:val="22"/>
+          <w:szCs w:val="22"/>
+        </w:rPr>
+        <w:t>, 1);</w:t>
       </w:r>
     </w:p>
     <w:p>
@@ -2655,43 +6278,218 @@
           <w:sz w:val="22"/>
           <w:szCs w:val="22"/>
         </w:rPr>
-        <w:t>    setlinestyle(3, 0, 3);</w:t>
-      </w:r>
-    </w:p>
-    <w:p>
-      <w:pPr>
-        <w:ind w:left="-5" w:right="80"/>
-        <w:rPr>
-          <w:rFonts w:ascii="Courier New" w:hAnsi="Courier New" w:cs="Courier New"/>
-          <w:sz w:val="22"/>
-          <w:szCs w:val="22"/>
-        </w:rPr>
-      </w:pPr>
-      <w:r>
-        <w:rPr>
-          <w:rFonts w:ascii="Courier New" w:hAnsi="Courier New" w:cs="Courier New"/>
-          <w:sz w:val="22"/>
-          <w:szCs w:val="22"/>
-        </w:rPr>
-        <w:t xml:space="preserve">    line(lines_out + hatch_out * end_out + 10, max_y, </w:t>
-      </w:r>
-    </w:p>
-    <w:p>
-      <w:pPr>
-        <w:ind w:left="-5" w:right="80"/>
-        <w:rPr>
-          <w:rFonts w:ascii="Courier New" w:hAnsi="Courier New" w:cs="Courier New"/>
-          <w:sz w:val="22"/>
-          <w:szCs w:val="22"/>
-        </w:rPr>
-      </w:pPr>
-      <w:r>
-        <w:rPr>
-          <w:rFonts w:ascii="Courier New" w:hAnsi="Courier New" w:cs="Courier New"/>
-          <w:sz w:val="22"/>
-          <w:szCs w:val="22"/>
-        </w:rPr>
-        <w:t>         lines_out + hatch_out * end_out + 10, 0);</w:t>
+        <w:t xml:space="preserve">    </w:t>
+      </w:r>
+      <w:proofErr w:type="spellStart"/>
+      <w:proofErr w:type="gramStart"/>
+      <w:r>
+        <w:rPr>
+          <w:rFonts w:ascii="Courier New" w:hAnsi="Courier New" w:cs="Courier New"/>
+          <w:sz w:val="22"/>
+          <w:szCs w:val="22"/>
+        </w:rPr>
+        <w:t>setlinestyle</w:t>
+      </w:r>
+      <w:proofErr w:type="spellEnd"/>
+      <w:r>
+        <w:rPr>
+          <w:rFonts w:ascii="Courier New" w:hAnsi="Courier New" w:cs="Courier New"/>
+          <w:sz w:val="22"/>
+          <w:szCs w:val="22"/>
+        </w:rPr>
+        <w:t>(</w:t>
+      </w:r>
+      <w:proofErr w:type="gramEnd"/>
+      <w:r>
+        <w:rPr>
+          <w:rFonts w:ascii="Courier New" w:hAnsi="Courier New" w:cs="Courier New"/>
+          <w:sz w:val="22"/>
+          <w:szCs w:val="22"/>
+        </w:rPr>
+        <w:t>3, 0, 3);</w:t>
+      </w:r>
+    </w:p>
+    <w:p>
+      <w:pPr>
+        <w:ind w:left="-5" w:right="80"/>
+        <w:rPr>
+          <w:rFonts w:ascii="Courier New" w:hAnsi="Courier New" w:cs="Courier New"/>
+          <w:sz w:val="22"/>
+          <w:szCs w:val="22"/>
+        </w:rPr>
+      </w:pPr>
+      <w:r>
+        <w:rPr>
+          <w:rFonts w:ascii="Courier New" w:hAnsi="Courier New" w:cs="Courier New"/>
+          <w:sz w:val="22"/>
+          <w:szCs w:val="22"/>
+        </w:rPr>
+        <w:lastRenderedPageBreak/>
+        <w:t xml:space="preserve">    </w:t>
+      </w:r>
+      <w:proofErr w:type="spellStart"/>
+      <w:proofErr w:type="gramStart"/>
+      <w:r>
+        <w:rPr>
+          <w:rFonts w:ascii="Courier New" w:hAnsi="Courier New" w:cs="Courier New"/>
+          <w:sz w:val="22"/>
+          <w:szCs w:val="22"/>
+        </w:rPr>
+        <w:t>line</w:t>
+      </w:r>
+      <w:proofErr w:type="spellEnd"/>
+      <w:r>
+        <w:rPr>
+          <w:rFonts w:ascii="Courier New" w:hAnsi="Courier New" w:cs="Courier New"/>
+          <w:sz w:val="22"/>
+          <w:szCs w:val="22"/>
+        </w:rPr>
+        <w:t>(</w:t>
+      </w:r>
+      <w:proofErr w:type="spellStart"/>
+      <w:proofErr w:type="gramEnd"/>
+      <w:r>
+        <w:rPr>
+          <w:rFonts w:ascii="Courier New" w:hAnsi="Courier New" w:cs="Courier New"/>
+          <w:sz w:val="22"/>
+          <w:szCs w:val="22"/>
+        </w:rPr>
+        <w:t>lines_out</w:t>
+      </w:r>
+      <w:proofErr w:type="spellEnd"/>
+      <w:r>
+        <w:rPr>
+          <w:rFonts w:ascii="Courier New" w:hAnsi="Courier New" w:cs="Courier New"/>
+          <w:sz w:val="22"/>
+          <w:szCs w:val="22"/>
+        </w:rPr>
+        <w:t xml:space="preserve"> + </w:t>
+      </w:r>
+      <w:proofErr w:type="spellStart"/>
+      <w:r>
+        <w:rPr>
+          <w:rFonts w:ascii="Courier New" w:hAnsi="Courier New" w:cs="Courier New"/>
+          <w:sz w:val="22"/>
+          <w:szCs w:val="22"/>
+        </w:rPr>
+        <w:t>hatch_out</w:t>
+      </w:r>
+      <w:proofErr w:type="spellEnd"/>
+      <w:r>
+        <w:rPr>
+          <w:rFonts w:ascii="Courier New" w:hAnsi="Courier New" w:cs="Courier New"/>
+          <w:sz w:val="22"/>
+          <w:szCs w:val="22"/>
+        </w:rPr>
+        <w:t xml:space="preserve"> * </w:t>
+      </w:r>
+      <w:proofErr w:type="spellStart"/>
+      <w:r>
+        <w:rPr>
+          <w:rFonts w:ascii="Courier New" w:hAnsi="Courier New" w:cs="Courier New"/>
+          <w:sz w:val="22"/>
+          <w:szCs w:val="22"/>
+        </w:rPr>
+        <w:t>end_out</w:t>
+      </w:r>
+      <w:proofErr w:type="spellEnd"/>
+      <w:r>
+        <w:rPr>
+          <w:rFonts w:ascii="Courier New" w:hAnsi="Courier New" w:cs="Courier New"/>
+          <w:sz w:val="22"/>
+          <w:szCs w:val="22"/>
+        </w:rPr>
+        <w:t xml:space="preserve"> + 10, </w:t>
+      </w:r>
+      <w:proofErr w:type="spellStart"/>
+      <w:r>
+        <w:rPr>
+          <w:rFonts w:ascii="Courier New" w:hAnsi="Courier New" w:cs="Courier New"/>
+          <w:sz w:val="22"/>
+          <w:szCs w:val="22"/>
+        </w:rPr>
+        <w:t>max_y</w:t>
+      </w:r>
+      <w:proofErr w:type="spellEnd"/>
+      <w:r>
+        <w:rPr>
+          <w:rFonts w:ascii="Courier New" w:hAnsi="Courier New" w:cs="Courier New"/>
+          <w:sz w:val="22"/>
+          <w:szCs w:val="22"/>
+        </w:rPr>
+        <w:t xml:space="preserve">, </w:t>
+      </w:r>
+    </w:p>
+    <w:p>
+      <w:pPr>
+        <w:ind w:left="-5" w:right="80"/>
+        <w:rPr>
+          <w:rFonts w:ascii="Courier New" w:hAnsi="Courier New" w:cs="Courier New"/>
+          <w:sz w:val="22"/>
+          <w:szCs w:val="22"/>
+        </w:rPr>
+      </w:pPr>
+      <w:r>
+        <w:rPr>
+          <w:rFonts w:ascii="Courier New" w:hAnsi="Courier New" w:cs="Courier New"/>
+          <w:sz w:val="22"/>
+          <w:szCs w:val="22"/>
+        </w:rPr>
+        <w:t>         </w:t>
+      </w:r>
+      <w:proofErr w:type="spellStart"/>
+      <w:r>
+        <w:rPr>
+          <w:rFonts w:ascii="Courier New" w:hAnsi="Courier New" w:cs="Courier New"/>
+          <w:sz w:val="22"/>
+          <w:szCs w:val="22"/>
+        </w:rPr>
+        <w:t>lines_out</w:t>
+      </w:r>
+      <w:proofErr w:type="spellEnd"/>
+      <w:r>
+        <w:rPr>
+          <w:rFonts w:ascii="Courier New" w:hAnsi="Courier New" w:cs="Courier New"/>
+          <w:sz w:val="22"/>
+          <w:szCs w:val="22"/>
+        </w:rPr>
+        <w:t xml:space="preserve"> + </w:t>
+      </w:r>
+      <w:proofErr w:type="spellStart"/>
+      <w:r>
+        <w:rPr>
+          <w:rFonts w:ascii="Courier New" w:hAnsi="Courier New" w:cs="Courier New"/>
+          <w:sz w:val="22"/>
+          <w:szCs w:val="22"/>
+        </w:rPr>
+        <w:t>hatch_out</w:t>
+      </w:r>
+      <w:proofErr w:type="spellEnd"/>
+      <w:r>
+        <w:rPr>
+          <w:rFonts w:ascii="Courier New" w:hAnsi="Courier New" w:cs="Courier New"/>
+          <w:sz w:val="22"/>
+          <w:szCs w:val="22"/>
+        </w:rPr>
+        <w:t xml:space="preserve"> * </w:t>
+      </w:r>
+      <w:proofErr w:type="spellStart"/>
+      <w:r>
+        <w:rPr>
+          <w:rFonts w:ascii="Courier New" w:hAnsi="Courier New" w:cs="Courier New"/>
+          <w:sz w:val="22"/>
+          <w:szCs w:val="22"/>
+        </w:rPr>
+        <w:t>end_out</w:t>
+      </w:r>
+      <w:proofErr w:type="spellEnd"/>
+      <w:r>
+        <w:rPr>
+          <w:rFonts w:ascii="Courier New" w:hAnsi="Courier New" w:cs="Courier New"/>
+          <w:sz w:val="22"/>
+          <w:szCs w:val="22"/>
+        </w:rPr>
+        <w:t xml:space="preserve"> + 10, 0);</w:t>
       </w:r>
     </w:p>
     <w:p>
@@ -2727,106 +6525,357 @@
           <w:sz w:val="22"/>
           <w:szCs w:val="22"/>
         </w:rPr>
-        <w:t>    sprintf(maximum_out, " ", max_result);</w:t>
-      </w:r>
-    </w:p>
-    <w:p>
-      <w:pPr>
-        <w:ind w:left="-5" w:right="80"/>
-        <w:rPr>
-          <w:rFonts w:ascii="Courier New" w:hAnsi="Courier New" w:cs="Courier New"/>
-          <w:sz w:val="22"/>
-          <w:szCs w:val="22"/>
-        </w:rPr>
-      </w:pPr>
-      <w:r>
-        <w:rPr>
-          <w:rFonts w:ascii="Courier New" w:hAnsi="Courier New" w:cs="Courier New"/>
-          <w:sz w:val="22"/>
-          <w:szCs w:val="22"/>
-        </w:rPr>
-        <w:t>    settextstyle(0, 0, 2);</w:t>
-      </w:r>
-    </w:p>
-    <w:p>
-      <w:pPr>
-        <w:ind w:left="-5" w:right="80"/>
-        <w:rPr>
-          <w:rFonts w:ascii="Courier New" w:hAnsi="Courier New" w:cs="Courier New"/>
-          <w:sz w:val="22"/>
-          <w:szCs w:val="22"/>
-        </w:rPr>
-      </w:pPr>
-      <w:r>
-        <w:rPr>
-          <w:rFonts w:ascii="Courier New" w:hAnsi="Courier New" w:cs="Courier New"/>
-          <w:sz w:val="22"/>
-          <w:szCs w:val="22"/>
-        </w:rPr>
-        <w:t>    outtextxy(max_x / 3, max_y - lines_out, maximum_out);</w:t>
-      </w:r>
-    </w:p>
-    <w:p>
-      <w:pPr>
-        <w:ind w:left="-5" w:right="80"/>
-        <w:rPr>
-          <w:rFonts w:ascii="Courier New" w:hAnsi="Courier New" w:cs="Courier New"/>
-          <w:sz w:val="22"/>
-          <w:szCs w:val="22"/>
-        </w:rPr>
-      </w:pPr>
-      <w:r>
-        <w:rPr>
-          <w:rFonts w:ascii="Courier New" w:hAnsi="Courier New" w:cs="Courier New"/>
-          <w:sz w:val="22"/>
-          <w:szCs w:val="22"/>
-        </w:rPr>
-        <w:t>    getch();</w:t>
-      </w:r>
-    </w:p>
-    <w:p>
-      <w:pPr>
-        <w:ind w:left="-5" w:right="80"/>
-        <w:rPr>
-          <w:rFonts w:ascii="Courier New" w:hAnsi="Courier New" w:cs="Courier New"/>
-          <w:sz w:val="22"/>
-          <w:szCs w:val="22"/>
-        </w:rPr>
-      </w:pPr>
-      <w:r>
-        <w:rPr>
-          <w:rFonts w:ascii="Courier New" w:hAnsi="Courier New" w:cs="Courier New"/>
-          <w:sz w:val="22"/>
-          <w:szCs w:val="22"/>
-        </w:rPr>
-        <w:t>    closegraph();</w:t>
-      </w:r>
-    </w:p>
-    <w:p>
-      <w:pPr>
-        <w:ind w:left="-5" w:right="80"/>
-        <w:rPr>
-          <w:rFonts w:ascii="Courier New" w:hAnsi="Courier New" w:cs="Courier New"/>
-          <w:sz w:val="22"/>
-          <w:szCs w:val="22"/>
-        </w:rPr>
-      </w:pPr>
-      <w:r>
-        <w:rPr>
-          <w:rFonts w:ascii="Courier New" w:hAnsi="Courier New" w:cs="Courier New"/>
-          <w:sz w:val="22"/>
-          <w:szCs w:val="22"/>
-        </w:rPr>
-        <w:t>    return 0;</w:t>
-      </w:r>
-    </w:p>
-    <w:p>
-      <w:pPr>
-        <w:ind w:left="-5" w:right="80"/>
-        <w:rPr>
-          <w:rFonts w:ascii="Courier New" w:hAnsi="Courier New" w:cs="Courier New"/>
-          <w:sz w:val="22"/>
-          <w:szCs w:val="22"/>
+        <w:t xml:space="preserve">    </w:t>
+      </w:r>
+      <w:proofErr w:type="spellStart"/>
+      <w:proofErr w:type="gramStart"/>
+      <w:r>
+        <w:rPr>
+          <w:rFonts w:ascii="Courier New" w:hAnsi="Courier New" w:cs="Courier New"/>
+          <w:sz w:val="22"/>
+          <w:szCs w:val="22"/>
+        </w:rPr>
+        <w:t>sprintf</w:t>
+      </w:r>
+      <w:proofErr w:type="spellEnd"/>
+      <w:r>
+        <w:rPr>
+          <w:rFonts w:ascii="Courier New" w:hAnsi="Courier New" w:cs="Courier New"/>
+          <w:sz w:val="22"/>
+          <w:szCs w:val="22"/>
+        </w:rPr>
+        <w:t>(</w:t>
+      </w:r>
+      <w:proofErr w:type="spellStart"/>
+      <w:proofErr w:type="gramEnd"/>
+      <w:r>
+        <w:rPr>
+          <w:rFonts w:ascii="Courier New" w:hAnsi="Courier New" w:cs="Courier New"/>
+          <w:sz w:val="22"/>
+          <w:szCs w:val="22"/>
+        </w:rPr>
+        <w:t>maximum_out</w:t>
+      </w:r>
+      <w:proofErr w:type="spellEnd"/>
+      <w:r>
+        <w:rPr>
+          <w:rFonts w:ascii="Courier New" w:hAnsi="Courier New" w:cs="Courier New"/>
+          <w:sz w:val="22"/>
+          <w:szCs w:val="22"/>
+        </w:rPr>
+        <w:t xml:space="preserve">, " ", </w:t>
+      </w:r>
+      <w:proofErr w:type="spellStart"/>
+      <w:r>
+        <w:rPr>
+          <w:rFonts w:ascii="Courier New" w:hAnsi="Courier New" w:cs="Courier New"/>
+          <w:sz w:val="22"/>
+          <w:szCs w:val="22"/>
+        </w:rPr>
+        <w:t>max_result</w:t>
+      </w:r>
+      <w:proofErr w:type="spellEnd"/>
+      <w:r>
+        <w:rPr>
+          <w:rFonts w:ascii="Courier New" w:hAnsi="Courier New" w:cs="Courier New"/>
+          <w:sz w:val="22"/>
+          <w:szCs w:val="22"/>
+        </w:rPr>
+        <w:t>);</w:t>
+      </w:r>
+    </w:p>
+    <w:p>
+      <w:pPr>
+        <w:ind w:left="-5" w:right="80"/>
+        <w:rPr>
+          <w:rFonts w:ascii="Courier New" w:hAnsi="Courier New" w:cs="Courier New"/>
+          <w:sz w:val="22"/>
+          <w:szCs w:val="22"/>
+        </w:rPr>
+      </w:pPr>
+      <w:r>
+        <w:rPr>
+          <w:rFonts w:ascii="Courier New" w:hAnsi="Courier New" w:cs="Courier New"/>
+          <w:sz w:val="22"/>
+          <w:szCs w:val="22"/>
+        </w:rPr>
+        <w:t xml:space="preserve">    </w:t>
+      </w:r>
+      <w:proofErr w:type="spellStart"/>
+      <w:proofErr w:type="gramStart"/>
+      <w:r>
+        <w:rPr>
+          <w:rFonts w:ascii="Courier New" w:hAnsi="Courier New" w:cs="Courier New"/>
+          <w:sz w:val="22"/>
+          <w:szCs w:val="22"/>
+        </w:rPr>
+        <w:t>settextstyle</w:t>
+      </w:r>
+      <w:proofErr w:type="spellEnd"/>
+      <w:r>
+        <w:rPr>
+          <w:rFonts w:ascii="Courier New" w:hAnsi="Courier New" w:cs="Courier New"/>
+          <w:sz w:val="22"/>
+          <w:szCs w:val="22"/>
+        </w:rPr>
+        <w:t>(</w:t>
+      </w:r>
+      <w:proofErr w:type="gramEnd"/>
+      <w:r>
+        <w:rPr>
+          <w:rFonts w:ascii="Courier New" w:hAnsi="Courier New" w:cs="Courier New"/>
+          <w:sz w:val="22"/>
+          <w:szCs w:val="22"/>
+        </w:rPr>
+        <w:t>0, 0, 2);</w:t>
+      </w:r>
+    </w:p>
+    <w:p>
+      <w:pPr>
+        <w:ind w:left="-5" w:right="80"/>
+        <w:rPr>
+          <w:rFonts w:ascii="Courier New" w:hAnsi="Courier New" w:cs="Courier New"/>
+          <w:sz w:val="22"/>
+          <w:szCs w:val="22"/>
+        </w:rPr>
+      </w:pPr>
+      <w:r>
+        <w:rPr>
+          <w:rFonts w:ascii="Courier New" w:hAnsi="Courier New" w:cs="Courier New"/>
+          <w:sz w:val="22"/>
+          <w:szCs w:val="22"/>
+        </w:rPr>
+        <w:t xml:space="preserve">    </w:t>
+      </w:r>
+      <w:proofErr w:type="spellStart"/>
+      <w:proofErr w:type="gramStart"/>
+      <w:r>
+        <w:rPr>
+          <w:rFonts w:ascii="Courier New" w:hAnsi="Courier New" w:cs="Courier New"/>
+          <w:sz w:val="22"/>
+          <w:szCs w:val="22"/>
+        </w:rPr>
+        <w:t>outtextxy</w:t>
+      </w:r>
+      <w:proofErr w:type="spellEnd"/>
+      <w:r>
+        <w:rPr>
+          <w:rFonts w:ascii="Courier New" w:hAnsi="Courier New" w:cs="Courier New"/>
+          <w:sz w:val="22"/>
+          <w:szCs w:val="22"/>
+        </w:rPr>
+        <w:t>(</w:t>
+      </w:r>
+      <w:proofErr w:type="spellStart"/>
+      <w:proofErr w:type="gramEnd"/>
+      <w:r>
+        <w:rPr>
+          <w:rFonts w:ascii="Courier New" w:hAnsi="Courier New" w:cs="Courier New"/>
+          <w:sz w:val="22"/>
+          <w:szCs w:val="22"/>
+        </w:rPr>
+        <w:t>max_x</w:t>
+      </w:r>
+      <w:proofErr w:type="spellEnd"/>
+      <w:r>
+        <w:rPr>
+          <w:rFonts w:ascii="Courier New" w:hAnsi="Courier New" w:cs="Courier New"/>
+          <w:sz w:val="22"/>
+          <w:szCs w:val="22"/>
+        </w:rPr>
+        <w:t xml:space="preserve"> / 3, </w:t>
+      </w:r>
+      <w:proofErr w:type="spellStart"/>
+      <w:r>
+        <w:rPr>
+          <w:rFonts w:ascii="Courier New" w:hAnsi="Courier New" w:cs="Courier New"/>
+          <w:sz w:val="22"/>
+          <w:szCs w:val="22"/>
+        </w:rPr>
+        <w:t>max_y</w:t>
+      </w:r>
+      <w:proofErr w:type="spellEnd"/>
+      <w:r>
+        <w:rPr>
+          <w:rFonts w:ascii="Courier New" w:hAnsi="Courier New" w:cs="Courier New"/>
+          <w:sz w:val="22"/>
+          <w:szCs w:val="22"/>
+        </w:rPr>
+        <w:t xml:space="preserve"> - </w:t>
+      </w:r>
+      <w:proofErr w:type="spellStart"/>
+      <w:r>
+        <w:rPr>
+          <w:rFonts w:ascii="Courier New" w:hAnsi="Courier New" w:cs="Courier New"/>
+          <w:sz w:val="22"/>
+          <w:szCs w:val="22"/>
+        </w:rPr>
+        <w:t>lines_out</w:t>
+      </w:r>
+      <w:proofErr w:type="spellEnd"/>
+      <w:r>
+        <w:rPr>
+          <w:rFonts w:ascii="Courier New" w:hAnsi="Courier New" w:cs="Courier New"/>
+          <w:sz w:val="22"/>
+          <w:szCs w:val="22"/>
+        </w:rPr>
+        <w:t xml:space="preserve">, </w:t>
+      </w:r>
+      <w:proofErr w:type="spellStart"/>
+      <w:r>
+        <w:rPr>
+          <w:rFonts w:ascii="Courier New" w:hAnsi="Courier New" w:cs="Courier New"/>
+          <w:sz w:val="22"/>
+          <w:szCs w:val="22"/>
+        </w:rPr>
+        <w:t>maximum_out</w:t>
+      </w:r>
+      <w:proofErr w:type="spellEnd"/>
+      <w:r>
+        <w:rPr>
+          <w:rFonts w:ascii="Courier New" w:hAnsi="Courier New" w:cs="Courier New"/>
+          <w:sz w:val="22"/>
+          <w:szCs w:val="22"/>
+        </w:rPr>
+        <w:t>);</w:t>
+      </w:r>
+    </w:p>
+    <w:p>
+      <w:pPr>
+        <w:ind w:left="-5" w:right="80"/>
+        <w:rPr>
+          <w:rFonts w:ascii="Courier New" w:hAnsi="Courier New" w:cs="Courier New"/>
+          <w:sz w:val="22"/>
+          <w:szCs w:val="22"/>
+        </w:rPr>
+      </w:pPr>
+      <w:r>
+        <w:rPr>
+          <w:rFonts w:ascii="Courier New" w:hAnsi="Courier New" w:cs="Courier New"/>
+          <w:sz w:val="22"/>
+          <w:szCs w:val="22"/>
+        </w:rPr>
+        <w:t xml:space="preserve">    </w:t>
+      </w:r>
+      <w:proofErr w:type="spellStart"/>
+      <w:proofErr w:type="gramStart"/>
+      <w:r>
+        <w:rPr>
+          <w:rFonts w:ascii="Courier New" w:hAnsi="Courier New" w:cs="Courier New"/>
+          <w:sz w:val="22"/>
+          <w:szCs w:val="22"/>
+        </w:rPr>
+        <w:t>getch</w:t>
+      </w:r>
+      <w:proofErr w:type="spellEnd"/>
+      <w:r>
+        <w:rPr>
+          <w:rFonts w:ascii="Courier New" w:hAnsi="Courier New" w:cs="Courier New"/>
+          <w:sz w:val="22"/>
+          <w:szCs w:val="22"/>
+        </w:rPr>
+        <w:t>(</w:t>
+      </w:r>
+      <w:proofErr w:type="gramEnd"/>
+      <w:r>
+        <w:rPr>
+          <w:rFonts w:ascii="Courier New" w:hAnsi="Courier New" w:cs="Courier New"/>
+          <w:sz w:val="22"/>
+          <w:szCs w:val="22"/>
+        </w:rPr>
+        <w:t>);</w:t>
+      </w:r>
+    </w:p>
+    <w:p>
+      <w:pPr>
+        <w:ind w:left="-5" w:right="80"/>
+        <w:rPr>
+          <w:rFonts w:ascii="Courier New" w:hAnsi="Courier New" w:cs="Courier New"/>
+          <w:sz w:val="22"/>
+          <w:szCs w:val="22"/>
+        </w:rPr>
+      </w:pPr>
+      <w:r>
+        <w:rPr>
+          <w:rFonts w:ascii="Courier New" w:hAnsi="Courier New" w:cs="Courier New"/>
+          <w:sz w:val="22"/>
+          <w:szCs w:val="22"/>
+        </w:rPr>
+        <w:t xml:space="preserve">    </w:t>
+      </w:r>
+      <w:proofErr w:type="spellStart"/>
+      <w:proofErr w:type="gramStart"/>
+      <w:r>
+        <w:rPr>
+          <w:rFonts w:ascii="Courier New" w:hAnsi="Courier New" w:cs="Courier New"/>
+          <w:sz w:val="22"/>
+          <w:szCs w:val="22"/>
+        </w:rPr>
+        <w:t>closegraph</w:t>
+      </w:r>
+      <w:proofErr w:type="spellEnd"/>
+      <w:r>
+        <w:rPr>
+          <w:rFonts w:ascii="Courier New" w:hAnsi="Courier New" w:cs="Courier New"/>
+          <w:sz w:val="22"/>
+          <w:szCs w:val="22"/>
+        </w:rPr>
+        <w:t>(</w:t>
+      </w:r>
+      <w:proofErr w:type="gramEnd"/>
+      <w:r>
+        <w:rPr>
+          <w:rFonts w:ascii="Courier New" w:hAnsi="Courier New" w:cs="Courier New"/>
+          <w:sz w:val="22"/>
+          <w:szCs w:val="22"/>
+        </w:rPr>
+        <w:t>);</w:t>
+      </w:r>
+    </w:p>
+    <w:p>
+      <w:pPr>
+        <w:ind w:left="-5" w:right="80"/>
+        <w:rPr>
+          <w:rFonts w:ascii="Courier New" w:hAnsi="Courier New" w:cs="Courier New"/>
+          <w:sz w:val="22"/>
+          <w:szCs w:val="22"/>
+        </w:rPr>
+      </w:pPr>
+      <w:r>
+        <w:rPr>
+          <w:rFonts w:ascii="Courier New" w:hAnsi="Courier New" w:cs="Courier New"/>
+          <w:sz w:val="22"/>
+          <w:szCs w:val="22"/>
+        </w:rPr>
+        <w:t xml:space="preserve">    </w:t>
+      </w:r>
+      <w:proofErr w:type="spellStart"/>
+      <w:r>
+        <w:rPr>
+          <w:rFonts w:ascii="Courier New" w:hAnsi="Courier New" w:cs="Courier New"/>
+          <w:sz w:val="22"/>
+          <w:szCs w:val="22"/>
+        </w:rPr>
+        <w:t>return</w:t>
+      </w:r>
+      <w:proofErr w:type="spellEnd"/>
+      <w:r>
+        <w:rPr>
+          <w:rFonts w:ascii="Courier New" w:hAnsi="Courier New" w:cs="Courier New"/>
+          <w:sz w:val="22"/>
+          <w:szCs w:val="22"/>
+        </w:rPr>
+        <w:t xml:space="preserve"> 0;</w:t>
+      </w:r>
+    </w:p>
+    <w:p>
+      <w:pPr>
+        <w:ind w:left="-5" w:right="80"/>
+        <w:rPr>
+          <w:rFonts w:ascii="Courier New" w:hAnsi="Courier New" w:cs="Courier New"/>
+          <w:sz w:val="22"/>
+          <w:szCs w:val="22"/>
+          <w:lang w:val="ru-RU"/>
         </w:rPr>
       </w:pPr>
       <w:r>
@@ -2837,6 +6886,560 @@
         </w:rPr>
         <w:t>}</w:t>
       </w:r>
+    </w:p>
+    <w:p>
+      <w:pPr>
+        <w:ind w:left="-5" w:right="80"/>
+        <w:rPr>
+          <w:rFonts w:ascii="Courier New" w:hAnsi="Courier New" w:cs="Courier New"/>
+          <w:sz w:val="22"/>
+          <w:szCs w:val="22"/>
+          <w:lang w:val="ru-RU"/>
+        </w:rPr>
+      </w:pPr>
+    </w:p>
+    <w:p>
+      <w:pPr>
+        <w:ind w:left="-5" w:right="80"/>
+        <w:jc w:val="center"/>
+        <w:rPr>
+          <w:b/>
+          <w:bCs/>
+          <w:sz w:val="28"/>
+          <w:szCs w:val="28"/>
+          <w:lang w:val="ru-RU"/>
+        </w:rPr>
+      </w:pPr>
+      <w:r>
+        <w:rPr>
+          <w:b/>
+          <w:bCs/>
+          <w:sz w:val="28"/>
+          <w:szCs w:val="28"/>
+          <w:lang w:val="ru-RU"/>
+        </w:rPr>
+        <w:t>Структурная схема аппаратных средств.</w:t>
+      </w:r>
+    </w:p>
+    <w:p>
+      <w:pPr>
+        <w:ind w:left="-5" w:right="80"/>
+        <w:jc w:val="center"/>
+        <w:rPr>
+          <w:b/>
+          <w:bCs/>
+          <w:sz w:val="28"/>
+          <w:szCs w:val="28"/>
+          <w:lang w:val="ru-RU"/>
+        </w:rPr>
+      </w:pPr>
+    </w:p>
+    <w:p>
+      <w:pPr>
+        <w:ind w:left="-5" w:right="80"/>
+        <w:rPr>
+          <w:rFonts w:ascii="Courier New" w:hAnsi="Courier New" w:cs="Courier New"/>
+          <w:sz w:val="22"/>
+          <w:szCs w:val="22"/>
+          <w:lang w:val="ru-KZ"/>
+        </w:rPr>
+      </w:pPr>
+      <w:r>
+        <w:rPr>
+          <w:rFonts w:ascii="Courier New" w:hAnsi="Courier New" w:cs="Courier New"/>
+          <w:sz w:val="22"/>
+          <w:szCs w:val="22"/>
+          <w:lang w:val="ru-KZ"/>
+        </w:rPr>
+        <w:drawing>
+          <wp:inline distT="0" distB="0" distL="0" distR="0" wp14:anchorId="64205DC9" wp14:editId="17A578FA">
+            <wp:extent cx="5534025" cy="3581400"/>
+            <wp:effectExtent l="0" t="0" r="9525" b="0"/>
+            <wp:docPr id="4" name="Рисунок 4"/>
+            <wp:cNvGraphicFramePr>
+              <a:graphicFrameLocks xmlns:a="http://schemas.openxmlformats.org/drawingml/2006/main" noChangeAspect="1"/>
+            </wp:cNvGraphicFramePr>
+            <a:graphic xmlns:a="http://schemas.openxmlformats.org/drawingml/2006/main">
+              <a:graphicData uri="http://schemas.openxmlformats.org/drawingml/2006/picture">
+                <pic:pic xmlns:pic="http://schemas.openxmlformats.org/drawingml/2006/picture">
+                  <pic:nvPicPr>
+                    <pic:cNvPr id="0" name="Picture 6"/>
+                    <pic:cNvPicPr>
+                      <a:picLocks noChangeAspect="1" noChangeArrowheads="1"/>
+                    </pic:cNvPicPr>
+                  </pic:nvPicPr>
+                  <pic:blipFill>
+                    <a:blip r:embed="rId9">
+                      <a:extLst>
+                        <a:ext uri="{28A0092B-C50C-407E-A947-70E740481C1C}">
+                          <a14:useLocalDpi xmlns:a14="http://schemas.microsoft.com/office/drawing/2010/main" val="0"/>
+                        </a:ext>
+                      </a:extLst>
+                    </a:blip>
+                    <a:srcRect/>
+                    <a:stretch>
+                      <a:fillRect/>
+                    </a:stretch>
+                  </pic:blipFill>
+                  <pic:spPr bwMode="auto">
+                    <a:xfrm>
+                      <a:off x="0" y="0"/>
+                      <a:ext cx="5534025" cy="3581400"/>
+                    </a:xfrm>
+                    <a:prstGeom prst="rect">
+                      <a:avLst/>
+                    </a:prstGeom>
+                    <a:noFill/>
+                    <a:ln>
+                      <a:noFill/>
+                    </a:ln>
+                  </pic:spPr>
+                </pic:pic>
+              </a:graphicData>
+            </a:graphic>
+          </wp:inline>
+        </w:drawing>
+      </w:r>
+    </w:p>
+    <w:p>
+      <w:pPr>
+        <w:ind w:left="-5" w:right="80"/>
+        <w:rPr>
+          <w:rFonts w:ascii="Courier New" w:hAnsi="Courier New" w:cs="Courier New"/>
+          <w:sz w:val="22"/>
+          <w:szCs w:val="22"/>
+          <w:lang w:val="ru-RU"/>
+        </w:rPr>
+      </w:pPr>
+    </w:p>
+    <w:p>
+      <w:pPr>
+        <w:ind w:left="-5" w:right="80"/>
+        <w:rPr>
+          <w:rFonts w:ascii="Courier New" w:hAnsi="Courier New" w:cs="Courier New"/>
+          <w:sz w:val="22"/>
+          <w:szCs w:val="22"/>
+          <w:lang w:val="en-US"/>
+        </w:rPr>
+      </w:pPr>
+    </w:p>
+    <w:p>
+      <w:pPr>
+        <w:ind w:left="-5" w:right="80"/>
+        <w:rPr>
+          <w:rFonts w:ascii="Courier New" w:hAnsi="Courier New" w:cs="Courier New"/>
+          <w:sz w:val="22"/>
+          <w:szCs w:val="22"/>
+          <w:lang w:val="en-US"/>
+        </w:rPr>
+      </w:pPr>
+    </w:p>
+    <w:p>
+      <w:pPr>
+        <w:ind w:left="-5" w:right="80"/>
+        <w:rPr>
+          <w:rFonts w:ascii="Courier New" w:hAnsi="Courier New" w:cs="Courier New"/>
+          <w:sz w:val="22"/>
+          <w:szCs w:val="22"/>
+          <w:lang w:val="en-US"/>
+        </w:rPr>
+      </w:pPr>
+    </w:p>
+    <w:p>
+      <w:pPr>
+        <w:ind w:left="-5" w:right="80"/>
+        <w:rPr>
+          <w:rFonts w:ascii="Courier New" w:hAnsi="Courier New" w:cs="Courier New"/>
+          <w:sz w:val="22"/>
+          <w:szCs w:val="22"/>
+          <w:lang w:val="en-US"/>
+        </w:rPr>
+      </w:pPr>
+    </w:p>
+    <w:p>
+      <w:pPr>
+        <w:ind w:left="-5" w:right="80"/>
+        <w:rPr>
+          <w:rFonts w:ascii="Courier New" w:hAnsi="Courier New" w:cs="Courier New"/>
+          <w:sz w:val="22"/>
+          <w:szCs w:val="22"/>
+          <w:lang w:val="en-US"/>
+        </w:rPr>
+      </w:pPr>
+    </w:p>
+    <w:p>
+      <w:pPr>
+        <w:ind w:left="-5" w:right="80"/>
+        <w:rPr>
+          <w:rFonts w:ascii="Courier New" w:hAnsi="Courier New" w:cs="Courier New"/>
+          <w:sz w:val="22"/>
+          <w:szCs w:val="22"/>
+          <w:lang w:val="en-US"/>
+        </w:rPr>
+      </w:pPr>
+    </w:p>
+    <w:p>
+      <w:pPr>
+        <w:ind w:left="-5" w:right="80"/>
+        <w:rPr>
+          <w:rFonts w:ascii="Courier New" w:hAnsi="Courier New" w:cs="Courier New"/>
+          <w:sz w:val="22"/>
+          <w:szCs w:val="22"/>
+          <w:lang w:val="en-US"/>
+        </w:rPr>
+      </w:pPr>
+    </w:p>
+    <w:p>
+      <w:pPr>
+        <w:ind w:left="-5" w:right="80"/>
+        <w:rPr>
+          <w:rFonts w:ascii="Courier New" w:hAnsi="Courier New" w:cs="Courier New"/>
+          <w:sz w:val="22"/>
+          <w:szCs w:val="22"/>
+          <w:lang w:val="en-US"/>
+        </w:rPr>
+      </w:pPr>
+    </w:p>
+    <w:p>
+      <w:pPr>
+        <w:ind w:left="-5" w:right="80"/>
+        <w:rPr>
+          <w:rFonts w:ascii="Courier New" w:hAnsi="Courier New" w:cs="Courier New"/>
+          <w:sz w:val="22"/>
+          <w:szCs w:val="22"/>
+          <w:lang w:val="en-US"/>
+        </w:rPr>
+      </w:pPr>
+    </w:p>
+    <w:p>
+      <w:pPr>
+        <w:ind w:left="-5" w:right="80"/>
+        <w:rPr>
+          <w:rFonts w:ascii="Courier New" w:hAnsi="Courier New" w:cs="Courier New"/>
+          <w:sz w:val="22"/>
+          <w:szCs w:val="22"/>
+          <w:lang w:val="en-US"/>
+        </w:rPr>
+      </w:pPr>
+    </w:p>
+    <w:p>
+      <w:pPr>
+        <w:ind w:left="-5" w:right="80"/>
+        <w:rPr>
+          <w:rFonts w:ascii="Courier New" w:hAnsi="Courier New" w:cs="Courier New"/>
+          <w:sz w:val="22"/>
+          <w:szCs w:val="22"/>
+          <w:lang w:val="en-US"/>
+        </w:rPr>
+      </w:pPr>
+    </w:p>
+    <w:p>
+      <w:pPr>
+        <w:ind w:left="-5" w:right="80"/>
+        <w:rPr>
+          <w:rFonts w:ascii="Courier New" w:hAnsi="Courier New" w:cs="Courier New"/>
+          <w:sz w:val="22"/>
+          <w:szCs w:val="22"/>
+          <w:lang w:val="en-US"/>
+        </w:rPr>
+      </w:pPr>
+    </w:p>
+    <w:p>
+      <w:pPr>
+        <w:ind w:left="-5" w:right="80"/>
+        <w:rPr>
+          <w:rFonts w:ascii="Courier New" w:hAnsi="Courier New" w:cs="Courier New"/>
+          <w:sz w:val="22"/>
+          <w:szCs w:val="22"/>
+          <w:lang w:val="en-US"/>
+        </w:rPr>
+      </w:pPr>
+    </w:p>
+    <w:p>
+      <w:pPr>
+        <w:ind w:left="-5" w:right="80"/>
+        <w:rPr>
+          <w:rFonts w:ascii="Courier New" w:hAnsi="Courier New" w:cs="Courier New"/>
+          <w:sz w:val="22"/>
+          <w:szCs w:val="22"/>
+          <w:lang w:val="en-US"/>
+        </w:rPr>
+      </w:pPr>
+    </w:p>
+    <w:p>
+      <w:pPr>
+        <w:ind w:left="-5" w:right="80"/>
+        <w:rPr>
+          <w:rFonts w:ascii="Courier New" w:hAnsi="Courier New" w:cs="Courier New"/>
+          <w:sz w:val="22"/>
+          <w:szCs w:val="22"/>
+          <w:lang w:val="en-US"/>
+        </w:rPr>
+      </w:pPr>
+    </w:p>
+    <w:p>
+      <w:pPr>
+        <w:ind w:left="-5" w:right="80"/>
+        <w:rPr>
+          <w:rFonts w:ascii="Courier New" w:hAnsi="Courier New" w:cs="Courier New"/>
+          <w:sz w:val="22"/>
+          <w:szCs w:val="22"/>
+          <w:lang w:val="en-US"/>
+        </w:rPr>
+      </w:pPr>
+    </w:p>
+    <w:p>
+      <w:pPr>
+        <w:ind w:left="-5" w:right="80"/>
+        <w:rPr>
+          <w:rFonts w:ascii="Courier New" w:hAnsi="Courier New" w:cs="Courier New"/>
+          <w:sz w:val="22"/>
+          <w:szCs w:val="22"/>
+          <w:lang w:val="en-US"/>
+        </w:rPr>
+      </w:pPr>
+    </w:p>
+    <w:p>
+      <w:pPr>
+        <w:ind w:left="-5" w:right="80"/>
+        <w:rPr>
+          <w:rFonts w:ascii="Courier New" w:hAnsi="Courier New" w:cs="Courier New"/>
+          <w:sz w:val="22"/>
+          <w:szCs w:val="22"/>
+          <w:lang w:val="en-US"/>
+        </w:rPr>
+      </w:pPr>
+    </w:p>
+    <w:p>
+      <w:pPr>
+        <w:ind w:left="-5" w:right="80"/>
+        <w:rPr>
+          <w:rFonts w:ascii="Courier New" w:hAnsi="Courier New" w:cs="Courier New"/>
+          <w:sz w:val="22"/>
+          <w:szCs w:val="22"/>
+          <w:lang w:val="en-US"/>
+        </w:rPr>
+      </w:pPr>
+    </w:p>
+    <w:p>
+      <w:pPr>
+        <w:ind w:left="-5" w:right="80"/>
+        <w:jc w:val="center"/>
+        <w:rPr>
+          <w:rFonts w:ascii="Courier New" w:hAnsi="Courier New" w:cs="Courier New"/>
+          <w:b/>
+          <w:bCs/>
+          <w:sz w:val="28"/>
+          <w:szCs w:val="28"/>
+          <w:lang w:val="ru-RU"/>
+        </w:rPr>
+      </w:pPr>
+      <w:r>
+        <w:rPr>
+          <w:rFonts w:ascii="Courier New" w:hAnsi="Courier New" w:cs="Courier New"/>
+          <w:b/>
+          <w:bCs/>
+          <w:sz w:val="28"/>
+          <w:szCs w:val="28"/>
+          <w:lang w:val="ru-RU"/>
+        </w:rPr>
+        <w:t>Схема алгоритма</w:t>
+      </w:r>
+    </w:p>
+    <w:p>
+      <w:pPr>
+        <w:ind w:left="-5" w:right="80"/>
+        <w:jc w:val="center"/>
+        <w:rPr>
+          <w:rFonts w:ascii="Courier New" w:hAnsi="Courier New" w:cs="Courier New"/>
+          <w:b/>
+          <w:bCs/>
+          <w:sz w:val="28"/>
+          <w:szCs w:val="28"/>
+          <w:lang w:val="ru-RU"/>
+        </w:rPr>
+      </w:pPr>
+      <w:r>
+        <w:rPr>
+          <w:rFonts w:ascii="Courier New" w:hAnsi="Courier New" w:cs="Courier New"/>
+          <w:b/>
+          <w:bCs/>
+          <w:sz w:val="28"/>
+          <w:szCs w:val="28"/>
+          <w:lang w:val="ru-RU"/>
+        </w:rPr>
+        <w:drawing>
+          <wp:inline distT="0" distB="0" distL="0" distR="0" wp14:anchorId="3D71C0AA" wp14:editId="7B12A3CB">
+            <wp:extent cx="5546974" cy="8580474"/>
+            <wp:effectExtent l="0" t="0" r="0" b="0"/>
+            <wp:docPr id="15" name="Рисунок 15"/>
+            <wp:cNvGraphicFramePr>
+              <a:graphicFrameLocks xmlns:a="http://schemas.openxmlformats.org/drawingml/2006/main" noChangeAspect="1"/>
+            </wp:cNvGraphicFramePr>
+            <a:graphic xmlns:a="http://schemas.openxmlformats.org/drawingml/2006/main">
+              <a:graphicData uri="http://schemas.openxmlformats.org/drawingml/2006/picture">
+                <pic:pic xmlns:pic="http://schemas.openxmlformats.org/drawingml/2006/picture">
+                  <pic:nvPicPr>
+                    <pic:cNvPr id="1" name=""/>
+                    <pic:cNvPicPr/>
+                  </pic:nvPicPr>
+                  <pic:blipFill>
+                    <a:blip r:embed="rId10"/>
+                    <a:stretch>
+                      <a:fillRect/>
+                    </a:stretch>
+                  </pic:blipFill>
+                  <pic:spPr>
+                    <a:xfrm>
+                      <a:off x="0" y="0"/>
+                      <a:ext cx="5559980" cy="8600592"/>
+                    </a:xfrm>
+                    <a:prstGeom prst="rect">
+                      <a:avLst/>
+                    </a:prstGeom>
+                  </pic:spPr>
+                </pic:pic>
+              </a:graphicData>
+            </a:graphic>
+          </wp:inline>
+        </w:drawing>
+      </w:r>
+    </w:p>
+    <w:p>
+      <w:pPr>
+        <w:ind w:left="-5" w:right="80"/>
+        <w:jc w:val="center"/>
+        <w:rPr>
+          <w:rFonts w:ascii="Courier New" w:hAnsi="Courier New" w:cs="Courier New"/>
+          <w:sz w:val="22"/>
+          <w:szCs w:val="22"/>
+          <w:lang w:val="ru-KZ"/>
+        </w:rPr>
+      </w:pPr>
+    </w:p>
+    <w:p>
+      <w:pPr>
+        <w:ind w:left="-5" w:right="80"/>
+        <w:jc w:val="center"/>
+        <w:rPr>
+          <w:rFonts w:ascii="Courier New" w:hAnsi="Courier New" w:cs="Courier New"/>
+          <w:sz w:val="22"/>
+          <w:szCs w:val="22"/>
+          <w:lang w:val="ru-KZ"/>
+        </w:rPr>
+      </w:pPr>
+      <w:r>
+        <w:rPr>
+          <w:rFonts w:ascii="Courier New" w:hAnsi="Courier New" w:cs="Courier New"/>
+          <w:sz w:val="22"/>
+          <w:szCs w:val="22"/>
+          <w:lang w:val="ru-KZ"/>
+        </w:rPr>
+        <w:lastRenderedPageBreak/>
+        <w:drawing>
+          <wp:inline distT="0" distB="0" distL="0" distR="0" wp14:anchorId="4A743D79" wp14:editId="43828386">
+            <wp:extent cx="6159149" cy="8686800"/>
+            <wp:effectExtent l="0" t="0" r="0" b="0"/>
+            <wp:docPr id="16" name="Рисунок 16"/>
+            <wp:cNvGraphicFramePr>
+              <a:graphicFrameLocks xmlns:a="http://schemas.openxmlformats.org/drawingml/2006/main" noChangeAspect="1"/>
+            </wp:cNvGraphicFramePr>
+            <a:graphic xmlns:a="http://schemas.openxmlformats.org/drawingml/2006/main">
+              <a:graphicData uri="http://schemas.openxmlformats.org/drawingml/2006/picture">
+                <pic:pic xmlns:pic="http://schemas.openxmlformats.org/drawingml/2006/picture">
+                  <pic:nvPicPr>
+                    <pic:cNvPr id="1" name=""/>
+                    <pic:cNvPicPr/>
+                  </pic:nvPicPr>
+                  <pic:blipFill>
+                    <a:blip r:embed="rId11"/>
+                    <a:stretch>
+                      <a:fillRect/>
+                    </a:stretch>
+                  </pic:blipFill>
+                  <pic:spPr>
+                    <a:xfrm>
+                      <a:off x="0" y="0"/>
+                      <a:ext cx="6169420" cy="8701287"/>
+                    </a:xfrm>
+                    <a:prstGeom prst="rect">
+                      <a:avLst/>
+                    </a:prstGeom>
+                  </pic:spPr>
+                </pic:pic>
+              </a:graphicData>
+            </a:graphic>
+          </wp:inline>
+        </w:drawing>
+      </w:r>
+    </w:p>
+    <w:p>
+      <w:pPr>
+        <w:ind w:left="-5" w:right="80"/>
+        <w:jc w:val="center"/>
+        <w:rPr>
+          <w:rFonts w:ascii="Courier New" w:hAnsi="Courier New" w:cs="Courier New"/>
+          <w:sz w:val="22"/>
+          <w:szCs w:val="22"/>
+          <w:lang w:val="ru-KZ"/>
+        </w:rPr>
+      </w:pPr>
+    </w:p>
+    <w:p>
+      <w:pPr>
+        <w:ind w:left="-5" w:right="80"/>
+        <w:jc w:val="center"/>
+        <w:rPr>
+          <w:rFonts w:ascii="Courier New" w:hAnsi="Courier New" w:cs="Courier New"/>
+          <w:sz w:val="22"/>
+          <w:szCs w:val="22"/>
+          <w:lang w:val="ru-KZ"/>
+        </w:rPr>
+      </w:pPr>
+    </w:p>
+    <w:p>
+      <w:pPr>
+        <w:ind w:left="-5" w:right="80"/>
+        <w:rPr>
+          <w:rFonts w:ascii="Courier New" w:hAnsi="Courier New" w:cs="Courier New"/>
+          <w:sz w:val="22"/>
+          <w:szCs w:val="22"/>
+          <w:lang w:val="en-US"/>
+        </w:rPr>
+      </w:pPr>
+    </w:p>
+    <w:p>
+      <w:pPr>
+        <w:ind w:left="-5" w:right="80"/>
+        <w:rPr>
+          <w:rFonts w:ascii="Courier New" w:hAnsi="Courier New" w:cs="Courier New"/>
+          <w:sz w:val="22"/>
+          <w:szCs w:val="22"/>
+          <w:lang w:val="ru-RU"/>
+        </w:rPr>
+      </w:pPr>
+    </w:p>
+    <w:p>
+      <w:pPr>
+        <w:ind w:left="-5" w:right="80"/>
+        <w:rPr>
+          <w:rFonts w:ascii="Courier New" w:hAnsi="Courier New" w:cs="Courier New"/>
+          <w:sz w:val="22"/>
+          <w:szCs w:val="22"/>
+          <w:lang w:val="ru-RU"/>
+        </w:rPr>
+      </w:pPr>
+    </w:p>
+    <w:p>
+      <w:pPr>
+        <w:ind w:left="-5" w:right="80"/>
+        <w:rPr>
+          <w:rFonts w:ascii="Courier New" w:hAnsi="Courier New" w:cs="Courier New"/>
+          <w:sz w:val="22"/>
+          <w:szCs w:val="22"/>
+          <w:lang w:val="ru-RU"/>
+        </w:rPr>
+      </w:pPr>
     </w:p>
     <w:p>
       <w:pPr>
@@ -2875,9 +7478,9 @@
       </w:pPr>
     </w:p>
     <w:sectPr>
-      <w:footerReference w:type="even" r:id="rId9"/>
-      <w:footerReference w:type="default" r:id="rId10"/>
-      <w:footerReference w:type="first" r:id="rId11"/>
+      <w:footerReference w:type="even" r:id="rId12"/>
+      <w:footerReference w:type="default" r:id="rId13"/>
+      <w:footerReference w:type="first" r:id="rId14"/>
       <w:pgSz w:w="11906" w:h="16838"/>
       <w:pgMar w:top="1128" w:right="499" w:bottom="1283" w:left="1702" w:header="720" w:footer="720" w:gutter="0"/>
       <w:cols w:space="720"/>
@@ -3658,7 +8261,6 @@
   <w:style w:type="character" w:default="1" w:styleId="a0">
     <w:name w:val="Default Paragraph Font"/>
     <w:uiPriority w:val="1"/>
-    <w:semiHidden/>
     <w:unhideWhenUsed/>
   </w:style>
   <w:style w:type="table" w:default="1" w:styleId="a1">
